--- a/docs/EC FAN OS 통합 검증서 20260417(간소화)/3. 기본동작/기본동작 No. 05 - DC Link 전압 모니터링 기능 검증.docx
+++ b/docs/EC FAN OS 통합 검증서 20260417(간소화)/3. 기본동작/기본동작 No. 05 - DC Link 전압 모니터링 기능 검증.docx
@@ -17,10 +17,10 @@
         <w:tblLook w:val="04A0" w:firstRow="1" w:lastRow="0" w:firstColumn="1" w:lastColumn="0" w:noHBand="0" w:noVBand="1"/>
       </w:tblPr>
       <w:tblGrid>
-        <w:gridCol w:w="1489"/>
-        <w:gridCol w:w="4394"/>
-        <w:gridCol w:w="1417"/>
-        <w:gridCol w:w="2196"/>
+        <w:gridCol w:w="616"/>
+        <w:gridCol w:w="5396"/>
+        <w:gridCol w:w="2034"/>
+        <w:gridCol w:w="2795"/>
       </w:tblGrid>
       <w:tr>
         <w:trPr>
@@ -311,21 +311,7 @@
               <w:rPr>
                 <w:rFonts w:asciiTheme="majorHAnsi" w:eastAsiaTheme="majorHAnsi" w:hAnsiTheme="majorHAnsi" w:hint="eastAsia"/>
               </w:rPr>
-              <w:t xml:space="preserve">를 읽어, 정격전압(380Vac) </w:t>
-            </w:r>
-            <w:proofErr w:type="spellStart"/>
-            <w:r>
-              <w:rPr>
-                <w:rFonts w:asciiTheme="majorHAnsi" w:eastAsiaTheme="majorHAnsi" w:hAnsiTheme="majorHAnsi" w:hint="eastAsia"/>
-              </w:rPr>
-              <w:t>인가시</w:t>
-            </w:r>
-            <w:proofErr w:type="spellEnd"/>
-            <w:r>
-              <w:rPr>
-                <w:rFonts w:asciiTheme="majorHAnsi" w:eastAsiaTheme="majorHAnsi" w:hAnsiTheme="majorHAnsi" w:hint="eastAsia"/>
-              </w:rPr>
-              <w:t xml:space="preserve"> 실제 물리적 직류 전압(DC 537V 기준)을 오차 범위(±10%) 내에서 </w:t>
+              <w:t xml:space="preserve">를 읽어, 정격전압(380Vac) 인가시 실제 물리적 직류 전압(DC 537V 기준)을 오차 범위(±10%) 내에서 </w:t>
             </w:r>
             <w:r>
               <w:rPr>
@@ -515,7 +501,7 @@
               <w:jc w:val="left"/>
               <w:textAlignment w:val="auto"/>
               <w:rPr>
-                <w:rFonts w:asciiTheme="majorHAnsi" w:eastAsiaTheme="majorHAnsi" w:hAnsiTheme="majorHAnsi" w:hint="eastAsia"/>
+                <w:rFonts w:asciiTheme="majorHAnsi" w:eastAsiaTheme="majorHAnsi" w:hAnsiTheme="majorHAnsi"/>
               </w:rPr>
             </w:pPr>
             <w:r>
@@ -666,48 +652,14 @@
                 <w:bCs/>
                 <w:szCs w:val="20"/>
               </w:rPr>
-              <w:t xml:space="preserve">485 통신 </w:t>
-            </w:r>
-            <w:proofErr w:type="gramStart"/>
-            <w:r>
-              <w:rPr>
-                <w:rFonts w:asciiTheme="majorHAnsi" w:eastAsiaTheme="majorHAnsi" w:hAnsiTheme="majorHAnsi" w:hint="eastAsia"/>
-                <w:b/>
-                <w:bCs/>
+              <w:t>485 통신 초기설정</w:t>
+            </w:r>
+            <w:r>
+              <w:rPr>
+                <w:rFonts w:asciiTheme="majorHAnsi" w:eastAsiaTheme="majorHAnsi" w:hAnsiTheme="majorHAnsi" w:hint="eastAsia"/>
                 <w:szCs w:val="20"/>
               </w:rPr>
-              <w:t>초기설정</w:t>
-            </w:r>
-            <w:r>
-              <w:rPr>
-                <w:rFonts w:asciiTheme="majorHAnsi" w:eastAsiaTheme="majorHAnsi" w:hAnsiTheme="majorHAnsi" w:hint="eastAsia"/>
-                <w:szCs w:val="20"/>
-              </w:rPr>
-              <w:t xml:space="preserve"> :</w:t>
-            </w:r>
-            <w:proofErr w:type="gramEnd"/>
-            <w:r>
-              <w:rPr>
-                <w:rFonts w:asciiTheme="majorHAnsi" w:eastAsiaTheme="majorHAnsi" w:hAnsiTheme="majorHAnsi" w:hint="eastAsia"/>
-                <w:szCs w:val="20"/>
-              </w:rPr>
-              <w:t xml:space="preserve"> (</w:t>
-            </w:r>
-            <w:proofErr w:type="spellStart"/>
-            <w:r>
-              <w:rPr>
-                <w:rFonts w:asciiTheme="majorHAnsi" w:eastAsiaTheme="majorHAnsi" w:hAnsiTheme="majorHAnsi" w:hint="eastAsia"/>
-                <w:szCs w:val="20"/>
-              </w:rPr>
-              <w:t>Baudrate</w:t>
-            </w:r>
-            <w:proofErr w:type="spellEnd"/>
-            <w:r>
-              <w:rPr>
-                <w:rFonts w:asciiTheme="majorHAnsi" w:eastAsiaTheme="majorHAnsi" w:hAnsiTheme="majorHAnsi" w:hint="eastAsia"/>
-                <w:szCs w:val="20"/>
-              </w:rPr>
-              <w:t xml:space="preserve"> : 19,200bps, Parity : Even, Node ID : 1)</w:t>
+              <w:t xml:space="preserve"> : (Baudrate : 19,200bps, Parity : Even, Node ID : 1)</w:t>
             </w:r>
           </w:p>
           <w:p>
@@ -764,23 +716,7 @@
                 <w:rFonts w:asciiTheme="majorHAnsi" w:eastAsiaTheme="majorHAnsi" w:hAnsiTheme="majorHAnsi" w:hint="eastAsia"/>
                 <w:szCs w:val="20"/>
               </w:rPr>
-              <w:t xml:space="preserve">EC FAN 드라이브의 메인 전원 단자에 3상 380Vac를 인가하고 내부 </w:t>
-            </w:r>
-            <w:proofErr w:type="spellStart"/>
-            <w:r>
-              <w:rPr>
-                <w:rFonts w:asciiTheme="majorHAnsi" w:eastAsiaTheme="majorHAnsi" w:hAnsiTheme="majorHAnsi" w:hint="eastAsia"/>
-                <w:szCs w:val="20"/>
-              </w:rPr>
-              <w:t>커패시터가</w:t>
-            </w:r>
-            <w:proofErr w:type="spellEnd"/>
-            <w:r>
-              <w:rPr>
-                <w:rFonts w:asciiTheme="majorHAnsi" w:eastAsiaTheme="majorHAnsi" w:hAnsiTheme="majorHAnsi" w:hint="eastAsia"/>
-                <w:szCs w:val="20"/>
-              </w:rPr>
-              <w:t xml:space="preserve"> 완전히 충전될 때까지 대기한다. (실제 물리적 직류 변환 전압: 380V * 1.414 = 약 537Vdc)</w:t>
+              <w:t>EC FAN 드라이브의 메인 전원 단자에 3상 380Vac를 인가하고 내부 커패시터가 완전히 충전될 때까지 대기한다. (실제 물리적 직류 변환 전압: 380V * 1.414 = 약 537Vdc)</w:t>
             </w:r>
           </w:p>
           <w:p>
@@ -811,57 +747,16 @@
                 <w:numId w:val="38"/>
               </w:numPr>
               <w:rPr>
-                <w:rFonts w:asciiTheme="majorHAnsi" w:eastAsiaTheme="majorHAnsi" w:hAnsiTheme="majorHAnsi" w:hint="eastAsia"/>
+                <w:rFonts w:asciiTheme="majorHAnsi" w:eastAsiaTheme="majorHAnsi" w:hAnsiTheme="majorHAnsi"/>
                 <w:szCs w:val="20"/>
               </w:rPr>
             </w:pPr>
-            <w:proofErr w:type="spellStart"/>
             <w:r>
               <w:rPr>
                 <w:rFonts w:asciiTheme="majorHAnsi" w:eastAsiaTheme="majorHAnsi" w:hAnsiTheme="majorHAnsi" w:hint="eastAsia"/>
                 <w:szCs w:val="20"/>
               </w:rPr>
-              <w:t>멀티미터</w:t>
-            </w:r>
-            <w:proofErr w:type="spellEnd"/>
-            <w:r>
-              <w:rPr>
-                <w:rFonts w:asciiTheme="majorHAnsi" w:eastAsiaTheme="majorHAnsi" w:hAnsiTheme="majorHAnsi" w:hint="eastAsia"/>
-                <w:szCs w:val="20"/>
-              </w:rPr>
-              <w:t xml:space="preserve">(DMM)를 드라이브 내부 DC Link (+, -) 단자에 직접 찍어 계측한 실제 </w:t>
-            </w:r>
-            <w:proofErr w:type="spellStart"/>
-            <w:r>
-              <w:rPr>
-                <w:rFonts w:asciiTheme="majorHAnsi" w:eastAsiaTheme="majorHAnsi" w:hAnsiTheme="majorHAnsi" w:hint="eastAsia"/>
-                <w:szCs w:val="20"/>
-              </w:rPr>
-              <w:t>전압값과</w:t>
-            </w:r>
-            <w:proofErr w:type="spellEnd"/>
-            <w:r>
-              <w:rPr>
-                <w:rFonts w:asciiTheme="majorHAnsi" w:eastAsiaTheme="majorHAnsi" w:hAnsiTheme="majorHAnsi" w:hint="eastAsia"/>
-                <w:szCs w:val="20"/>
-              </w:rPr>
-              <w:t xml:space="preserve">, 통신으로 </w:t>
-            </w:r>
-            <w:proofErr w:type="spellStart"/>
-            <w:r>
-              <w:rPr>
-                <w:rFonts w:asciiTheme="majorHAnsi" w:eastAsiaTheme="majorHAnsi" w:hAnsiTheme="majorHAnsi" w:hint="eastAsia"/>
-                <w:szCs w:val="20"/>
-              </w:rPr>
-              <w:t>읽어들인</w:t>
-            </w:r>
-            <w:proofErr w:type="spellEnd"/>
-            <w:r>
-              <w:rPr>
-                <w:rFonts w:asciiTheme="majorHAnsi" w:eastAsiaTheme="majorHAnsi" w:hAnsiTheme="majorHAnsi" w:hint="eastAsia"/>
-                <w:szCs w:val="20"/>
-              </w:rPr>
-              <w:t xml:space="preserve"> 파라미터 값을 대조하여 오차가 ±10% 이내(약 483V - 590V 구간)에 정확히 들어오는지 확인한다.</w:t>
+              <w:t>멀티미터(DMM)를 드라이브 내부 DC Link (+, -) 단자에 직접 찍어 계측한 실제 전압값과, 통신으로 읽어들인 파라미터 값을 대조하여 오차가 ±10% 이내(약 483V - 590V 구간)에 정확히 들어오는지 확인한다.</w:t>
             </w:r>
           </w:p>
         </w:tc>
@@ -967,33 +862,11 @@
                 <w:rFonts w:asciiTheme="majorHAnsi" w:eastAsiaTheme="majorHAnsi" w:hAnsiTheme="majorHAnsi"/>
               </w:rPr>
             </w:pPr>
-            <w:proofErr w:type="spellStart"/>
             <w:r>
               <w:rPr>
                 <w:rFonts w:asciiTheme="majorHAnsi" w:eastAsiaTheme="majorHAnsi" w:hAnsiTheme="majorHAnsi"/>
               </w:rPr>
-              <w:t>파싱된</w:t>
-            </w:r>
-            <w:proofErr w:type="spellEnd"/>
-            <w:r>
-              <w:rPr>
-                <w:rFonts w:asciiTheme="majorHAnsi" w:eastAsiaTheme="majorHAnsi" w:hAnsiTheme="majorHAnsi"/>
-              </w:rPr>
-              <w:t xml:space="preserve"> </w:t>
-            </w:r>
-            <w:proofErr w:type="spellStart"/>
-            <w:r>
-              <w:rPr>
-                <w:rFonts w:asciiTheme="majorHAnsi" w:eastAsiaTheme="majorHAnsi" w:hAnsiTheme="majorHAnsi"/>
-              </w:rPr>
-              <w:t>전압값이</w:t>
-            </w:r>
-            <w:proofErr w:type="spellEnd"/>
-            <w:r>
-              <w:rPr>
-                <w:rFonts w:asciiTheme="majorHAnsi" w:eastAsiaTheme="majorHAnsi" w:hAnsiTheme="majorHAnsi"/>
-              </w:rPr>
-              <w:t> 0V나 65535V 등의 의미 없는 쓰레기 값이 아니어야 하며, 외부 공인 계측기 대비 </w:t>
+              <w:t>파싱된 전압값이 0V나 65535V 등의 의미 없는 쓰레기 값이 아니어야 하며, 외부 공인 계측기 대비 </w:t>
             </w:r>
             <w:r>
               <w:rPr>
@@ -1007,21 +880,7 @@
               <w:rPr>
                 <w:rFonts w:asciiTheme="majorHAnsi" w:eastAsiaTheme="majorHAnsi" w:hAnsiTheme="majorHAnsi"/>
               </w:rPr>
-              <w:t xml:space="preserve">를 보장해야만 합격 처리한다. (펌웨어의 전압 분배 저항 비 및 스케일링 </w:t>
-            </w:r>
-            <w:proofErr w:type="spellStart"/>
-            <w:r>
-              <w:rPr>
-                <w:rFonts w:asciiTheme="majorHAnsi" w:eastAsiaTheme="majorHAnsi" w:hAnsiTheme="majorHAnsi"/>
-              </w:rPr>
-              <w:t>팩터</w:t>
-            </w:r>
-            <w:proofErr w:type="spellEnd"/>
-            <w:r>
-              <w:rPr>
-                <w:rFonts w:asciiTheme="majorHAnsi" w:eastAsiaTheme="majorHAnsi" w:hAnsiTheme="majorHAnsi"/>
-              </w:rPr>
-              <w:t xml:space="preserve"> 연산 무결성 증명)</w:t>
+              <w:t>를 보장해야만 합격 처리한다. (펌웨어의 전압 분배 저항 비 및 스케일링 팩터 연산 무결성 증명)</w:t>
             </w:r>
           </w:p>
           <w:p>
@@ -1032,7 +891,7 @@
                 <w:numId w:val="0"/>
               </w:numPr>
               <w:rPr>
-                <w:rFonts w:asciiTheme="majorHAnsi" w:eastAsiaTheme="majorHAnsi" w:hAnsiTheme="majorHAnsi" w:hint="eastAsia"/>
+                <w:rFonts w:asciiTheme="majorHAnsi" w:eastAsiaTheme="majorHAnsi" w:hAnsiTheme="majorHAnsi"/>
               </w:rPr>
             </w:pPr>
           </w:p>
@@ -1064,6 +923,7 @@
               <w:rPr>
                 <w:rFonts w:asciiTheme="majorHAnsi" w:eastAsiaTheme="majorHAnsi" w:hAnsiTheme="majorHAnsi" w:hint="eastAsia"/>
               </w:rPr>
+              <w:lastRenderedPageBreak/>
               <w:t>시험결과</w:t>
             </w:r>
           </w:p>
@@ -1085,6 +945,3834 @@
                 <w:rFonts w:asciiTheme="majorHAnsi" w:eastAsiaTheme="majorHAnsi" w:hAnsiTheme="majorHAnsi"/>
               </w:rPr>
             </w:pPr>
+            <w:r>
+              <w:rPr>
+                <w:rFonts w:asciiTheme="majorHAnsi" w:eastAsiaTheme="majorHAnsi" w:hAnsiTheme="majorHAnsi"/>
+              </w:rPr>
+              <w:drawing>
+                <wp:inline distT="0" distB="0" distL="0" distR="0" wp14:anchorId="261924B1" wp14:editId="2DA153EC">
+                  <wp:extent cx="5731510" cy="7158990"/>
+                  <wp:effectExtent l="0" t="0" r="2540" b="3810"/>
+                  <wp:docPr id="1" name="그림 1"/>
+                  <wp:cNvGraphicFramePr>
+                    <a:graphicFrameLocks xmlns:a="http://schemas.openxmlformats.org/drawingml/2006/main" noChangeAspect="1"/>
+                  </wp:cNvGraphicFramePr>
+                  <a:graphic xmlns:a="http://schemas.openxmlformats.org/drawingml/2006/main">
+                    <a:graphicData uri="http://schemas.openxmlformats.org/drawingml/2006/picture">
+                      <pic:pic xmlns:pic="http://schemas.openxmlformats.org/drawingml/2006/picture">
+                        <pic:nvPicPr>
+                          <pic:cNvPr id="1" name=""/>
+                          <pic:cNvPicPr/>
+                        </pic:nvPicPr>
+                        <pic:blipFill>
+                          <a:blip r:embed="rId8"/>
+                          <a:stretch>
+                            <a:fillRect/>
+                          </a:stretch>
+                        </pic:blipFill>
+                        <pic:spPr>
+                          <a:xfrm>
+                            <a:off x="0" y="0"/>
+                            <a:ext cx="5731510" cy="7158990"/>
+                          </a:xfrm>
+                          <a:prstGeom prst="rect">
+                            <a:avLst/>
+                          </a:prstGeom>
+                        </pic:spPr>
+                      </pic:pic>
+                    </a:graphicData>
+                  </a:graphic>
+                </wp:inline>
+              </w:drawing>
+            </w:r>
+          </w:p>
+          <w:p>
+            <w:pPr>
+              <w:pStyle w:val="1-0"/>
+              <w:rPr>
+                <w:rFonts w:asciiTheme="majorHAnsi" w:eastAsiaTheme="majorHAnsi" w:hAnsiTheme="majorHAnsi"/>
+              </w:rPr>
+            </w:pPr>
+            <w:r>
+              <w:rPr>
+                <w:rFonts w:asciiTheme="majorHAnsi" w:eastAsiaTheme="majorHAnsi" w:hAnsiTheme="majorHAnsi"/>
+              </w:rPr>
+              <w:t>============================================================</w:t>
+            </w:r>
+          </w:p>
+          <w:p>
+            <w:pPr>
+              <w:pStyle w:val="1-0"/>
+              <w:rPr>
+                <w:rFonts w:asciiTheme="majorHAnsi" w:eastAsiaTheme="majorHAnsi" w:hAnsiTheme="majorHAnsi" w:hint="eastAsia"/>
+              </w:rPr>
+            </w:pPr>
+            <w:r>
+              <w:rPr>
+                <w:rFonts w:asciiTheme="majorHAnsi" w:eastAsiaTheme="majorHAnsi" w:hAnsiTheme="majorHAnsi" w:hint="eastAsia"/>
+              </w:rPr>
+              <w:t>테스트 항목  : [3-5] DC Link 전압 모니터링 검증</w:t>
+            </w:r>
+          </w:p>
+          <w:p>
+            <w:pPr>
+              <w:pStyle w:val="1-0"/>
+              <w:rPr>
+                <w:rFonts w:asciiTheme="majorHAnsi" w:eastAsiaTheme="majorHAnsi" w:hAnsiTheme="majorHAnsi" w:hint="eastAsia"/>
+              </w:rPr>
+            </w:pPr>
+            <w:r>
+              <w:rPr>
+                <w:rFonts w:asciiTheme="majorHAnsi" w:eastAsiaTheme="majorHAnsi" w:hAnsiTheme="majorHAnsi" w:hint="eastAsia"/>
+              </w:rPr>
+              <w:t>시작 시각    : 2026. 4. 18. 오후 8:08:20</w:t>
+            </w:r>
+          </w:p>
+          <w:p>
+            <w:pPr>
+              <w:pStyle w:val="1-0"/>
+              <w:rPr>
+                <w:rFonts w:asciiTheme="majorHAnsi" w:eastAsiaTheme="majorHAnsi" w:hAnsiTheme="majorHAnsi" w:hint="eastAsia"/>
+              </w:rPr>
+            </w:pPr>
+            <w:r>
+              <w:rPr>
+                <w:rFonts w:asciiTheme="majorHAnsi" w:eastAsiaTheme="majorHAnsi" w:hAnsiTheme="majorHAnsi" w:hint="eastAsia"/>
+              </w:rPr>
+              <w:t>종료 시각    : 2026. 4. 18. 오후 8:08:25</w:t>
+            </w:r>
+          </w:p>
+          <w:p>
+            <w:pPr>
+              <w:pStyle w:val="1-0"/>
+              <w:rPr>
+                <w:rFonts w:asciiTheme="majorHAnsi" w:eastAsiaTheme="majorHAnsi" w:hAnsiTheme="majorHAnsi" w:hint="eastAsia"/>
+              </w:rPr>
+            </w:pPr>
+            <w:r>
+              <w:rPr>
+                <w:rFonts w:asciiTheme="majorHAnsi" w:eastAsiaTheme="majorHAnsi" w:hAnsiTheme="majorHAnsi" w:hint="eastAsia"/>
+              </w:rPr>
+              <w:t>저장 시각    : 2026. 4. 18. 오후 8:08:43</w:t>
+            </w:r>
+          </w:p>
+          <w:p>
+            <w:pPr>
+              <w:pStyle w:val="1-0"/>
+              <w:rPr>
+                <w:rFonts w:asciiTheme="majorHAnsi" w:eastAsiaTheme="majorHAnsi" w:hAnsiTheme="majorHAnsi"/>
+              </w:rPr>
+            </w:pPr>
+            <w:r>
+              <w:rPr>
+                <w:rFonts w:asciiTheme="majorHAnsi" w:eastAsiaTheme="majorHAnsi" w:hAnsiTheme="majorHAnsi"/>
+              </w:rPr>
+              <w:lastRenderedPageBreak/>
+              <w:t>============================================================</w:t>
+            </w:r>
+          </w:p>
+          <w:p>
+            <w:pPr>
+              <w:pStyle w:val="1-0"/>
+              <w:rPr>
+                <w:rFonts w:asciiTheme="majorHAnsi" w:eastAsiaTheme="majorHAnsi" w:hAnsiTheme="majorHAnsi"/>
+              </w:rPr>
+            </w:pPr>
+          </w:p>
+          <w:p>
+            <w:pPr>
+              <w:pStyle w:val="1-0"/>
+              <w:rPr>
+                <w:rFonts w:asciiTheme="majorHAnsi" w:eastAsiaTheme="majorHAnsi" w:hAnsiTheme="majorHAnsi" w:hint="eastAsia"/>
+              </w:rPr>
+            </w:pPr>
+            <w:r>
+              <w:rPr>
+                <w:rFonts w:asciiTheme="majorHAnsi" w:eastAsiaTheme="majorHAnsi" w:hAnsiTheme="majorHAnsi" w:hint="eastAsia"/>
+              </w:rPr>
+              <w:t>[실행 로그]</w:t>
+            </w:r>
+          </w:p>
+          <w:p>
+            <w:pPr>
+              <w:pStyle w:val="1-0"/>
+              <w:rPr>
+                <w:rFonts w:asciiTheme="majorHAnsi" w:eastAsiaTheme="majorHAnsi" w:hAnsiTheme="majorHAnsi"/>
+              </w:rPr>
+            </w:pPr>
+            <w:r>
+              <w:rPr>
+                <w:rFonts w:asciiTheme="majorHAnsi" w:eastAsiaTheme="majorHAnsi" w:hAnsiTheme="majorHAnsi"/>
+              </w:rPr>
+              <w:t>------------------------------------------------------------</w:t>
+            </w:r>
+          </w:p>
+          <w:p>
+            <w:pPr>
+              <w:pStyle w:val="1-0"/>
+              <w:rPr>
+                <w:rFonts w:asciiTheme="majorHAnsi" w:eastAsiaTheme="majorHAnsi" w:hAnsiTheme="majorHAnsi" w:hint="eastAsia"/>
+              </w:rPr>
+            </w:pPr>
+            <w:r>
+              <w:rPr>
+                <w:rFonts w:asciiTheme="majorHAnsi" w:eastAsiaTheme="majorHAnsi" w:hAnsiTheme="majorHAnsi" w:hint="eastAsia"/>
+              </w:rPr>
+              <w:t>[20시 8분 20초] [INFO] 테스트 시작: DC Link 전압 모니터링 검증</w:t>
+            </w:r>
+          </w:p>
+          <w:p>
+            <w:pPr>
+              <w:pStyle w:val="1-0"/>
+              <w:rPr>
+                <w:rFonts w:asciiTheme="majorHAnsi" w:eastAsiaTheme="majorHAnsi" w:hAnsiTheme="majorHAnsi" w:hint="eastAsia"/>
+              </w:rPr>
+            </w:pPr>
+            <w:r>
+              <w:rPr>
+                <w:rFonts w:asciiTheme="majorHAnsi" w:eastAsiaTheme="majorHAnsi" w:hAnsiTheme="majorHAnsi" w:hint="eastAsia"/>
+              </w:rPr>
+              <w:t>[20시 8분 20초] [STEP] [Phase 2] 정격 입력(380Vac) 인가 및 DC Link 전압 센싱 정밀도 확인 (Static Positive Test)</w:t>
+            </w:r>
+          </w:p>
+          <w:p>
+            <w:pPr>
+              <w:pStyle w:val="1-0"/>
+              <w:rPr>
+                <w:rFonts w:asciiTheme="majorHAnsi" w:eastAsiaTheme="majorHAnsi" w:hAnsiTheme="majorHAnsi"/>
+              </w:rPr>
+            </w:pPr>
+            <w:r>
+              <w:rPr>
+                <w:rFonts w:asciiTheme="majorHAnsi" w:eastAsiaTheme="majorHAnsi" w:hAnsiTheme="majorHAnsi"/>
+              </w:rPr>
+              <w:t>[20</w:t>
+            </w:r>
+            <w:r>
+              <w:rPr>
+                <w:rFonts w:asciiTheme="majorHAnsi" w:eastAsiaTheme="majorHAnsi" w:hAnsiTheme="majorHAnsi" w:hint="eastAsia"/>
+              </w:rPr>
+              <w:t>시</w:t>
+            </w:r>
+            <w:r>
+              <w:rPr>
+                <w:rFonts w:asciiTheme="majorHAnsi" w:eastAsiaTheme="majorHAnsi" w:hAnsiTheme="majorHAnsi"/>
+              </w:rPr>
+              <w:t xml:space="preserve"> 8</w:t>
+            </w:r>
+            <w:r>
+              <w:rPr>
+                <w:rFonts w:asciiTheme="majorHAnsi" w:eastAsiaTheme="majorHAnsi" w:hAnsiTheme="majorHAnsi" w:hint="eastAsia"/>
+              </w:rPr>
+              <w:t>분</w:t>
+            </w:r>
+            <w:r>
+              <w:rPr>
+                <w:rFonts w:asciiTheme="majorHAnsi" w:eastAsiaTheme="majorHAnsi" w:hAnsiTheme="majorHAnsi"/>
+              </w:rPr>
+              <w:t xml:space="preserve"> 20</w:t>
+            </w:r>
+            <w:r>
+              <w:rPr>
+                <w:rFonts w:asciiTheme="majorHAnsi" w:eastAsiaTheme="majorHAnsi" w:hAnsiTheme="majorHAnsi" w:hint="eastAsia"/>
+              </w:rPr>
+              <w:t>초</w:t>
+            </w:r>
+            <w:r>
+              <w:rPr>
+                <w:rFonts w:asciiTheme="majorHAnsi" w:eastAsiaTheme="majorHAnsi" w:hAnsiTheme="majorHAnsi"/>
+              </w:rPr>
+              <w:t xml:space="preserve">] [INFO]   </w:t>
+            </w:r>
+            <w:r>
+              <w:rPr>
+                <w:rFonts w:asciiTheme="majorHAnsi" w:eastAsiaTheme="majorHAnsi" w:hAnsiTheme="majorHAnsi" w:hint="eastAsia"/>
+              </w:rPr>
+              <w:t>기준값</w:t>
+            </w:r>
+            <w:r>
+              <w:rPr>
+                <w:rFonts w:asciiTheme="majorHAnsi" w:eastAsiaTheme="majorHAnsi" w:hAnsiTheme="majorHAnsi"/>
+              </w:rPr>
+              <w:t xml:space="preserve">: 380Vac × </w:t>
+            </w:r>
+            <w:r>
+              <w:rPr>
+                <w:rFonts w:asciiTheme="majorHAnsi" w:eastAsiaTheme="majorHAnsi" w:hAnsiTheme="majorHAnsi" w:hint="eastAsia"/>
+              </w:rPr>
+              <w:t>√</w:t>
+            </w:r>
+            <w:r>
+              <w:rPr>
+                <w:rFonts w:asciiTheme="majorHAnsi" w:eastAsiaTheme="majorHAnsi" w:hAnsiTheme="majorHAnsi"/>
+              </w:rPr>
+              <w:t xml:space="preserve">2 </w:t>
+            </w:r>
+            <w:r>
+              <w:rPr>
+                <w:rFonts w:ascii="바탕" w:eastAsia="바탕" w:hAnsi="바탕" w:cs="바탕" w:hint="eastAsia"/>
+              </w:rPr>
+              <w:t>≈</w:t>
+            </w:r>
+            <w:r>
+              <w:rPr>
+                <w:rFonts w:asciiTheme="majorHAnsi" w:eastAsiaTheme="majorHAnsi" w:hAnsiTheme="majorHAnsi"/>
+              </w:rPr>
+              <w:t xml:space="preserve"> 537Vdc  /  </w:t>
+            </w:r>
+            <w:r>
+              <w:rPr>
+                <w:rFonts w:asciiTheme="majorHAnsi" w:eastAsiaTheme="majorHAnsi" w:hAnsiTheme="majorHAnsi" w:hint="eastAsia"/>
+              </w:rPr>
+              <w:t>허용범위</w:t>
+            </w:r>
+            <w:r>
+              <w:rPr>
+                <w:rFonts w:asciiTheme="majorHAnsi" w:eastAsiaTheme="majorHAnsi" w:hAnsiTheme="majorHAnsi"/>
+              </w:rPr>
+              <w:t xml:space="preserve">: ±10%  </w:t>
+            </w:r>
+            <w:r>
+              <w:rPr>
+                <w:rFonts w:asciiTheme="majorHAnsi" w:eastAsiaTheme="majorHAnsi" w:hAnsiTheme="majorHAnsi" w:hint="eastAsia"/>
+              </w:rPr>
+              <w:t>→</w:t>
+            </w:r>
+            <w:r>
+              <w:rPr>
+                <w:rFonts w:asciiTheme="majorHAnsi" w:eastAsiaTheme="majorHAnsi" w:hAnsiTheme="majorHAnsi"/>
+              </w:rPr>
+              <w:t xml:space="preserve">  483 ~ 590V</w:t>
+            </w:r>
+          </w:p>
+          <w:p>
+            <w:pPr>
+              <w:pStyle w:val="1-0"/>
+              <w:rPr>
+                <w:rFonts w:asciiTheme="majorHAnsi" w:eastAsiaTheme="majorHAnsi" w:hAnsiTheme="majorHAnsi" w:hint="eastAsia"/>
+              </w:rPr>
+            </w:pPr>
+            <w:r>
+              <w:rPr>
+                <w:rFonts w:asciiTheme="majorHAnsi" w:eastAsiaTheme="majorHAnsi" w:hAnsiTheme="majorHAnsi" w:hint="eastAsia"/>
+              </w:rPr>
+              <w:t>[20시 8분 20초] [INFO] ▶ Phase 2-1 시작</w:t>
+            </w:r>
+          </w:p>
+          <w:p>
+            <w:pPr>
+              <w:pStyle w:val="1-0"/>
+              <w:rPr>
+                <w:rFonts w:asciiTheme="majorHAnsi" w:eastAsiaTheme="majorHAnsi" w:hAnsiTheme="majorHAnsi" w:hint="eastAsia"/>
+              </w:rPr>
+            </w:pPr>
+            <w:r>
+              <w:rPr>
+                <w:rFonts w:asciiTheme="majorHAnsi" w:eastAsiaTheme="majorHAnsi" w:hAnsiTheme="majorHAnsi" w:hint="eastAsia"/>
+              </w:rPr>
+              <w:t>[20시 8분 20초] [STEP] [Phase 2-1] DC Link 전압 파라미터 읽기</w:t>
+            </w:r>
+          </w:p>
+          <w:p>
+            <w:pPr>
+              <w:pStyle w:val="1-0"/>
+              <w:rPr>
+                <w:rFonts w:asciiTheme="majorHAnsi" w:eastAsiaTheme="majorHAnsi" w:hAnsiTheme="majorHAnsi" w:hint="eastAsia"/>
+              </w:rPr>
+            </w:pPr>
+            <w:r>
+              <w:rPr>
+                <w:rFonts w:asciiTheme="majorHAnsi" w:eastAsiaTheme="majorHAnsi" w:hAnsiTheme="majorHAnsi" w:hint="eastAsia"/>
+              </w:rPr>
+              <w:t>[20시 8분 20초] [WARN]   [Step 1] 메인 전원 3상 380Vac 인가 및 커패시터 충전 완료 여부를 확인하십시오.</w:t>
+            </w:r>
+          </w:p>
+          <w:p>
+            <w:pPr>
+              <w:pStyle w:val="1-0"/>
+              <w:rPr>
+                <w:rFonts w:asciiTheme="majorHAnsi" w:eastAsiaTheme="majorHAnsi" w:hAnsiTheme="majorHAnsi" w:hint="eastAsia"/>
+              </w:rPr>
+            </w:pPr>
+            <w:r>
+              <w:rPr>
+                <w:rFonts w:asciiTheme="majorHAnsi" w:eastAsiaTheme="majorHAnsi" w:hAnsiTheme="majorHAnsi" w:hint="eastAsia"/>
+              </w:rPr>
+              <w:t>[20시 8분 20초] [INFO]   [Step 2] FC 0x64 Configure — CH7 (DC Link Voltage), period=160 (20ms)</w:t>
+            </w:r>
+          </w:p>
+          <w:p>
+            <w:pPr>
+              <w:pStyle w:val="1-0"/>
+              <w:rPr>
+                <w:rFonts w:asciiTheme="majorHAnsi" w:eastAsiaTheme="majorHAnsi" w:hAnsiTheme="majorHAnsi" w:hint="eastAsia"/>
+              </w:rPr>
+            </w:pPr>
+            <w:r>
+              <w:rPr>
+                <w:rFonts w:asciiTheme="majorHAnsi" w:eastAsiaTheme="majorHAnsi" w:hAnsiTheme="majorHAnsi" w:hint="eastAsia"/>
+              </w:rPr>
+              <w:t>[20시 8분 20초] [INFO]   FC 0x64 스트림 시작 — 첫 샘플 대기 중...</w:t>
+            </w:r>
+          </w:p>
+          <w:p>
+            <w:pPr>
+              <w:pStyle w:val="1-0"/>
+              <w:rPr>
+                <w:rFonts w:asciiTheme="majorHAnsi" w:eastAsiaTheme="majorHAnsi" w:hAnsiTheme="majorHAnsi" w:hint="eastAsia"/>
+              </w:rPr>
+            </w:pPr>
+            <w:r>
+              <w:rPr>
+                <w:rFonts w:asciiTheme="majorHAnsi" w:eastAsiaTheme="majorHAnsi" w:hAnsiTheme="majorHAnsi" w:hint="eastAsia"/>
+              </w:rPr>
+              <w:t>[20시 8분 20초] [INFO]   RX: FC 0x64 CH7 → 586.41 V</w:t>
+            </w:r>
+          </w:p>
+          <w:p>
+            <w:pPr>
+              <w:pStyle w:val="1-0"/>
+              <w:rPr>
+                <w:rFonts w:asciiTheme="majorHAnsi" w:eastAsiaTheme="majorHAnsi" w:hAnsiTheme="majorHAnsi"/>
+              </w:rPr>
+            </w:pPr>
+            <w:r>
+              <w:rPr>
+                <w:rFonts w:asciiTheme="majorHAnsi" w:eastAsiaTheme="majorHAnsi" w:hAnsiTheme="majorHAnsi"/>
+              </w:rPr>
+              <w:t>[20</w:t>
+            </w:r>
+            <w:r>
+              <w:rPr>
+                <w:rFonts w:asciiTheme="majorHAnsi" w:eastAsiaTheme="majorHAnsi" w:hAnsiTheme="majorHAnsi" w:hint="eastAsia"/>
+              </w:rPr>
+              <w:t>시</w:t>
+            </w:r>
+            <w:r>
+              <w:rPr>
+                <w:rFonts w:asciiTheme="majorHAnsi" w:eastAsiaTheme="majorHAnsi" w:hAnsiTheme="majorHAnsi"/>
+              </w:rPr>
+              <w:t xml:space="preserve"> 8</w:t>
+            </w:r>
+            <w:r>
+              <w:rPr>
+                <w:rFonts w:asciiTheme="majorHAnsi" w:eastAsiaTheme="majorHAnsi" w:hAnsiTheme="majorHAnsi" w:hint="eastAsia"/>
+              </w:rPr>
+              <w:t>분</w:t>
+            </w:r>
+            <w:r>
+              <w:rPr>
+                <w:rFonts w:asciiTheme="majorHAnsi" w:eastAsiaTheme="majorHAnsi" w:hAnsiTheme="majorHAnsi"/>
+              </w:rPr>
+              <w:t xml:space="preserve"> 20</w:t>
+            </w:r>
+            <w:r>
+              <w:rPr>
+                <w:rFonts w:asciiTheme="majorHAnsi" w:eastAsiaTheme="majorHAnsi" w:hAnsiTheme="majorHAnsi" w:hint="eastAsia"/>
+              </w:rPr>
+              <w:t>초</w:t>
+            </w:r>
+            <w:r>
+              <w:rPr>
+                <w:rFonts w:asciiTheme="majorHAnsi" w:eastAsiaTheme="majorHAnsi" w:hAnsiTheme="majorHAnsi"/>
+              </w:rPr>
+              <w:t xml:space="preserve">] [SUCCESS]   </w:t>
+            </w:r>
+            <w:r>
+              <w:rPr>
+                <w:rFonts w:ascii="MS Gothic" w:eastAsia="MS Gothic" w:hAnsi="MS Gothic" w:cs="MS Gothic" w:hint="eastAsia"/>
+              </w:rPr>
+              <w:t>✔</w:t>
+            </w:r>
+            <w:r>
+              <w:rPr>
+                <w:rFonts w:asciiTheme="majorHAnsi" w:eastAsiaTheme="majorHAnsi" w:hAnsiTheme="majorHAnsi"/>
+              </w:rPr>
+              <w:t xml:space="preserve"> DC Link </w:t>
+            </w:r>
+            <w:r>
+              <w:rPr>
+                <w:rFonts w:asciiTheme="majorHAnsi" w:eastAsiaTheme="majorHAnsi" w:hAnsiTheme="majorHAnsi" w:hint="eastAsia"/>
+              </w:rPr>
+              <w:t>전압</w:t>
+            </w:r>
+            <w:r>
+              <w:rPr>
+                <w:rFonts w:asciiTheme="majorHAnsi" w:eastAsiaTheme="majorHAnsi" w:hAnsiTheme="majorHAnsi"/>
+              </w:rPr>
+              <w:t xml:space="preserve"> </w:t>
+            </w:r>
+            <w:r>
+              <w:rPr>
+                <w:rFonts w:asciiTheme="majorHAnsi" w:eastAsiaTheme="majorHAnsi" w:hAnsiTheme="majorHAnsi" w:hint="eastAsia"/>
+              </w:rPr>
+              <w:t>수신</w:t>
+            </w:r>
+            <w:r>
+              <w:rPr>
+                <w:rFonts w:asciiTheme="majorHAnsi" w:eastAsiaTheme="majorHAnsi" w:hAnsiTheme="majorHAnsi"/>
+              </w:rPr>
+              <w:t xml:space="preserve"> </w:t>
+            </w:r>
+            <w:r>
+              <w:rPr>
+                <w:rFonts w:asciiTheme="majorHAnsi" w:eastAsiaTheme="majorHAnsi" w:hAnsiTheme="majorHAnsi" w:hint="eastAsia"/>
+              </w:rPr>
+              <w:t>성공</w:t>
+            </w:r>
+            <w:r>
+              <w:rPr>
+                <w:rFonts w:asciiTheme="majorHAnsi" w:eastAsiaTheme="majorHAnsi" w:hAnsiTheme="majorHAnsi"/>
+              </w:rPr>
+              <w:t xml:space="preserve"> — Phase 2-1 PASS</w:t>
+            </w:r>
+          </w:p>
+          <w:p>
+            <w:pPr>
+              <w:pStyle w:val="1-0"/>
+              <w:rPr>
+                <w:rFonts w:asciiTheme="majorHAnsi" w:eastAsiaTheme="majorHAnsi" w:hAnsiTheme="majorHAnsi" w:hint="eastAsia"/>
+              </w:rPr>
+            </w:pPr>
+            <w:r>
+              <w:rPr>
+                <w:rFonts w:asciiTheme="majorHAnsi" w:eastAsiaTheme="majorHAnsi" w:hAnsiTheme="majorHAnsi" w:hint="eastAsia"/>
+              </w:rPr>
+              <w:t>[20시 8분 20초] [INFO] ▶ Phase 2-2 시작</w:t>
+            </w:r>
+          </w:p>
+          <w:p>
+            <w:pPr>
+              <w:pStyle w:val="1-0"/>
+              <w:rPr>
+                <w:rFonts w:asciiTheme="majorHAnsi" w:eastAsiaTheme="majorHAnsi" w:hAnsiTheme="majorHAnsi" w:hint="eastAsia"/>
+              </w:rPr>
+            </w:pPr>
+            <w:r>
+              <w:rPr>
+                <w:rFonts w:asciiTheme="majorHAnsi" w:eastAsiaTheme="majorHAnsi" w:hAnsiTheme="majorHAnsi" w:hint="eastAsia"/>
+              </w:rPr>
+              <w:t>[20시 8분 20초] [STEP] [Phase 2-2] DC Link 전압 정확도 판정</w:t>
+            </w:r>
+          </w:p>
+          <w:p>
+            <w:pPr>
+              <w:pStyle w:val="1-0"/>
+              <w:rPr>
+                <w:rFonts w:asciiTheme="majorHAnsi" w:eastAsiaTheme="majorHAnsi" w:hAnsiTheme="majorHAnsi" w:hint="eastAsia"/>
+              </w:rPr>
+            </w:pPr>
+            <w:r>
+              <w:rPr>
+                <w:rFonts w:asciiTheme="majorHAnsi" w:eastAsiaTheme="majorHAnsi" w:hAnsiTheme="majorHAnsi" w:hint="eastAsia"/>
+              </w:rPr>
+              <w:t>[20시 8분 20초] [INFO]   [Step 3] 읽기값: 586.41V  /  기준: 537Vdc ±10%  →  허용구간: 483 ~ 590V</w:t>
+            </w:r>
+          </w:p>
+          <w:p>
+            <w:pPr>
+              <w:pStyle w:val="1-0"/>
+              <w:rPr>
+                <w:rFonts w:asciiTheme="majorHAnsi" w:eastAsiaTheme="majorHAnsi" w:hAnsiTheme="majorHAnsi" w:hint="eastAsia"/>
+              </w:rPr>
+            </w:pPr>
+            <w:r>
+              <w:rPr>
+                <w:rFonts w:asciiTheme="majorHAnsi" w:eastAsiaTheme="majorHAnsi" w:hAnsiTheme="majorHAnsi" w:hint="eastAsia"/>
+              </w:rPr>
+              <w:t>[20시 8분 20초] [WARN]   ※ 멀티미터(DMM)로 DC Link (+, -) 단자 직접 계측값과 대조하십시오.</w:t>
+            </w:r>
+          </w:p>
+          <w:p>
+            <w:pPr>
+              <w:pStyle w:val="1-0"/>
+              <w:rPr>
+                <w:rFonts w:asciiTheme="majorHAnsi" w:eastAsiaTheme="majorHAnsi" w:hAnsiTheme="majorHAnsi"/>
+              </w:rPr>
+            </w:pPr>
+            <w:r>
+              <w:rPr>
+                <w:rFonts w:asciiTheme="majorHAnsi" w:eastAsiaTheme="majorHAnsi" w:hAnsiTheme="majorHAnsi"/>
+              </w:rPr>
+              <w:t>[20</w:t>
+            </w:r>
+            <w:r>
+              <w:rPr>
+                <w:rFonts w:asciiTheme="majorHAnsi" w:eastAsiaTheme="majorHAnsi" w:hAnsiTheme="majorHAnsi" w:hint="eastAsia"/>
+              </w:rPr>
+              <w:t>시</w:t>
+            </w:r>
+            <w:r>
+              <w:rPr>
+                <w:rFonts w:asciiTheme="majorHAnsi" w:eastAsiaTheme="majorHAnsi" w:hAnsiTheme="majorHAnsi"/>
+              </w:rPr>
+              <w:t xml:space="preserve"> 8</w:t>
+            </w:r>
+            <w:r>
+              <w:rPr>
+                <w:rFonts w:asciiTheme="majorHAnsi" w:eastAsiaTheme="majorHAnsi" w:hAnsiTheme="majorHAnsi" w:hint="eastAsia"/>
+              </w:rPr>
+              <w:t>분</w:t>
+            </w:r>
+            <w:r>
+              <w:rPr>
+                <w:rFonts w:asciiTheme="majorHAnsi" w:eastAsiaTheme="majorHAnsi" w:hAnsiTheme="majorHAnsi"/>
+              </w:rPr>
+              <w:t xml:space="preserve"> 20</w:t>
+            </w:r>
+            <w:r>
+              <w:rPr>
+                <w:rFonts w:asciiTheme="majorHAnsi" w:eastAsiaTheme="majorHAnsi" w:hAnsiTheme="majorHAnsi" w:hint="eastAsia"/>
+              </w:rPr>
+              <w:t>초</w:t>
+            </w:r>
+            <w:r>
+              <w:rPr>
+                <w:rFonts w:asciiTheme="majorHAnsi" w:eastAsiaTheme="majorHAnsi" w:hAnsiTheme="majorHAnsi"/>
+              </w:rPr>
+              <w:t xml:space="preserve">] [SUCCESS]   </w:t>
+            </w:r>
+            <w:r>
+              <w:rPr>
+                <w:rFonts w:asciiTheme="majorHAnsi" w:eastAsiaTheme="majorHAnsi" w:hAnsiTheme="majorHAnsi" w:hint="eastAsia"/>
+              </w:rPr>
+              <w:t>통신</w:t>
+            </w:r>
+            <w:r>
+              <w:rPr>
+                <w:rFonts w:asciiTheme="majorHAnsi" w:eastAsiaTheme="majorHAnsi" w:hAnsiTheme="majorHAnsi"/>
+              </w:rPr>
+              <w:t xml:space="preserve"> </w:t>
+            </w:r>
+            <w:r>
+              <w:rPr>
+                <w:rFonts w:asciiTheme="majorHAnsi" w:eastAsiaTheme="majorHAnsi" w:hAnsiTheme="majorHAnsi" w:hint="eastAsia"/>
+              </w:rPr>
+              <w:t>읽기값</w:t>
+            </w:r>
+            <w:r>
+              <w:rPr>
+                <w:rFonts w:asciiTheme="majorHAnsi" w:eastAsiaTheme="majorHAnsi" w:hAnsiTheme="majorHAnsi"/>
+              </w:rPr>
+              <w:t xml:space="preserve"> 586.41V </w:t>
+            </w:r>
+            <w:r>
+              <w:rPr>
+                <w:rFonts w:asciiTheme="majorHAnsi" w:eastAsiaTheme="majorHAnsi" w:hAnsiTheme="majorHAnsi" w:hint="eastAsia"/>
+              </w:rPr>
+              <w:t>→</w:t>
+            </w:r>
+            <w:r>
+              <w:rPr>
+                <w:rFonts w:asciiTheme="majorHAnsi" w:eastAsiaTheme="majorHAnsi" w:hAnsiTheme="majorHAnsi"/>
+              </w:rPr>
+              <w:t xml:space="preserve"> </w:t>
+            </w:r>
+            <w:r>
+              <w:rPr>
+                <w:rFonts w:ascii="MS Gothic" w:eastAsia="MS Gothic" w:hAnsi="MS Gothic" w:cs="MS Gothic" w:hint="eastAsia"/>
+              </w:rPr>
+              <w:t>✔</w:t>
+            </w:r>
+            <w:r>
+              <w:rPr>
+                <w:rFonts w:asciiTheme="majorHAnsi" w:eastAsiaTheme="majorHAnsi" w:hAnsiTheme="majorHAnsi"/>
+              </w:rPr>
+              <w:t xml:space="preserve"> </w:t>
+            </w:r>
+            <w:r>
+              <w:rPr>
+                <w:rFonts w:asciiTheme="majorHAnsi" w:eastAsiaTheme="majorHAnsi" w:hAnsiTheme="majorHAnsi" w:hint="eastAsia"/>
+              </w:rPr>
+              <w:t>범위</w:t>
+            </w:r>
+            <w:r>
+              <w:rPr>
+                <w:rFonts w:asciiTheme="majorHAnsi" w:eastAsiaTheme="majorHAnsi" w:hAnsiTheme="majorHAnsi"/>
+              </w:rPr>
+              <w:t xml:space="preserve"> </w:t>
+            </w:r>
+            <w:r>
+              <w:rPr>
+                <w:rFonts w:asciiTheme="majorHAnsi" w:eastAsiaTheme="majorHAnsi" w:hAnsiTheme="majorHAnsi" w:hint="eastAsia"/>
+              </w:rPr>
+              <w:t>내</w:t>
+            </w:r>
+            <w:r>
+              <w:rPr>
+                <w:rFonts w:asciiTheme="majorHAnsi" w:eastAsiaTheme="majorHAnsi" w:hAnsiTheme="majorHAnsi"/>
+              </w:rPr>
+              <w:t xml:space="preserve"> — PASS</w:t>
+            </w:r>
+          </w:p>
+          <w:p>
+            <w:pPr>
+              <w:pStyle w:val="1-0"/>
+              <w:rPr>
+                <w:rFonts w:asciiTheme="majorHAnsi" w:eastAsiaTheme="majorHAnsi" w:hAnsiTheme="majorHAnsi" w:hint="eastAsia"/>
+              </w:rPr>
+            </w:pPr>
+            <w:r>
+              <w:rPr>
+                <w:rFonts w:asciiTheme="majorHAnsi" w:eastAsiaTheme="majorHAnsi" w:hAnsiTheme="majorHAnsi" w:hint="eastAsia"/>
+              </w:rPr>
+              <w:t>[20시 8분 20초] [INFO]   차트 안정화 확인 중 (5초)...</w:t>
+            </w:r>
+          </w:p>
+          <w:p>
+            <w:pPr>
+              <w:pStyle w:val="1-0"/>
+              <w:rPr>
+                <w:rFonts w:asciiTheme="majorHAnsi" w:eastAsiaTheme="majorHAnsi" w:hAnsiTheme="majorHAnsi" w:hint="eastAsia"/>
+              </w:rPr>
+            </w:pPr>
+            <w:r>
+              <w:rPr>
+                <w:rFonts w:asciiTheme="majorHAnsi" w:eastAsiaTheme="majorHAnsi" w:hAnsiTheme="majorHAnsi" w:hint="eastAsia"/>
+              </w:rPr>
+              <w:t>[20시 8분 25초] [SUCCESS] 테스트 완료: 합격</w:t>
+            </w:r>
+          </w:p>
+          <w:p>
+            <w:pPr>
+              <w:pStyle w:val="1-0"/>
+              <w:rPr>
+                <w:rFonts w:asciiTheme="majorHAnsi" w:eastAsiaTheme="majorHAnsi" w:hAnsiTheme="majorHAnsi"/>
+              </w:rPr>
+            </w:pPr>
+          </w:p>
+          <w:p>
+            <w:pPr>
+              <w:pStyle w:val="1-0"/>
+              <w:rPr>
+                <w:rFonts w:asciiTheme="majorHAnsi" w:eastAsiaTheme="majorHAnsi" w:hAnsiTheme="majorHAnsi" w:hint="eastAsia"/>
+              </w:rPr>
+            </w:pPr>
+            <w:r>
+              <w:rPr>
+                <w:rFonts w:asciiTheme="majorHAnsi" w:eastAsiaTheme="majorHAnsi" w:hAnsiTheme="majorHAnsi" w:hint="eastAsia"/>
+              </w:rPr>
+              <w:t>[패킷 로그]</w:t>
+            </w:r>
+          </w:p>
+          <w:p>
+            <w:pPr>
+              <w:pStyle w:val="1-0"/>
+              <w:rPr>
+                <w:rFonts w:asciiTheme="majorHAnsi" w:eastAsiaTheme="majorHAnsi" w:hAnsiTheme="majorHAnsi"/>
+              </w:rPr>
+            </w:pPr>
+            <w:r>
+              <w:rPr>
+                <w:rFonts w:asciiTheme="majorHAnsi" w:eastAsiaTheme="majorHAnsi" w:hAnsiTheme="majorHAnsi"/>
+              </w:rPr>
+              <w:t>------------------------------------------------------------</w:t>
+            </w:r>
+          </w:p>
+          <w:p>
+            <w:pPr>
+              <w:pStyle w:val="1-0"/>
+              <w:rPr>
+                <w:rFonts w:asciiTheme="majorHAnsi" w:eastAsiaTheme="majorHAnsi" w:hAnsiTheme="majorHAnsi" w:hint="eastAsia"/>
+              </w:rPr>
+            </w:pPr>
+            <w:r>
+              <w:rPr>
+                <w:rFonts w:asciiTheme="majorHAnsi" w:eastAsiaTheme="majorHAnsi" w:hAnsiTheme="majorHAnsi" w:hint="eastAsia"/>
+              </w:rPr>
+              <w:t>[오후 8:08:20.370] TX  01 64 00 0A C0  (+121490ms)</w:t>
+            </w:r>
+          </w:p>
+          <w:p>
+            <w:pPr>
+              <w:pStyle w:val="1-0"/>
+              <w:rPr>
+                <w:rFonts w:asciiTheme="majorHAnsi" w:eastAsiaTheme="majorHAnsi" w:hAnsiTheme="majorHAnsi" w:hint="eastAsia"/>
+              </w:rPr>
+            </w:pPr>
+            <w:r>
+              <w:rPr>
+                <w:rFonts w:asciiTheme="majorHAnsi" w:eastAsiaTheme="majorHAnsi" w:hAnsiTheme="majorHAnsi" w:hint="eastAsia"/>
+              </w:rPr>
+              <w:t>[오후 8:08:20.391] TX  01 64 02 00 A0 07 FF FF FF FF 96 2D  (+21ms)</w:t>
+            </w:r>
+          </w:p>
+          <w:p>
+            <w:pPr>
+              <w:pStyle w:val="1-0"/>
+              <w:rPr>
+                <w:rFonts w:asciiTheme="majorHAnsi" w:eastAsiaTheme="majorHAnsi" w:hAnsiTheme="majorHAnsi" w:hint="eastAsia"/>
+              </w:rPr>
+            </w:pPr>
+            <w:r>
+              <w:rPr>
+                <w:rFonts w:asciiTheme="majorHAnsi" w:eastAsiaTheme="majorHAnsi" w:hAnsiTheme="majorHAnsi" w:hint="eastAsia"/>
+              </w:rPr>
+              <w:t>[오후 8:08:20.422] RX  01 64 02 00 A0 07 FF FF FF FF 96 2D  (+31ms)</w:t>
+            </w:r>
+          </w:p>
+          <w:p>
+            <w:pPr>
+              <w:pStyle w:val="1-0"/>
+              <w:rPr>
+                <w:rFonts w:asciiTheme="majorHAnsi" w:eastAsiaTheme="majorHAnsi" w:hAnsiTheme="majorHAnsi" w:hint="eastAsia"/>
+              </w:rPr>
+            </w:pPr>
+            <w:r>
+              <w:rPr>
+                <w:rFonts w:asciiTheme="majorHAnsi" w:eastAsiaTheme="majorHAnsi" w:hAnsiTheme="majorHAnsi" w:hint="eastAsia"/>
+              </w:rPr>
+              <w:t>[오후 8:08:20.425] TX  01 64 03 4A C1  (+3ms)</w:t>
+            </w:r>
+          </w:p>
+          <w:p>
+            <w:pPr>
+              <w:pStyle w:val="1-0"/>
+              <w:rPr>
+                <w:rFonts w:asciiTheme="majorHAnsi" w:eastAsiaTheme="majorHAnsi" w:hAnsiTheme="majorHAnsi" w:hint="eastAsia"/>
+              </w:rPr>
+            </w:pPr>
+            <w:r>
+              <w:rPr>
+                <w:rFonts w:asciiTheme="majorHAnsi" w:eastAsiaTheme="majorHAnsi" w:hAnsiTheme="majorHAnsi" w:hint="eastAsia"/>
+              </w:rPr>
+              <w:t>[오후 8:08:20.455] RX  01 64 03 00 00 F6 F0  (+30ms)</w:t>
+            </w:r>
+          </w:p>
+          <w:p>
+            <w:pPr>
+              <w:pStyle w:val="1-0"/>
+              <w:rPr>
+                <w:rFonts w:asciiTheme="majorHAnsi" w:eastAsiaTheme="majorHAnsi" w:hAnsiTheme="majorHAnsi" w:hint="eastAsia"/>
+              </w:rPr>
+            </w:pPr>
+            <w:r>
+              <w:rPr>
+                <w:rFonts w:asciiTheme="majorHAnsi" w:eastAsiaTheme="majorHAnsi" w:hAnsiTheme="majorHAnsi" w:hint="eastAsia"/>
+              </w:rPr>
+              <w:t>[오후 8:08:20.457] TX  01 64 03 4A C1  (+2ms)</w:t>
+            </w:r>
+          </w:p>
+          <w:p>
+            <w:pPr>
+              <w:pStyle w:val="1-0"/>
+              <w:rPr>
+                <w:rFonts w:asciiTheme="majorHAnsi" w:eastAsiaTheme="majorHAnsi" w:hAnsiTheme="majorHAnsi" w:hint="eastAsia"/>
+              </w:rPr>
+            </w:pPr>
+            <w:r>
+              <w:rPr>
+                <w:rFonts w:asciiTheme="majorHAnsi" w:eastAsiaTheme="majorHAnsi" w:hAnsiTheme="majorHAnsi" w:hint="eastAsia"/>
+              </w:rPr>
+              <w:t xml:space="preserve">[오후 8:08:20.487] RX  01 64 03 00 03 8E 9A 12 44 BC 21 12 44 7E E6 11 44 E5 04  </w:t>
+            </w:r>
+            <w:r>
+              <w:rPr>
+                <w:rFonts w:asciiTheme="majorHAnsi" w:eastAsiaTheme="majorHAnsi" w:hAnsiTheme="majorHAnsi" w:hint="eastAsia"/>
+              </w:rPr>
+              <w:lastRenderedPageBreak/>
+              <w:t>(+30ms)</w:t>
+            </w:r>
+          </w:p>
+          <w:p>
+            <w:pPr>
+              <w:pStyle w:val="1-0"/>
+              <w:rPr>
+                <w:rFonts w:asciiTheme="majorHAnsi" w:eastAsiaTheme="majorHAnsi" w:hAnsiTheme="majorHAnsi" w:hint="eastAsia"/>
+              </w:rPr>
+            </w:pPr>
+            <w:r>
+              <w:rPr>
+                <w:rFonts w:asciiTheme="majorHAnsi" w:eastAsiaTheme="majorHAnsi" w:hAnsiTheme="majorHAnsi" w:hint="eastAsia"/>
+              </w:rPr>
+              <w:t>[오후 8:08:20.497] TX  01 64 03 4A C1  (+10ms)</w:t>
+            </w:r>
+          </w:p>
+          <w:p>
+            <w:pPr>
+              <w:pStyle w:val="1-0"/>
+              <w:rPr>
+                <w:rFonts w:asciiTheme="majorHAnsi" w:eastAsiaTheme="majorHAnsi" w:hAnsiTheme="majorHAnsi" w:hint="eastAsia"/>
+              </w:rPr>
+            </w:pPr>
+            <w:r>
+              <w:rPr>
+                <w:rFonts w:asciiTheme="majorHAnsi" w:eastAsiaTheme="majorHAnsi" w:hAnsiTheme="majorHAnsi" w:hint="eastAsia"/>
+              </w:rPr>
+              <w:t>[오후 8:08:20.535] RX  01 64 03 00 04 9D 75 12 44 60 16 13 44 7A 98 12 44 80 56 12 44 1A 16  (+38ms)</w:t>
+            </w:r>
+          </w:p>
+          <w:p>
+            <w:pPr>
+              <w:pStyle w:val="1-0"/>
+              <w:rPr>
+                <w:rFonts w:asciiTheme="majorHAnsi" w:eastAsiaTheme="majorHAnsi" w:hAnsiTheme="majorHAnsi" w:hint="eastAsia"/>
+              </w:rPr>
+            </w:pPr>
+            <w:r>
+              <w:rPr>
+                <w:rFonts w:asciiTheme="majorHAnsi" w:eastAsiaTheme="majorHAnsi" w:hAnsiTheme="majorHAnsi" w:hint="eastAsia"/>
+              </w:rPr>
+              <w:t>[오후 8:08:20.543] TX  01 64 03 4A C1  (+8ms)</w:t>
+            </w:r>
+          </w:p>
+          <w:p>
+            <w:pPr>
+              <w:pStyle w:val="1-0"/>
+              <w:rPr>
+                <w:rFonts w:asciiTheme="majorHAnsi" w:eastAsiaTheme="majorHAnsi" w:hAnsiTheme="majorHAnsi" w:hint="eastAsia"/>
+              </w:rPr>
+            </w:pPr>
+            <w:r>
+              <w:rPr>
+                <w:rFonts w:asciiTheme="majorHAnsi" w:eastAsiaTheme="majorHAnsi" w:hAnsiTheme="majorHAnsi" w:hint="eastAsia"/>
+              </w:rPr>
+              <w:t>[오후 8:08:20.585] RX  01 64 03 00 04 58 D3 11 44 A4 67 12 44 F8 1E 13 44 3C 9A 12 44 2B 15  (+42ms)</w:t>
+            </w:r>
+          </w:p>
+          <w:p>
+            <w:pPr>
+              <w:pStyle w:val="1-0"/>
+              <w:rPr>
+                <w:rFonts w:asciiTheme="majorHAnsi" w:eastAsiaTheme="majorHAnsi" w:hAnsiTheme="majorHAnsi" w:hint="eastAsia"/>
+              </w:rPr>
+            </w:pPr>
+            <w:r>
+              <w:rPr>
+                <w:rFonts w:asciiTheme="majorHAnsi" w:eastAsiaTheme="majorHAnsi" w:hAnsiTheme="majorHAnsi" w:hint="eastAsia"/>
+              </w:rPr>
+              <w:t>[오후 8:08:20.593] TX  01 64 03 4A C1  (+8ms)</w:t>
+            </w:r>
+          </w:p>
+          <w:p>
+            <w:pPr>
+              <w:pStyle w:val="1-0"/>
+              <w:rPr>
+                <w:rFonts w:asciiTheme="majorHAnsi" w:eastAsiaTheme="majorHAnsi" w:hAnsiTheme="majorHAnsi" w:hint="eastAsia"/>
+              </w:rPr>
+            </w:pPr>
+            <w:r>
+              <w:rPr>
+                <w:rFonts w:asciiTheme="majorHAnsi" w:eastAsiaTheme="majorHAnsi" w:hAnsiTheme="majorHAnsi" w:hint="eastAsia"/>
+              </w:rPr>
+              <w:t>[오후 8:08:20.630] RX  01 64 03 00 05 64 7F 12 44 76 C0 11 44 A0 80 12 44 35 E7 12 44 06 92 12 44 5D EB  (+37ms)</w:t>
+            </w:r>
+          </w:p>
+          <w:p>
+            <w:pPr>
+              <w:pStyle w:val="1-0"/>
+              <w:rPr>
+                <w:rFonts w:asciiTheme="majorHAnsi" w:eastAsiaTheme="majorHAnsi" w:hAnsiTheme="majorHAnsi" w:hint="eastAsia"/>
+              </w:rPr>
+            </w:pPr>
+            <w:r>
+              <w:rPr>
+                <w:rFonts w:asciiTheme="majorHAnsi" w:eastAsiaTheme="majorHAnsi" w:hAnsiTheme="majorHAnsi" w:hint="eastAsia"/>
+              </w:rPr>
+              <w:t>[오후 8:08:20.639] TX  01 64 03 4A C1  (+9ms)</w:t>
+            </w:r>
+          </w:p>
+          <w:p>
+            <w:pPr>
+              <w:pStyle w:val="1-0"/>
+              <w:rPr>
+                <w:rFonts w:asciiTheme="majorHAnsi" w:eastAsiaTheme="majorHAnsi" w:hAnsiTheme="majorHAnsi" w:hint="eastAsia"/>
+              </w:rPr>
+            </w:pPr>
+            <w:r>
+              <w:rPr>
+                <w:rFonts w:asciiTheme="majorHAnsi" w:eastAsiaTheme="majorHAnsi" w:hAnsiTheme="majorHAnsi" w:hint="eastAsia"/>
+              </w:rPr>
+              <w:t>[오후 8:08:20.678] RX  01 64 03 00 05 8A 78 12 44 B6 B9 11 44 5F 9A 12 44 3B A6 12 44 2B 92 12 44 05 5D  (+39ms)</w:t>
+            </w:r>
+          </w:p>
+          <w:p>
+            <w:pPr>
+              <w:pStyle w:val="1-0"/>
+              <w:rPr>
+                <w:rFonts w:asciiTheme="majorHAnsi" w:eastAsiaTheme="majorHAnsi" w:hAnsiTheme="majorHAnsi" w:hint="eastAsia"/>
+              </w:rPr>
+            </w:pPr>
+            <w:r>
+              <w:rPr>
+                <w:rFonts w:asciiTheme="majorHAnsi" w:eastAsiaTheme="majorHAnsi" w:hAnsiTheme="majorHAnsi" w:hint="eastAsia"/>
+              </w:rPr>
+              <w:t>[오후 8:08:20.690] TX  01 64 03 4A C1  (+12ms)</w:t>
+            </w:r>
+          </w:p>
+          <w:p>
+            <w:pPr>
+              <w:pStyle w:val="1-0"/>
+              <w:rPr>
+                <w:rFonts w:asciiTheme="majorHAnsi" w:eastAsiaTheme="majorHAnsi" w:hAnsiTheme="majorHAnsi" w:hint="eastAsia"/>
+              </w:rPr>
+            </w:pPr>
+            <w:r>
+              <w:rPr>
+                <w:rFonts w:asciiTheme="majorHAnsi" w:eastAsiaTheme="majorHAnsi" w:hAnsiTheme="majorHAnsi" w:hint="eastAsia"/>
+              </w:rPr>
+              <w:t>[오후 8:08:20.726] RX  01 64 03 00 05 CE 5D 12 44 1D D1 11 44 3E AD 12 44 41 6A 12 44 5C BF 12 44 72 A1  (+36ms)</w:t>
+            </w:r>
+          </w:p>
+          <w:p>
+            <w:pPr>
+              <w:pStyle w:val="1-0"/>
+              <w:rPr>
+                <w:rFonts w:asciiTheme="majorHAnsi" w:eastAsiaTheme="majorHAnsi" w:hAnsiTheme="majorHAnsi" w:hint="eastAsia"/>
+              </w:rPr>
+            </w:pPr>
+            <w:r>
+              <w:rPr>
+                <w:rFonts w:asciiTheme="majorHAnsi" w:eastAsiaTheme="majorHAnsi" w:hAnsiTheme="majorHAnsi" w:hint="eastAsia"/>
+              </w:rPr>
+              <w:t>[오후 8:08:20.740] TX  01 64 03 4A C1  (+14ms)</w:t>
+            </w:r>
+          </w:p>
+          <w:p>
+            <w:pPr>
+              <w:pStyle w:val="1-0"/>
+              <w:rPr>
+                <w:rFonts w:asciiTheme="majorHAnsi" w:eastAsiaTheme="majorHAnsi" w:hAnsiTheme="majorHAnsi" w:hint="eastAsia"/>
+              </w:rPr>
+            </w:pPr>
+            <w:r>
+              <w:rPr>
+                <w:rFonts w:asciiTheme="majorHAnsi" w:eastAsiaTheme="majorHAnsi" w:hAnsiTheme="majorHAnsi" w:hint="eastAsia"/>
+              </w:rPr>
+              <w:t>[오후 8:08:20.774] RX  01 64 03 00 05 D6 70 12 44 48 0A 12 44 10 C1 12 44 AE 20 12 44 5A D3 12 44 5F 46  (+34ms)</w:t>
+            </w:r>
+          </w:p>
+          <w:p>
+            <w:pPr>
+              <w:pStyle w:val="1-0"/>
+              <w:rPr>
+                <w:rFonts w:asciiTheme="majorHAnsi" w:eastAsiaTheme="majorHAnsi" w:hAnsiTheme="majorHAnsi" w:hint="eastAsia"/>
+              </w:rPr>
+            </w:pPr>
+            <w:r>
+              <w:rPr>
+                <w:rFonts w:asciiTheme="majorHAnsi" w:eastAsiaTheme="majorHAnsi" w:hAnsiTheme="majorHAnsi" w:hint="eastAsia"/>
+              </w:rPr>
+              <w:t>[오후 8:08:20.781] TX  01 64 03 4A C1  (+7ms)</w:t>
+            </w:r>
+          </w:p>
+          <w:p>
+            <w:pPr>
+              <w:pStyle w:val="1-0"/>
+              <w:rPr>
+                <w:rFonts w:asciiTheme="majorHAnsi" w:eastAsiaTheme="majorHAnsi" w:hAnsiTheme="majorHAnsi" w:hint="eastAsia"/>
+              </w:rPr>
+            </w:pPr>
+            <w:r>
+              <w:rPr>
+                <w:rFonts w:asciiTheme="majorHAnsi" w:eastAsiaTheme="majorHAnsi" w:hAnsiTheme="majorHAnsi" w:hint="eastAsia"/>
+              </w:rPr>
+              <w:t>[오후 8:08:20.822] RX  01 64 03 00 04 F0 83 12 44 8C 10 12 44 B4 BB 12 44 A2 14 12 44 68 3C  (+41ms)</w:t>
+            </w:r>
+          </w:p>
+          <w:p>
+            <w:pPr>
+              <w:pStyle w:val="1-0"/>
+              <w:rPr>
+                <w:rFonts w:asciiTheme="majorHAnsi" w:eastAsiaTheme="majorHAnsi" w:hAnsiTheme="majorHAnsi" w:hint="eastAsia"/>
+              </w:rPr>
+            </w:pPr>
+            <w:r>
+              <w:rPr>
+                <w:rFonts w:asciiTheme="majorHAnsi" w:eastAsiaTheme="majorHAnsi" w:hAnsiTheme="majorHAnsi" w:hint="eastAsia"/>
+              </w:rPr>
+              <w:t>[오후 8:08:20.829] TX  01 64 03 4A C1  (+7ms)</w:t>
+            </w:r>
+          </w:p>
+          <w:p>
+            <w:pPr>
+              <w:pStyle w:val="1-0"/>
+              <w:rPr>
+                <w:rFonts w:asciiTheme="majorHAnsi" w:eastAsiaTheme="majorHAnsi" w:hAnsiTheme="majorHAnsi" w:hint="eastAsia"/>
+              </w:rPr>
+            </w:pPr>
+            <w:r>
+              <w:rPr>
+                <w:rFonts w:asciiTheme="majorHAnsi" w:eastAsiaTheme="majorHAnsi" w:hAnsiTheme="majorHAnsi" w:hint="eastAsia"/>
+              </w:rPr>
+              <w:t>[오후 8:08:20.870] RX  01 64 03 00 05 60 D6 12 44 95 98 12 44 E2 17 12 44 A0 BA 12 44 5E 2A 12 44 4A F6  (+41ms)</w:t>
+            </w:r>
+          </w:p>
+          <w:p>
+            <w:pPr>
+              <w:pStyle w:val="1-0"/>
+              <w:rPr>
+                <w:rFonts w:asciiTheme="majorHAnsi" w:eastAsiaTheme="majorHAnsi" w:hAnsiTheme="majorHAnsi" w:hint="eastAsia"/>
+              </w:rPr>
+            </w:pPr>
+            <w:r>
+              <w:rPr>
+                <w:rFonts w:asciiTheme="majorHAnsi" w:eastAsiaTheme="majorHAnsi" w:hAnsiTheme="majorHAnsi" w:hint="eastAsia"/>
+              </w:rPr>
+              <w:t>[오후 8:08:20.877] TX  01 64 03 4A C1  (+7ms)</w:t>
+            </w:r>
+          </w:p>
+          <w:p>
+            <w:pPr>
+              <w:pStyle w:val="1-0"/>
+              <w:rPr>
+                <w:rFonts w:asciiTheme="majorHAnsi" w:eastAsiaTheme="majorHAnsi" w:hAnsiTheme="majorHAnsi" w:hint="eastAsia"/>
+              </w:rPr>
+            </w:pPr>
+            <w:r>
+              <w:rPr>
+                <w:rFonts w:asciiTheme="majorHAnsi" w:eastAsiaTheme="majorHAnsi" w:hAnsiTheme="majorHAnsi" w:hint="eastAsia"/>
+              </w:rPr>
+              <w:t>[오후 8:08:20.918] RX  01 64 03 00 05 3E C6 12 44 72 82 12 44 A6 02 12 44 68 A5 12 44 60 58 12 44 41 CF  (+41ms)</w:t>
+            </w:r>
+          </w:p>
+          <w:p>
+            <w:pPr>
+              <w:pStyle w:val="1-0"/>
+              <w:rPr>
+                <w:rFonts w:asciiTheme="majorHAnsi" w:eastAsiaTheme="majorHAnsi" w:hAnsiTheme="majorHAnsi" w:hint="eastAsia"/>
+              </w:rPr>
+            </w:pPr>
+            <w:r>
+              <w:rPr>
+                <w:rFonts w:asciiTheme="majorHAnsi" w:eastAsiaTheme="majorHAnsi" w:hAnsiTheme="majorHAnsi" w:hint="eastAsia"/>
+              </w:rPr>
+              <w:t>[오후 8:08:20.928] TX  01 64 03 4A C1  (+10ms)</w:t>
+            </w:r>
+          </w:p>
+          <w:p>
+            <w:pPr>
+              <w:pStyle w:val="1-0"/>
+              <w:rPr>
+                <w:rFonts w:asciiTheme="majorHAnsi" w:eastAsiaTheme="majorHAnsi" w:hAnsiTheme="majorHAnsi" w:hint="eastAsia"/>
+              </w:rPr>
+            </w:pPr>
+            <w:r>
+              <w:rPr>
+                <w:rFonts w:asciiTheme="majorHAnsi" w:eastAsiaTheme="majorHAnsi" w:hAnsiTheme="majorHAnsi" w:hint="eastAsia"/>
+              </w:rPr>
+              <w:t>[오후 8:08:20.967] RX  01 64 03 00 05 48 C1 12 44 E0 7E 12 44 E0 EB 11 44 7C B0 12 44 E9 47 12 44 F9 69  (+39ms)</w:t>
+            </w:r>
+          </w:p>
+          <w:p>
+            <w:pPr>
+              <w:pStyle w:val="1-0"/>
+              <w:rPr>
+                <w:rFonts w:asciiTheme="majorHAnsi" w:eastAsiaTheme="majorHAnsi" w:hAnsiTheme="majorHAnsi" w:hint="eastAsia"/>
+              </w:rPr>
+            </w:pPr>
+            <w:r>
+              <w:rPr>
+                <w:rFonts w:asciiTheme="majorHAnsi" w:eastAsiaTheme="majorHAnsi" w:hAnsiTheme="majorHAnsi" w:hint="eastAsia"/>
+              </w:rPr>
+              <w:t>[오후 8:08:20.976] TX  01 64 03 4A C1  (+9ms)</w:t>
+            </w:r>
+          </w:p>
+          <w:p>
+            <w:pPr>
+              <w:pStyle w:val="1-0"/>
+              <w:rPr>
+                <w:rFonts w:asciiTheme="majorHAnsi" w:eastAsiaTheme="majorHAnsi" w:hAnsiTheme="majorHAnsi" w:hint="eastAsia"/>
+              </w:rPr>
+            </w:pPr>
+            <w:r>
+              <w:rPr>
+                <w:rFonts w:asciiTheme="majorHAnsi" w:eastAsiaTheme="majorHAnsi" w:hAnsiTheme="majorHAnsi" w:hint="eastAsia"/>
+              </w:rPr>
+              <w:t>[오후 8:08:21.014] RX  01 64 03 00 05 2A EF 12 44 DC 69 12 44 7E 10 12 44 17 D8 12 44 D6 5D 12 44 D1 E2  (+38ms)</w:t>
+            </w:r>
+          </w:p>
+          <w:p>
+            <w:pPr>
+              <w:pStyle w:val="1-0"/>
+              <w:rPr>
+                <w:rFonts w:asciiTheme="majorHAnsi" w:eastAsiaTheme="majorHAnsi" w:hAnsiTheme="majorHAnsi" w:hint="eastAsia"/>
+              </w:rPr>
+            </w:pPr>
+            <w:r>
+              <w:rPr>
+                <w:rFonts w:asciiTheme="majorHAnsi" w:eastAsiaTheme="majorHAnsi" w:hAnsiTheme="majorHAnsi" w:hint="eastAsia"/>
+              </w:rPr>
+              <w:t>[오후 8:08:21.021] TX  01 64 03 4A C1  (+7ms)</w:t>
+            </w:r>
+          </w:p>
+          <w:p>
+            <w:pPr>
+              <w:pStyle w:val="1-0"/>
+              <w:rPr>
+                <w:rFonts w:asciiTheme="majorHAnsi" w:eastAsiaTheme="majorHAnsi" w:hAnsiTheme="majorHAnsi" w:hint="eastAsia"/>
+              </w:rPr>
+            </w:pPr>
+            <w:r>
+              <w:rPr>
+                <w:rFonts w:asciiTheme="majorHAnsi" w:eastAsiaTheme="majorHAnsi" w:hAnsiTheme="majorHAnsi" w:hint="eastAsia"/>
+              </w:rPr>
+              <w:t>[오후 8:08:21.062] RX  01 64 03 00 05 A6 FB 12 44 7D 54 12 44 68 43 12 44 76 DB 12 44 82 50 12 44 1D 5E  (+41ms)</w:t>
+            </w:r>
+          </w:p>
+          <w:p>
+            <w:pPr>
+              <w:pStyle w:val="1-0"/>
+              <w:rPr>
+                <w:rFonts w:asciiTheme="majorHAnsi" w:eastAsiaTheme="majorHAnsi" w:hAnsiTheme="majorHAnsi" w:hint="eastAsia"/>
+              </w:rPr>
+            </w:pPr>
+            <w:r>
+              <w:rPr>
+                <w:rFonts w:asciiTheme="majorHAnsi" w:eastAsiaTheme="majorHAnsi" w:hAnsiTheme="majorHAnsi" w:hint="eastAsia"/>
+              </w:rPr>
+              <w:lastRenderedPageBreak/>
+              <w:t>[오후 8:08:21.069] TX  01 64 03 4A C1  (+7ms)</w:t>
+            </w:r>
+          </w:p>
+          <w:p>
+            <w:pPr>
+              <w:pStyle w:val="1-0"/>
+              <w:rPr>
+                <w:rFonts w:asciiTheme="majorHAnsi" w:eastAsiaTheme="majorHAnsi" w:hAnsiTheme="majorHAnsi" w:hint="eastAsia"/>
+              </w:rPr>
+            </w:pPr>
+            <w:r>
+              <w:rPr>
+                <w:rFonts w:asciiTheme="majorHAnsi" w:eastAsiaTheme="majorHAnsi" w:hAnsiTheme="majorHAnsi" w:hint="eastAsia"/>
+              </w:rPr>
+              <w:t>[오후 8:08:21.110] RX  01 64 03 00 04 64 E9 12 44 B4 46 12 44 DE 39 12 44 0E AB 12 44 66 41  (+41ms)</w:t>
+            </w:r>
+          </w:p>
+          <w:p>
+            <w:pPr>
+              <w:pStyle w:val="1-0"/>
+              <w:rPr>
+                <w:rFonts w:asciiTheme="majorHAnsi" w:eastAsiaTheme="majorHAnsi" w:hAnsiTheme="majorHAnsi" w:hint="eastAsia"/>
+              </w:rPr>
+            </w:pPr>
+            <w:r>
+              <w:rPr>
+                <w:rFonts w:asciiTheme="majorHAnsi" w:eastAsiaTheme="majorHAnsi" w:hAnsiTheme="majorHAnsi" w:hint="eastAsia"/>
+              </w:rPr>
+              <w:t>[오후 8:08:21.117] TX  01 64 03 4A C1  (+7ms)</w:t>
+            </w:r>
+          </w:p>
+          <w:p>
+            <w:pPr>
+              <w:pStyle w:val="1-0"/>
+              <w:rPr>
+                <w:rFonts w:asciiTheme="majorHAnsi" w:eastAsiaTheme="majorHAnsi" w:hAnsiTheme="majorHAnsi" w:hint="eastAsia"/>
+              </w:rPr>
+            </w:pPr>
+            <w:r>
+              <w:rPr>
+                <w:rFonts w:asciiTheme="majorHAnsi" w:eastAsiaTheme="majorHAnsi" w:hAnsiTheme="majorHAnsi" w:hint="eastAsia"/>
+              </w:rPr>
+              <w:t>[오후 8:08:21.158] RX  01 64 03 00 05 16 35 12 44 4D 04 13 44 5B 54 12 44 2A 25 12 44 89 A5 12 44 57 25  (+41ms)</w:t>
+            </w:r>
+          </w:p>
+          <w:p>
+            <w:pPr>
+              <w:pStyle w:val="1-0"/>
+              <w:rPr>
+                <w:rFonts w:asciiTheme="majorHAnsi" w:eastAsiaTheme="majorHAnsi" w:hAnsiTheme="majorHAnsi" w:hint="eastAsia"/>
+              </w:rPr>
+            </w:pPr>
+            <w:r>
+              <w:rPr>
+                <w:rFonts w:asciiTheme="majorHAnsi" w:eastAsiaTheme="majorHAnsi" w:hAnsiTheme="majorHAnsi" w:hint="eastAsia"/>
+              </w:rPr>
+              <w:t>[오후 8:08:21.165] TX  01 64 03 4A C1  (+7ms)</w:t>
+            </w:r>
+          </w:p>
+          <w:p>
+            <w:pPr>
+              <w:pStyle w:val="1-0"/>
+              <w:rPr>
+                <w:rFonts w:asciiTheme="majorHAnsi" w:eastAsiaTheme="majorHAnsi" w:hAnsiTheme="majorHAnsi" w:hint="eastAsia"/>
+              </w:rPr>
+            </w:pPr>
+            <w:r>
+              <w:rPr>
+                <w:rFonts w:asciiTheme="majorHAnsi" w:eastAsiaTheme="majorHAnsi" w:hAnsiTheme="majorHAnsi" w:hint="eastAsia"/>
+              </w:rPr>
+              <w:t>[오후 8:08:21.206] RX  01 64 03 00 05 37 6E 12 44 D2 00 13 44 3E 75 12 44 C1 16 12 44 50 AB 12 44 82 F6  (+41ms)</w:t>
+            </w:r>
+          </w:p>
+          <w:p>
+            <w:pPr>
+              <w:pStyle w:val="1-0"/>
+              <w:rPr>
+                <w:rFonts w:asciiTheme="majorHAnsi" w:eastAsiaTheme="majorHAnsi" w:hAnsiTheme="majorHAnsi" w:hint="eastAsia"/>
+              </w:rPr>
+            </w:pPr>
+            <w:r>
+              <w:rPr>
+                <w:rFonts w:asciiTheme="majorHAnsi" w:eastAsiaTheme="majorHAnsi" w:hAnsiTheme="majorHAnsi" w:hint="eastAsia"/>
+              </w:rPr>
+              <w:t>[오후 8:08:21.213] TX  01 64 03 4A C1  (+7ms)</w:t>
+            </w:r>
+          </w:p>
+          <w:p>
+            <w:pPr>
+              <w:pStyle w:val="1-0"/>
+              <w:rPr>
+                <w:rFonts w:asciiTheme="majorHAnsi" w:eastAsiaTheme="majorHAnsi" w:hAnsiTheme="majorHAnsi" w:hint="eastAsia"/>
+              </w:rPr>
+            </w:pPr>
+            <w:r>
+              <w:rPr>
+                <w:rFonts w:asciiTheme="majorHAnsi" w:eastAsiaTheme="majorHAnsi" w:hAnsiTheme="majorHAnsi" w:hint="eastAsia"/>
+              </w:rPr>
+              <w:t>[오후 8:08:21.254] RX  01 64 03 00 05 1D 84 12 44 73 0C 13 44 D6 88 12 44 68 36 12 44 F1 5C 12 44 26 88  (+41ms)</w:t>
+            </w:r>
+          </w:p>
+          <w:p>
+            <w:pPr>
+              <w:pStyle w:val="1-0"/>
+              <w:rPr>
+                <w:rFonts w:asciiTheme="majorHAnsi" w:eastAsiaTheme="majorHAnsi" w:hAnsiTheme="majorHAnsi" w:hint="eastAsia"/>
+              </w:rPr>
+            </w:pPr>
+            <w:r>
+              <w:rPr>
+                <w:rFonts w:asciiTheme="majorHAnsi" w:eastAsiaTheme="majorHAnsi" w:hAnsiTheme="majorHAnsi" w:hint="eastAsia"/>
+              </w:rPr>
+              <w:t>[오후 8:08:21.262] TX  01 64 03 4A C1  (+8ms)</w:t>
+            </w:r>
+          </w:p>
+          <w:p>
+            <w:pPr>
+              <w:pStyle w:val="1-0"/>
+              <w:rPr>
+                <w:rFonts w:asciiTheme="majorHAnsi" w:eastAsiaTheme="majorHAnsi" w:hAnsiTheme="majorHAnsi" w:hint="eastAsia"/>
+              </w:rPr>
+            </w:pPr>
+            <w:r>
+              <w:rPr>
+                <w:rFonts w:asciiTheme="majorHAnsi" w:eastAsiaTheme="majorHAnsi" w:hAnsiTheme="majorHAnsi" w:hint="eastAsia"/>
+              </w:rPr>
+              <w:t>[오후 8:08:21.302] RX  01 64 03 00 04 A4 72 12 44 4F 0D 13 44 BE A1 12 44 CA 5C 12 44 F9 A3  (+40ms)</w:t>
+            </w:r>
+          </w:p>
+          <w:p>
+            <w:pPr>
+              <w:pStyle w:val="1-0"/>
+              <w:rPr>
+                <w:rFonts w:asciiTheme="majorHAnsi" w:eastAsiaTheme="majorHAnsi" w:hAnsiTheme="majorHAnsi" w:hint="eastAsia"/>
+              </w:rPr>
+            </w:pPr>
+            <w:r>
+              <w:rPr>
+                <w:rFonts w:asciiTheme="majorHAnsi" w:eastAsiaTheme="majorHAnsi" w:hAnsiTheme="majorHAnsi" w:hint="eastAsia"/>
+              </w:rPr>
+              <w:t>[오후 8:08:21.311] TX  01 64 03 4A C1  (+9ms)</w:t>
+            </w:r>
+          </w:p>
+          <w:p>
+            <w:pPr>
+              <w:pStyle w:val="1-0"/>
+              <w:rPr>
+                <w:rFonts w:asciiTheme="majorHAnsi" w:eastAsiaTheme="majorHAnsi" w:hAnsiTheme="majorHAnsi" w:hint="eastAsia"/>
+              </w:rPr>
+            </w:pPr>
+            <w:r>
+              <w:rPr>
+                <w:rFonts w:asciiTheme="majorHAnsi" w:eastAsiaTheme="majorHAnsi" w:hAnsiTheme="majorHAnsi" w:hint="eastAsia"/>
+              </w:rPr>
+              <w:t>[오후 8:08:21.350] RX  01 64 03 00 05 CC 1A 12 44 22 73 12 44 0E 37 13 44 04 74 12 44 94 9C 12 44 E3 99  (+39ms)</w:t>
+            </w:r>
+          </w:p>
+          <w:p>
+            <w:pPr>
+              <w:pStyle w:val="1-0"/>
+              <w:rPr>
+                <w:rFonts w:asciiTheme="majorHAnsi" w:eastAsiaTheme="majorHAnsi" w:hAnsiTheme="majorHAnsi" w:hint="eastAsia"/>
+              </w:rPr>
+            </w:pPr>
+            <w:r>
+              <w:rPr>
+                <w:rFonts w:asciiTheme="majorHAnsi" w:eastAsiaTheme="majorHAnsi" w:hAnsiTheme="majorHAnsi" w:hint="eastAsia"/>
+              </w:rPr>
+              <w:t>[오후 8:08:21.361] TX  01 64 03 4A C1  (+11ms)</w:t>
+            </w:r>
+          </w:p>
+          <w:p>
+            <w:pPr>
+              <w:pStyle w:val="1-0"/>
+              <w:rPr>
+                <w:rFonts w:asciiTheme="majorHAnsi" w:eastAsiaTheme="majorHAnsi" w:hAnsiTheme="majorHAnsi" w:hint="eastAsia"/>
+              </w:rPr>
+            </w:pPr>
+            <w:r>
+              <w:rPr>
+                <w:rFonts w:asciiTheme="majorHAnsi" w:eastAsiaTheme="majorHAnsi" w:hAnsiTheme="majorHAnsi" w:hint="eastAsia"/>
+              </w:rPr>
+              <w:t>[오후 8:08:21.398] RX  01 64 03 00 05 28 C1 11 44 AE 77 12 44 C8 3F 13 44 8F 9B 12 44 6A 62 12 44 6C 52  (+37ms)</w:t>
+            </w:r>
+          </w:p>
+          <w:p>
+            <w:pPr>
+              <w:pStyle w:val="1-0"/>
+              <w:rPr>
+                <w:rFonts w:asciiTheme="majorHAnsi" w:eastAsiaTheme="majorHAnsi" w:hAnsiTheme="majorHAnsi" w:hint="eastAsia"/>
+              </w:rPr>
+            </w:pPr>
+            <w:r>
+              <w:rPr>
+                <w:rFonts w:asciiTheme="majorHAnsi" w:eastAsiaTheme="majorHAnsi" w:hAnsiTheme="majorHAnsi" w:hint="eastAsia"/>
+              </w:rPr>
+              <w:t>[오후 8:08:21.406] TX  01 64 03 4A C1  (+8ms)</w:t>
+            </w:r>
+          </w:p>
+          <w:p>
+            <w:pPr>
+              <w:pStyle w:val="1-0"/>
+              <w:rPr>
+                <w:rFonts w:asciiTheme="majorHAnsi" w:eastAsiaTheme="majorHAnsi" w:hAnsiTheme="majorHAnsi" w:hint="eastAsia"/>
+              </w:rPr>
+            </w:pPr>
+            <w:r>
+              <w:rPr>
+                <w:rFonts w:asciiTheme="majorHAnsi" w:eastAsiaTheme="majorHAnsi" w:hAnsiTheme="majorHAnsi" w:hint="eastAsia"/>
+              </w:rPr>
+              <w:t>[오후 8:08:21.446] RX  01 64 03 00 05 3E AC 11 44 B4 99 12 44 FA 08 13 44 1E AB 12 44 B8 66 12 44 AF CC  (+40ms)</w:t>
+            </w:r>
+          </w:p>
+          <w:p>
+            <w:pPr>
+              <w:pStyle w:val="1-0"/>
+              <w:rPr>
+                <w:rFonts w:asciiTheme="majorHAnsi" w:eastAsiaTheme="majorHAnsi" w:hAnsiTheme="majorHAnsi" w:hint="eastAsia"/>
+              </w:rPr>
+            </w:pPr>
+            <w:r>
+              <w:rPr>
+                <w:rFonts w:asciiTheme="majorHAnsi" w:eastAsiaTheme="majorHAnsi" w:hAnsiTheme="majorHAnsi" w:hint="eastAsia"/>
+              </w:rPr>
+              <w:t>[오후 8:08:21.455] TX  01 64 03 4A C1  (+9ms)</w:t>
+            </w:r>
+          </w:p>
+          <w:p>
+            <w:pPr>
+              <w:pStyle w:val="1-0"/>
+              <w:rPr>
+                <w:rFonts w:asciiTheme="majorHAnsi" w:eastAsiaTheme="majorHAnsi" w:hAnsiTheme="majorHAnsi" w:hint="eastAsia"/>
+              </w:rPr>
+            </w:pPr>
+            <w:r>
+              <w:rPr>
+                <w:rFonts w:asciiTheme="majorHAnsi" w:eastAsiaTheme="majorHAnsi" w:hAnsiTheme="majorHAnsi" w:hint="eastAsia"/>
+              </w:rPr>
+              <w:t>[오후 8:08:21.494] RX  01 64 03 00 05 73 E6 11 44 92 AB 12 44 0C F5 12 44 A2 BF 12 44 C1 5B 12 44 DF B5  (+39ms)</w:t>
+            </w:r>
+          </w:p>
+          <w:p>
+            <w:pPr>
+              <w:pStyle w:val="1-0"/>
+              <w:rPr>
+                <w:rFonts w:asciiTheme="majorHAnsi" w:eastAsiaTheme="majorHAnsi" w:hAnsiTheme="majorHAnsi" w:hint="eastAsia"/>
+              </w:rPr>
+            </w:pPr>
+            <w:r>
+              <w:rPr>
+                <w:rFonts w:asciiTheme="majorHAnsi" w:eastAsiaTheme="majorHAnsi" w:hAnsiTheme="majorHAnsi" w:hint="eastAsia"/>
+              </w:rPr>
+              <w:t>[오후 8:08:21.506] TX  01 64 03 4A C1  (+12ms)</w:t>
+            </w:r>
+          </w:p>
+          <w:p>
+            <w:pPr>
+              <w:pStyle w:val="1-0"/>
+              <w:rPr>
+                <w:rFonts w:asciiTheme="majorHAnsi" w:eastAsiaTheme="majorHAnsi" w:hAnsiTheme="majorHAnsi" w:hint="eastAsia"/>
+              </w:rPr>
+            </w:pPr>
+            <w:r>
+              <w:rPr>
+                <w:rFonts w:asciiTheme="majorHAnsi" w:eastAsiaTheme="majorHAnsi" w:hAnsiTheme="majorHAnsi" w:hint="eastAsia"/>
+              </w:rPr>
+              <w:t>[오후 8:08:21.542] RX  01 64 03 00 05 F0 02 12 44 8C C8 12 44 08 C1 12 44 3C D3 12 44 D7 80 12 44 D3 11  (+36ms)</w:t>
+            </w:r>
+          </w:p>
+          <w:p>
+            <w:pPr>
+              <w:pStyle w:val="1-0"/>
+              <w:rPr>
+                <w:rFonts w:asciiTheme="majorHAnsi" w:eastAsiaTheme="majorHAnsi" w:hAnsiTheme="majorHAnsi" w:hint="eastAsia"/>
+              </w:rPr>
+            </w:pPr>
+            <w:r>
+              <w:rPr>
+                <w:rFonts w:asciiTheme="majorHAnsi" w:eastAsiaTheme="majorHAnsi" w:hAnsiTheme="majorHAnsi" w:hint="eastAsia"/>
+              </w:rPr>
+              <w:t>[오후 8:08:21.549] TX  01 64 03 4A C1  (+7ms)</w:t>
+            </w:r>
+          </w:p>
+          <w:p>
+            <w:pPr>
+              <w:pStyle w:val="1-0"/>
+              <w:rPr>
+                <w:rFonts w:asciiTheme="majorHAnsi" w:eastAsiaTheme="majorHAnsi" w:hAnsiTheme="majorHAnsi" w:hint="eastAsia"/>
+              </w:rPr>
+            </w:pPr>
+            <w:r>
+              <w:rPr>
+                <w:rFonts w:asciiTheme="majorHAnsi" w:eastAsiaTheme="majorHAnsi" w:hAnsiTheme="majorHAnsi" w:hint="eastAsia"/>
+              </w:rPr>
+              <w:t>[오후 8:08:21.590] RX  01 64 03 00 04 64 14 12 44 4E CE 12 44 C2 3A 12 44 8C C7 12 44 59 87  (+41ms)</w:t>
+            </w:r>
+          </w:p>
+          <w:p>
+            <w:pPr>
+              <w:pStyle w:val="1-0"/>
+              <w:rPr>
+                <w:rFonts w:asciiTheme="majorHAnsi" w:eastAsiaTheme="majorHAnsi" w:hAnsiTheme="majorHAnsi" w:hint="eastAsia"/>
+              </w:rPr>
+            </w:pPr>
+            <w:r>
+              <w:rPr>
+                <w:rFonts w:asciiTheme="majorHAnsi" w:eastAsiaTheme="majorHAnsi" w:hAnsiTheme="majorHAnsi" w:hint="eastAsia"/>
+              </w:rPr>
+              <w:t>[오후 8:08:21.596] TX  01 64 03 4A C1  (+6ms)</w:t>
+            </w:r>
+          </w:p>
+          <w:p>
+            <w:pPr>
+              <w:pStyle w:val="1-0"/>
+              <w:rPr>
+                <w:rFonts w:asciiTheme="majorHAnsi" w:eastAsiaTheme="majorHAnsi" w:hAnsiTheme="majorHAnsi" w:hint="eastAsia"/>
+              </w:rPr>
+            </w:pPr>
+            <w:r>
+              <w:rPr>
+                <w:rFonts w:asciiTheme="majorHAnsi" w:eastAsiaTheme="majorHAnsi" w:hAnsiTheme="majorHAnsi" w:hint="eastAsia"/>
+              </w:rPr>
+              <w:t>[오후 8:08:21.638] RX  01 64 03 00 05 CD 93 12 44 AB 03 12 44 3F A8 12 44 7E 33 12 44 DA BC 12 44 78 34  (+42ms)</w:t>
+            </w:r>
+          </w:p>
+          <w:p>
+            <w:pPr>
+              <w:pStyle w:val="1-0"/>
+              <w:rPr>
+                <w:rFonts w:asciiTheme="majorHAnsi" w:eastAsiaTheme="majorHAnsi" w:hAnsiTheme="majorHAnsi" w:hint="eastAsia"/>
+              </w:rPr>
+            </w:pPr>
+            <w:r>
+              <w:rPr>
+                <w:rFonts w:asciiTheme="majorHAnsi" w:eastAsiaTheme="majorHAnsi" w:hAnsiTheme="majorHAnsi" w:hint="eastAsia"/>
+              </w:rPr>
+              <w:t>[오후 8:08:21.646] TX  01 64 03 4A C1  (+8ms)</w:t>
+            </w:r>
+          </w:p>
+          <w:p>
+            <w:pPr>
+              <w:pStyle w:val="1-0"/>
+              <w:rPr>
+                <w:rFonts w:asciiTheme="majorHAnsi" w:eastAsiaTheme="majorHAnsi" w:hAnsiTheme="majorHAnsi" w:hint="eastAsia"/>
+              </w:rPr>
+            </w:pPr>
+            <w:r>
+              <w:rPr>
+                <w:rFonts w:asciiTheme="majorHAnsi" w:eastAsiaTheme="majorHAnsi" w:hAnsiTheme="majorHAnsi" w:hint="eastAsia"/>
+              </w:rPr>
+              <w:lastRenderedPageBreak/>
+              <w:t>[오후 8:08:21.686] RX  01 64 03 00 05 92 CB 12 44 EF ED 11 44 20 B3 12 44 54 32 12 44 4C CC 12 44 97 7C  (+40ms)</w:t>
+            </w:r>
+          </w:p>
+          <w:p>
+            <w:pPr>
+              <w:pStyle w:val="1-0"/>
+              <w:rPr>
+                <w:rFonts w:asciiTheme="majorHAnsi" w:eastAsiaTheme="majorHAnsi" w:hAnsiTheme="majorHAnsi" w:hint="eastAsia"/>
+              </w:rPr>
+            </w:pPr>
+            <w:r>
+              <w:rPr>
+                <w:rFonts w:asciiTheme="majorHAnsi" w:eastAsiaTheme="majorHAnsi" w:hAnsiTheme="majorHAnsi" w:hint="eastAsia"/>
+              </w:rPr>
+              <w:t>[오후 8:08:21.693] TX  01 64 03 4A C1  (+7ms)</w:t>
+            </w:r>
+          </w:p>
+          <w:p>
+            <w:pPr>
+              <w:pStyle w:val="1-0"/>
+              <w:rPr>
+                <w:rFonts w:asciiTheme="majorHAnsi" w:eastAsiaTheme="majorHAnsi" w:hAnsiTheme="majorHAnsi" w:hint="eastAsia"/>
+              </w:rPr>
+            </w:pPr>
+            <w:r>
+              <w:rPr>
+                <w:rFonts w:asciiTheme="majorHAnsi" w:eastAsiaTheme="majorHAnsi" w:hAnsiTheme="majorHAnsi" w:hint="eastAsia"/>
+              </w:rPr>
+              <w:t>[오후 8:08:21.734] RX  01 64 03 00 05 99 8B 12 44 7E E1 11 44 60 C9 12 44 1C 32 12 44 BF FE 12 44 9B 0B  (+41ms)</w:t>
+            </w:r>
+          </w:p>
+          <w:p>
+            <w:pPr>
+              <w:pStyle w:val="1-0"/>
+              <w:rPr>
+                <w:rFonts w:asciiTheme="majorHAnsi" w:eastAsiaTheme="majorHAnsi" w:hAnsiTheme="majorHAnsi" w:hint="eastAsia"/>
+              </w:rPr>
+            </w:pPr>
+            <w:r>
+              <w:rPr>
+                <w:rFonts w:asciiTheme="majorHAnsi" w:eastAsiaTheme="majorHAnsi" w:hAnsiTheme="majorHAnsi" w:hint="eastAsia"/>
+              </w:rPr>
+              <w:t>[오후 8:08:21.741] TX  01 64 03 4A C1  (+7ms)</w:t>
+            </w:r>
+          </w:p>
+          <w:p>
+            <w:pPr>
+              <w:pStyle w:val="1-0"/>
+              <w:rPr>
+                <w:rFonts w:asciiTheme="majorHAnsi" w:eastAsiaTheme="majorHAnsi" w:hAnsiTheme="majorHAnsi" w:hint="eastAsia"/>
+              </w:rPr>
+            </w:pPr>
+            <w:r>
+              <w:rPr>
+                <w:rFonts w:asciiTheme="majorHAnsi" w:eastAsiaTheme="majorHAnsi" w:hAnsiTheme="majorHAnsi" w:hint="eastAsia"/>
+              </w:rPr>
+              <w:t>[오후 8:08:21.766] RX  01 64 03 00 04 C4 83 12 44 B6 37 12 44 70 E4 12 44 90 2D 12 44 EB 14  (+25ms)</w:t>
+            </w:r>
+          </w:p>
+          <w:p>
+            <w:pPr>
+              <w:pStyle w:val="1-0"/>
+              <w:rPr>
+                <w:rFonts w:asciiTheme="majorHAnsi" w:eastAsiaTheme="majorHAnsi" w:hAnsiTheme="majorHAnsi" w:hint="eastAsia"/>
+              </w:rPr>
+            </w:pPr>
+            <w:r>
+              <w:rPr>
+                <w:rFonts w:asciiTheme="majorHAnsi" w:eastAsiaTheme="majorHAnsi" w:hAnsiTheme="majorHAnsi" w:hint="eastAsia"/>
+              </w:rPr>
+              <w:t>[오후 8:08:21.773] TX  01 64 03 4A C1  (+7ms)</w:t>
+            </w:r>
+          </w:p>
+          <w:p>
+            <w:pPr>
+              <w:pStyle w:val="1-0"/>
+              <w:rPr>
+                <w:rFonts w:asciiTheme="majorHAnsi" w:eastAsiaTheme="majorHAnsi" w:hAnsiTheme="majorHAnsi" w:hint="eastAsia"/>
+              </w:rPr>
+            </w:pPr>
+            <w:r>
+              <w:rPr>
+                <w:rFonts w:asciiTheme="majorHAnsi" w:eastAsiaTheme="majorHAnsi" w:hAnsiTheme="majorHAnsi" w:hint="eastAsia"/>
+              </w:rPr>
+              <w:t>[오후 8:08:21.814] RX  01 64 03 00 04 92 F1 12 44 97 43 12 44 40 16 12 44 E6 D6 12 44 DE 40  (+41ms)</w:t>
+            </w:r>
+          </w:p>
+          <w:p>
+            <w:pPr>
+              <w:pStyle w:val="1-0"/>
+              <w:rPr>
+                <w:rFonts w:asciiTheme="majorHAnsi" w:eastAsiaTheme="majorHAnsi" w:hAnsiTheme="majorHAnsi" w:hint="eastAsia"/>
+              </w:rPr>
+            </w:pPr>
+            <w:r>
+              <w:rPr>
+                <w:rFonts w:asciiTheme="majorHAnsi" w:eastAsiaTheme="majorHAnsi" w:hAnsiTheme="majorHAnsi" w:hint="eastAsia"/>
+              </w:rPr>
+              <w:t>[오후 8:08:21.822] TX  01 64 03 4A C1  (+8ms)</w:t>
+            </w:r>
+          </w:p>
+          <w:p>
+            <w:pPr>
+              <w:pStyle w:val="1-0"/>
+              <w:rPr>
+                <w:rFonts w:asciiTheme="majorHAnsi" w:eastAsiaTheme="majorHAnsi" w:hAnsiTheme="majorHAnsi" w:hint="eastAsia"/>
+              </w:rPr>
+            </w:pPr>
+            <w:r>
+              <w:rPr>
+                <w:rFonts w:asciiTheme="majorHAnsi" w:eastAsiaTheme="majorHAnsi" w:hAnsiTheme="majorHAnsi" w:hint="eastAsia"/>
+              </w:rPr>
+              <w:t>[오후 8:08:21.862] RX  01 64 03 00 05 C2 44 12 44 9A B2 12 44 03 69 12 44 1E 2D 12 44 68 C3 12 44 83 BA  (+40ms)</w:t>
+            </w:r>
+          </w:p>
+          <w:p>
+            <w:pPr>
+              <w:pStyle w:val="1-0"/>
+              <w:rPr>
+                <w:rFonts w:asciiTheme="majorHAnsi" w:eastAsiaTheme="majorHAnsi" w:hAnsiTheme="majorHAnsi" w:hint="eastAsia"/>
+              </w:rPr>
+            </w:pPr>
+            <w:r>
+              <w:rPr>
+                <w:rFonts w:asciiTheme="majorHAnsi" w:eastAsiaTheme="majorHAnsi" w:hAnsiTheme="majorHAnsi" w:hint="eastAsia"/>
+              </w:rPr>
+              <w:t>[오후 8:08:21.870] TX  01 64 03 4A C1  (+8ms)</w:t>
+            </w:r>
+          </w:p>
+          <w:p>
+            <w:pPr>
+              <w:pStyle w:val="1-0"/>
+              <w:rPr>
+                <w:rFonts w:asciiTheme="majorHAnsi" w:eastAsiaTheme="majorHAnsi" w:hAnsiTheme="majorHAnsi" w:hint="eastAsia"/>
+              </w:rPr>
+            </w:pPr>
+            <w:r>
+              <w:rPr>
+                <w:rFonts w:asciiTheme="majorHAnsi" w:eastAsiaTheme="majorHAnsi" w:hAnsiTheme="majorHAnsi" w:hint="eastAsia"/>
+              </w:rPr>
+              <w:t>[오후 8:08:21.910] RX  01 64 03 00 04 EE 56 12 44 90 D2 12 44 27 74 12 44 28 1E 12 44 AE F0  (+40ms)</w:t>
+            </w:r>
+          </w:p>
+          <w:p>
+            <w:pPr>
+              <w:pStyle w:val="1-0"/>
+              <w:rPr>
+                <w:rFonts w:asciiTheme="majorHAnsi" w:eastAsiaTheme="majorHAnsi" w:hAnsiTheme="majorHAnsi" w:hint="eastAsia"/>
+              </w:rPr>
+            </w:pPr>
+            <w:r>
+              <w:rPr>
+                <w:rFonts w:asciiTheme="majorHAnsi" w:eastAsiaTheme="majorHAnsi" w:hAnsiTheme="majorHAnsi" w:hint="eastAsia"/>
+              </w:rPr>
+              <w:t>[오후 8:08:21.927] TX  01 64 03 4A C1  (+17ms)</w:t>
+            </w:r>
+          </w:p>
+          <w:p>
+            <w:pPr>
+              <w:pStyle w:val="1-0"/>
+              <w:rPr>
+                <w:rFonts w:asciiTheme="majorHAnsi" w:eastAsiaTheme="majorHAnsi" w:hAnsiTheme="majorHAnsi" w:hint="eastAsia"/>
+              </w:rPr>
+            </w:pPr>
+            <w:r>
+              <w:rPr>
+                <w:rFonts w:asciiTheme="majorHAnsi" w:eastAsiaTheme="majorHAnsi" w:hAnsiTheme="majorHAnsi" w:hint="eastAsia"/>
+              </w:rPr>
+              <w:t>[오후 8:08:21.958] RX  01 64 03 00 06 52 E7 12 44 C7 58 12 44 D4 06 13 44 2C 79 12 44 DC 4C 12 44 FE B9 12 44 33 A0  (+31ms)</w:t>
+            </w:r>
+          </w:p>
+          <w:p>
+            <w:pPr>
+              <w:pStyle w:val="1-0"/>
+              <w:rPr>
+                <w:rFonts w:asciiTheme="majorHAnsi" w:eastAsiaTheme="majorHAnsi" w:hAnsiTheme="majorHAnsi" w:hint="eastAsia"/>
+              </w:rPr>
+            </w:pPr>
+            <w:r>
+              <w:rPr>
+                <w:rFonts w:asciiTheme="majorHAnsi" w:eastAsiaTheme="majorHAnsi" w:hAnsiTheme="majorHAnsi" w:hint="eastAsia"/>
+              </w:rPr>
+              <w:t>[오후 8:08:21.966] TX  01 64 03 4A C1  (+8ms)</w:t>
+            </w:r>
+          </w:p>
+          <w:p>
+            <w:pPr>
+              <w:pStyle w:val="1-0"/>
+              <w:rPr>
+                <w:rFonts w:asciiTheme="majorHAnsi" w:eastAsiaTheme="majorHAnsi" w:hAnsiTheme="majorHAnsi" w:hint="eastAsia"/>
+              </w:rPr>
+            </w:pPr>
+            <w:r>
+              <w:rPr>
+                <w:rFonts w:asciiTheme="majorHAnsi" w:eastAsiaTheme="majorHAnsi" w:hAnsiTheme="majorHAnsi" w:hint="eastAsia"/>
+              </w:rPr>
+              <w:t>[오후 8:08:22.006] RX  01 64 03 00 04 E8 4F 12 44 B0 12 13 44 0A 67 12 44 83 62 12 44 D8 9D  (+40ms)</w:t>
+            </w:r>
+          </w:p>
+          <w:p>
+            <w:pPr>
+              <w:pStyle w:val="1-0"/>
+              <w:rPr>
+                <w:rFonts w:asciiTheme="majorHAnsi" w:eastAsiaTheme="majorHAnsi" w:hAnsiTheme="majorHAnsi" w:hint="eastAsia"/>
+              </w:rPr>
+            </w:pPr>
+            <w:r>
+              <w:rPr>
+                <w:rFonts w:asciiTheme="majorHAnsi" w:eastAsiaTheme="majorHAnsi" w:hAnsiTheme="majorHAnsi" w:hint="eastAsia"/>
+              </w:rPr>
+              <w:t>[오후 8:08:22.013] TX  01 64 03 4A C1  (+7ms)</w:t>
+            </w:r>
+          </w:p>
+          <w:p>
+            <w:pPr>
+              <w:pStyle w:val="1-0"/>
+              <w:rPr>
+                <w:rFonts w:asciiTheme="majorHAnsi" w:eastAsiaTheme="majorHAnsi" w:hAnsiTheme="majorHAnsi" w:hint="eastAsia"/>
+              </w:rPr>
+            </w:pPr>
+            <w:r>
+              <w:rPr>
+                <w:rFonts w:asciiTheme="majorHAnsi" w:eastAsiaTheme="majorHAnsi" w:hAnsiTheme="majorHAnsi" w:hint="eastAsia"/>
+              </w:rPr>
+              <w:t>[오후 8:08:22.054] RX  01 64 03 00 05 28 8B 12 44 0D 65 12 44 FE 18 13 44 0A 61 12 44 EC 5B 12 44 2A 6D  (+41ms)</w:t>
+            </w:r>
+          </w:p>
+          <w:p>
+            <w:pPr>
+              <w:pStyle w:val="1-0"/>
+              <w:rPr>
+                <w:rFonts w:asciiTheme="majorHAnsi" w:eastAsiaTheme="majorHAnsi" w:hAnsiTheme="majorHAnsi" w:hint="eastAsia"/>
+              </w:rPr>
+            </w:pPr>
+            <w:r>
+              <w:rPr>
+                <w:rFonts w:asciiTheme="majorHAnsi" w:eastAsiaTheme="majorHAnsi" w:hAnsiTheme="majorHAnsi" w:hint="eastAsia"/>
+              </w:rPr>
+              <w:t>[오후 8:08:22.062] TX  01 64 03 4A C1  (+8ms)</w:t>
+            </w:r>
+          </w:p>
+          <w:p>
+            <w:pPr>
+              <w:pStyle w:val="1-0"/>
+              <w:rPr>
+                <w:rFonts w:asciiTheme="majorHAnsi" w:eastAsiaTheme="majorHAnsi" w:hAnsiTheme="majorHAnsi" w:hint="eastAsia"/>
+              </w:rPr>
+            </w:pPr>
+            <w:r>
+              <w:rPr>
+                <w:rFonts w:asciiTheme="majorHAnsi" w:eastAsiaTheme="majorHAnsi" w:hAnsiTheme="majorHAnsi" w:hint="eastAsia"/>
+              </w:rPr>
+              <w:t>[오후 8:08:22.102] RX  01 64 03 00 05 C2 8F 12 44 A8 78 12 44 C2 0B 13 44 EC 94 12 44 A0 3A 12 44 D4 55  (+40ms)</w:t>
+            </w:r>
+          </w:p>
+          <w:p>
+            <w:pPr>
+              <w:pStyle w:val="1-0"/>
+              <w:rPr>
+                <w:rFonts w:asciiTheme="majorHAnsi" w:eastAsiaTheme="majorHAnsi" w:hAnsiTheme="majorHAnsi" w:hint="eastAsia"/>
+              </w:rPr>
+            </w:pPr>
+            <w:r>
+              <w:rPr>
+                <w:rFonts w:asciiTheme="majorHAnsi" w:eastAsiaTheme="majorHAnsi" w:hAnsiTheme="majorHAnsi" w:hint="eastAsia"/>
+              </w:rPr>
+              <w:t>[오후 8:08:22.110] TX  01 64 03 4A C1  (+8ms)</w:t>
+            </w:r>
+          </w:p>
+          <w:p>
+            <w:pPr>
+              <w:pStyle w:val="1-0"/>
+              <w:rPr>
+                <w:rFonts w:asciiTheme="majorHAnsi" w:eastAsiaTheme="majorHAnsi" w:hAnsiTheme="majorHAnsi" w:hint="eastAsia"/>
+              </w:rPr>
+            </w:pPr>
+            <w:r>
+              <w:rPr>
+                <w:rFonts w:asciiTheme="majorHAnsi" w:eastAsiaTheme="majorHAnsi" w:hAnsiTheme="majorHAnsi" w:hint="eastAsia"/>
+              </w:rPr>
+              <w:t>[오후 8:08:22.150] RX  01 64 03 00 04 C5 12 12 44 47 86 12 44 52 0F 13 44 70 B4 12 44 A9 E5  (+40ms)</w:t>
+            </w:r>
+          </w:p>
+          <w:p>
+            <w:pPr>
+              <w:pStyle w:val="1-0"/>
+              <w:rPr>
+                <w:rFonts w:asciiTheme="majorHAnsi" w:eastAsiaTheme="majorHAnsi" w:hAnsiTheme="majorHAnsi" w:hint="eastAsia"/>
+              </w:rPr>
+            </w:pPr>
+            <w:r>
+              <w:rPr>
+                <w:rFonts w:asciiTheme="majorHAnsi" w:eastAsiaTheme="majorHAnsi" w:hAnsiTheme="majorHAnsi" w:hint="eastAsia"/>
+              </w:rPr>
+              <w:t>[오후 8:08:22.156] TX  01 64 03 4A C1  (+6ms)</w:t>
+            </w:r>
+          </w:p>
+          <w:p>
+            <w:pPr>
+              <w:pStyle w:val="1-0"/>
+              <w:rPr>
+                <w:rFonts w:asciiTheme="majorHAnsi" w:eastAsiaTheme="majorHAnsi" w:hAnsiTheme="majorHAnsi" w:hint="eastAsia"/>
+              </w:rPr>
+            </w:pPr>
+            <w:r>
+              <w:rPr>
+                <w:rFonts w:asciiTheme="majorHAnsi" w:eastAsiaTheme="majorHAnsi" w:hAnsiTheme="majorHAnsi" w:hint="eastAsia"/>
+              </w:rPr>
+              <w:t>[오후 8:08:22.199] RX  01 64 03 00 05 0E 4C 12 44 99 DF 11 44 0F 88 12 44 DA 1F 13 44 E4 AB 12 44 79 0A  (+43ms)</w:t>
+            </w:r>
+          </w:p>
+          <w:p>
+            <w:pPr>
+              <w:pStyle w:val="1-0"/>
+              <w:rPr>
+                <w:rFonts w:asciiTheme="majorHAnsi" w:eastAsiaTheme="majorHAnsi" w:hAnsiTheme="majorHAnsi" w:hint="eastAsia"/>
+              </w:rPr>
+            </w:pPr>
+            <w:r>
+              <w:rPr>
+                <w:rFonts w:asciiTheme="majorHAnsi" w:eastAsiaTheme="majorHAnsi" w:hAnsiTheme="majorHAnsi" w:hint="eastAsia"/>
+              </w:rPr>
+              <w:t>[오후 8:08:22.208] TX  01 64 03 4A C1  (+9ms)</w:t>
+            </w:r>
+          </w:p>
+          <w:p>
+            <w:pPr>
+              <w:pStyle w:val="1-0"/>
+              <w:rPr>
+                <w:rFonts w:asciiTheme="majorHAnsi" w:eastAsiaTheme="majorHAnsi" w:hAnsiTheme="majorHAnsi" w:hint="eastAsia"/>
+              </w:rPr>
+            </w:pPr>
+            <w:r>
+              <w:rPr>
+                <w:rFonts w:asciiTheme="majorHAnsi" w:eastAsiaTheme="majorHAnsi" w:hAnsiTheme="majorHAnsi" w:hint="eastAsia"/>
+              </w:rPr>
+              <w:t xml:space="preserve">[오후 8:08:22.246] RX  01 64 03 00 05 95 98 12 44 40 F6 11 44 56 7E 12 44 D2 34 13 44 </w:t>
+            </w:r>
+            <w:r>
+              <w:rPr>
+                <w:rFonts w:asciiTheme="majorHAnsi" w:eastAsiaTheme="majorHAnsi" w:hAnsiTheme="majorHAnsi" w:hint="eastAsia"/>
+              </w:rPr>
+              <w:lastRenderedPageBreak/>
+              <w:t>74 9B 12 44 0C F7  (+38ms)</w:t>
+            </w:r>
+          </w:p>
+          <w:p>
+            <w:pPr>
+              <w:pStyle w:val="1-0"/>
+              <w:rPr>
+                <w:rFonts w:asciiTheme="majorHAnsi" w:eastAsiaTheme="majorHAnsi" w:hAnsiTheme="majorHAnsi" w:hint="eastAsia"/>
+              </w:rPr>
+            </w:pPr>
+            <w:r>
+              <w:rPr>
+                <w:rFonts w:asciiTheme="majorHAnsi" w:eastAsiaTheme="majorHAnsi" w:hAnsiTheme="majorHAnsi" w:hint="eastAsia"/>
+              </w:rPr>
+              <w:t>[오후 8:08:22.256] TX  01 64 03 4A C1  (+10ms)</w:t>
+            </w:r>
+          </w:p>
+          <w:p>
+            <w:pPr>
+              <w:pStyle w:val="1-0"/>
+              <w:rPr>
+                <w:rFonts w:asciiTheme="majorHAnsi" w:eastAsiaTheme="majorHAnsi" w:hAnsiTheme="majorHAnsi" w:hint="eastAsia"/>
+              </w:rPr>
+            </w:pPr>
+            <w:r>
+              <w:rPr>
+                <w:rFonts w:asciiTheme="majorHAnsi" w:eastAsiaTheme="majorHAnsi" w:hAnsiTheme="majorHAnsi" w:hint="eastAsia"/>
+              </w:rPr>
+              <w:t>[오후 8:08:22.294] RX  01 64 03 00 05 0E A3 12 44 72 D1 11 44 DE 91 12 44 4A F5 12 44 1C 9C 12 44 9F 8E  (+38ms)</w:t>
+            </w:r>
+          </w:p>
+          <w:p>
+            <w:pPr>
+              <w:pStyle w:val="1-0"/>
+              <w:rPr>
+                <w:rFonts w:asciiTheme="majorHAnsi" w:eastAsiaTheme="majorHAnsi" w:hAnsiTheme="majorHAnsi" w:hint="eastAsia"/>
+              </w:rPr>
+            </w:pPr>
+            <w:r>
+              <w:rPr>
+                <w:rFonts w:asciiTheme="majorHAnsi" w:eastAsiaTheme="majorHAnsi" w:hAnsiTheme="majorHAnsi" w:hint="eastAsia"/>
+              </w:rPr>
+              <w:t>[오후 8:08:22.300] TX  01 64 03 4A C1  (+6ms)</w:t>
+            </w:r>
+          </w:p>
+          <w:p>
+            <w:pPr>
+              <w:pStyle w:val="1-0"/>
+              <w:rPr>
+                <w:rFonts w:asciiTheme="majorHAnsi" w:eastAsiaTheme="majorHAnsi" w:hAnsiTheme="majorHAnsi" w:hint="eastAsia"/>
+              </w:rPr>
+            </w:pPr>
+            <w:r>
+              <w:rPr>
+                <w:rFonts w:asciiTheme="majorHAnsi" w:eastAsiaTheme="majorHAnsi" w:hAnsiTheme="majorHAnsi" w:hint="eastAsia"/>
+              </w:rPr>
+              <w:t>[오후 8:08:22.342] RX  01 64 03 00 04 EA 72 12 44 AE F3 11 44 16 AA 12 44 68 B6 12 44 16 79  (+42ms)</w:t>
+            </w:r>
+          </w:p>
+          <w:p>
+            <w:pPr>
+              <w:pStyle w:val="1-0"/>
+              <w:rPr>
+                <w:rFonts w:asciiTheme="majorHAnsi" w:eastAsiaTheme="majorHAnsi" w:hAnsiTheme="majorHAnsi" w:hint="eastAsia"/>
+              </w:rPr>
+            </w:pPr>
+            <w:r>
+              <w:rPr>
+                <w:rFonts w:asciiTheme="majorHAnsi" w:eastAsiaTheme="majorHAnsi" w:hAnsiTheme="majorHAnsi" w:hint="eastAsia"/>
+              </w:rPr>
+              <w:t>[오후 8:08:22.350] TX  01 64 03 4A C1  (+8ms)</w:t>
+            </w:r>
+          </w:p>
+          <w:p>
+            <w:pPr>
+              <w:pStyle w:val="1-0"/>
+              <w:rPr>
+                <w:rFonts w:asciiTheme="majorHAnsi" w:eastAsiaTheme="majorHAnsi" w:hAnsiTheme="majorHAnsi" w:hint="eastAsia"/>
+              </w:rPr>
+            </w:pPr>
+            <w:r>
+              <w:rPr>
+                <w:rFonts w:asciiTheme="majorHAnsi" w:eastAsiaTheme="majorHAnsi" w:hAnsiTheme="majorHAnsi" w:hint="eastAsia"/>
+              </w:rPr>
+              <w:t>[오후 8:08:22.390] RX  01 64 03 00 05 04 C0 12 44 E2 71 12 44 6C 1C 12 44 62 BD 12 44 88 5D 12 44 8D 9F  (+40ms)</w:t>
+            </w:r>
+          </w:p>
+          <w:p>
+            <w:pPr>
+              <w:pStyle w:val="1-0"/>
+              <w:rPr>
+                <w:rFonts w:asciiTheme="majorHAnsi" w:eastAsiaTheme="majorHAnsi" w:hAnsiTheme="majorHAnsi" w:hint="eastAsia"/>
+              </w:rPr>
+            </w:pPr>
+            <w:r>
+              <w:rPr>
+                <w:rFonts w:asciiTheme="majorHAnsi" w:eastAsiaTheme="majorHAnsi" w:hAnsiTheme="majorHAnsi" w:hint="eastAsia"/>
+              </w:rPr>
+              <w:t>[오후 8:08:22.397] TX  01 64 03 4A C1  (+7ms)</w:t>
+            </w:r>
+          </w:p>
+          <w:p>
+            <w:pPr>
+              <w:pStyle w:val="1-0"/>
+              <w:rPr>
+                <w:rFonts w:asciiTheme="majorHAnsi" w:eastAsiaTheme="majorHAnsi" w:hAnsiTheme="majorHAnsi" w:hint="eastAsia"/>
+              </w:rPr>
+            </w:pPr>
+            <w:r>
+              <w:rPr>
+                <w:rFonts w:asciiTheme="majorHAnsi" w:eastAsiaTheme="majorHAnsi" w:hAnsiTheme="majorHAnsi" w:hint="eastAsia"/>
+              </w:rPr>
+              <w:t>[오후 8:08:22.438] RX  01 64 03 00 05 39 E2 12 44 34 97 12 44 9C 21 12 44 12 BE 12 44 F1 57 12 44 25 AB  (+41ms)</w:t>
+            </w:r>
+          </w:p>
+          <w:p>
+            <w:pPr>
+              <w:pStyle w:val="1-0"/>
+              <w:rPr>
+                <w:rFonts w:asciiTheme="majorHAnsi" w:eastAsiaTheme="majorHAnsi" w:hAnsiTheme="majorHAnsi" w:hint="eastAsia"/>
+              </w:rPr>
+            </w:pPr>
+            <w:r>
+              <w:rPr>
+                <w:rFonts w:asciiTheme="majorHAnsi" w:eastAsiaTheme="majorHAnsi" w:hAnsiTheme="majorHAnsi" w:hint="eastAsia"/>
+              </w:rPr>
+              <w:t>[오후 8:08:22.445] TX  01 64 03 4A C1  (+7ms)</w:t>
+            </w:r>
+          </w:p>
+          <w:p>
+            <w:pPr>
+              <w:pStyle w:val="1-0"/>
+              <w:rPr>
+                <w:rFonts w:asciiTheme="majorHAnsi" w:eastAsiaTheme="majorHAnsi" w:hAnsiTheme="majorHAnsi" w:hint="eastAsia"/>
+              </w:rPr>
+            </w:pPr>
+            <w:r>
+              <w:rPr>
+                <w:rFonts w:asciiTheme="majorHAnsi" w:eastAsiaTheme="majorHAnsi" w:hAnsiTheme="majorHAnsi" w:hint="eastAsia"/>
+              </w:rPr>
+              <w:t>[오후 8:08:22.486] RX  01 64 03 00 06 8A DE 12 44 83 9C 12 44 54 EC 11 44 24 C2 12 44 08 4E 12 44 7E D0 12 44 CF 04  (+41ms)</w:t>
+            </w:r>
+          </w:p>
+          <w:p>
+            <w:pPr>
+              <w:pStyle w:val="1-0"/>
+              <w:rPr>
+                <w:rFonts w:asciiTheme="majorHAnsi" w:eastAsiaTheme="majorHAnsi" w:hAnsiTheme="majorHAnsi" w:hint="eastAsia"/>
+              </w:rPr>
+            </w:pPr>
+            <w:r>
+              <w:rPr>
+                <w:rFonts w:asciiTheme="majorHAnsi" w:eastAsiaTheme="majorHAnsi" w:hAnsiTheme="majorHAnsi" w:hint="eastAsia"/>
+              </w:rPr>
+              <w:t>[오후 8:08:22.495] TX  01 64 03 4A C1  (+9ms)</w:t>
+            </w:r>
+          </w:p>
+          <w:p>
+            <w:pPr>
+              <w:pStyle w:val="1-0"/>
+              <w:rPr>
+                <w:rFonts w:asciiTheme="majorHAnsi" w:eastAsiaTheme="majorHAnsi" w:hAnsiTheme="majorHAnsi" w:hint="eastAsia"/>
+              </w:rPr>
+            </w:pPr>
+            <w:r>
+              <w:rPr>
+                <w:rFonts w:asciiTheme="majorHAnsi" w:eastAsiaTheme="majorHAnsi" w:hAnsiTheme="majorHAnsi" w:hint="eastAsia"/>
+              </w:rPr>
+              <w:t>[오후 8:08:22.534] RX  01 64 03 00 04 4A BB 12 44 EA 12 12 44 BE DC 12 44 14 66 12 44 30 E7  (+39ms)</w:t>
+            </w:r>
+          </w:p>
+          <w:p>
+            <w:pPr>
+              <w:pStyle w:val="1-0"/>
+              <w:rPr>
+                <w:rFonts w:asciiTheme="majorHAnsi" w:eastAsiaTheme="majorHAnsi" w:hAnsiTheme="majorHAnsi" w:hint="eastAsia"/>
+              </w:rPr>
+            </w:pPr>
+            <w:r>
+              <w:rPr>
+                <w:rFonts w:asciiTheme="majorHAnsi" w:eastAsiaTheme="majorHAnsi" w:hAnsiTheme="majorHAnsi" w:hint="eastAsia"/>
+              </w:rPr>
+              <w:t>[오후 8:08:22.543] TX  01 64 03 4A C1  (+9ms)</w:t>
+            </w:r>
+          </w:p>
+          <w:p>
+            <w:pPr>
+              <w:pStyle w:val="1-0"/>
+              <w:rPr>
+                <w:rFonts w:asciiTheme="majorHAnsi" w:eastAsiaTheme="majorHAnsi" w:hAnsiTheme="majorHAnsi" w:hint="eastAsia"/>
+              </w:rPr>
+            </w:pPr>
+            <w:r>
+              <w:rPr>
+                <w:rFonts w:asciiTheme="majorHAnsi" w:eastAsiaTheme="majorHAnsi" w:hAnsiTheme="majorHAnsi" w:hint="eastAsia"/>
+              </w:rPr>
+              <w:t>[오후 8:08:22.582] RX  01 64 03 00 05 28 F0 12 44 52 96 12 44 D8 31 12 44 D8 EE 12 44 A9 5C 12 44 17 A0  (+39ms)</w:t>
+            </w:r>
+          </w:p>
+          <w:p>
+            <w:pPr>
+              <w:pStyle w:val="1-0"/>
+              <w:rPr>
+                <w:rFonts w:asciiTheme="majorHAnsi" w:eastAsiaTheme="majorHAnsi" w:hAnsiTheme="majorHAnsi" w:hint="eastAsia"/>
+              </w:rPr>
+            </w:pPr>
+            <w:r>
+              <w:rPr>
+                <w:rFonts w:asciiTheme="majorHAnsi" w:eastAsiaTheme="majorHAnsi" w:hAnsiTheme="majorHAnsi" w:hint="eastAsia"/>
+              </w:rPr>
+              <w:t>[오후 8:08:22.588] TX  01 64 03 4A C1  (+6ms)</w:t>
+            </w:r>
+          </w:p>
+          <w:p>
+            <w:pPr>
+              <w:pStyle w:val="1-0"/>
+              <w:rPr>
+                <w:rFonts w:asciiTheme="majorHAnsi" w:eastAsiaTheme="majorHAnsi" w:hAnsiTheme="majorHAnsi" w:hint="eastAsia"/>
+              </w:rPr>
+            </w:pPr>
+            <w:r>
+              <w:rPr>
+                <w:rFonts w:asciiTheme="majorHAnsi" w:eastAsiaTheme="majorHAnsi" w:hAnsiTheme="majorHAnsi" w:hint="eastAsia"/>
+              </w:rPr>
+              <w:t>[오후 8:08:22.630] RX  01 64 03 00 04 7B 00 13 44 AB 67 12 44 0F 4C 12 44 78 F9 12 44 2E EF  (+42ms)</w:t>
+            </w:r>
+          </w:p>
+          <w:p>
+            <w:pPr>
+              <w:pStyle w:val="1-0"/>
+              <w:rPr>
+                <w:rFonts w:asciiTheme="majorHAnsi" w:eastAsiaTheme="majorHAnsi" w:hAnsiTheme="majorHAnsi" w:hint="eastAsia"/>
+              </w:rPr>
+            </w:pPr>
+            <w:r>
+              <w:rPr>
+                <w:rFonts w:asciiTheme="majorHAnsi" w:eastAsiaTheme="majorHAnsi" w:hAnsiTheme="majorHAnsi" w:hint="eastAsia"/>
+              </w:rPr>
+              <w:t>[오후 8:08:22.638] TX  01 64 03 4A C1  (+8ms)</w:t>
+            </w:r>
+          </w:p>
+          <w:p>
+            <w:pPr>
+              <w:pStyle w:val="1-0"/>
+              <w:rPr>
+                <w:rFonts w:asciiTheme="majorHAnsi" w:eastAsiaTheme="majorHAnsi" w:hAnsiTheme="majorHAnsi" w:hint="eastAsia"/>
+              </w:rPr>
+            </w:pPr>
+            <w:r>
+              <w:rPr>
+                <w:rFonts w:asciiTheme="majorHAnsi" w:eastAsiaTheme="majorHAnsi" w:hAnsiTheme="majorHAnsi" w:hint="eastAsia"/>
+              </w:rPr>
+              <w:t>[오후 8:08:22.678] RX  01 64 03 00 05 EC 43 12 44 72 05 13 44 FF 47 12 44 92 48 12 44 D4 DB 12 44 35 E2  (+40ms)</w:t>
+            </w:r>
+          </w:p>
+          <w:p>
+            <w:pPr>
+              <w:pStyle w:val="1-0"/>
+              <w:rPr>
+                <w:rFonts w:asciiTheme="majorHAnsi" w:eastAsiaTheme="majorHAnsi" w:hAnsiTheme="majorHAnsi" w:hint="eastAsia"/>
+              </w:rPr>
+            </w:pPr>
+            <w:r>
+              <w:rPr>
+                <w:rFonts w:asciiTheme="majorHAnsi" w:eastAsiaTheme="majorHAnsi" w:hAnsiTheme="majorHAnsi" w:hint="eastAsia"/>
+              </w:rPr>
+              <w:t>[오후 8:08:22.689] TX  01 64 03 4A C1  (+11ms)</w:t>
+            </w:r>
+          </w:p>
+          <w:p>
+            <w:pPr>
+              <w:pStyle w:val="1-0"/>
+              <w:rPr>
+                <w:rFonts w:asciiTheme="majorHAnsi" w:eastAsiaTheme="majorHAnsi" w:hAnsiTheme="majorHAnsi" w:hint="eastAsia"/>
+              </w:rPr>
+            </w:pPr>
+            <w:r>
+              <w:rPr>
+                <w:rFonts w:asciiTheme="majorHAnsi" w:eastAsiaTheme="majorHAnsi" w:hAnsiTheme="majorHAnsi" w:hint="eastAsia"/>
+              </w:rPr>
+              <w:t>[오후 8:08:22.726] RX  01 64 03 00 05 2A 68 12 44 34 0E 13 44 7C 65 12 44 2D 04 12 44 F4 EB 12 44 13 1F  (+37ms)</w:t>
+            </w:r>
+          </w:p>
+          <w:p>
+            <w:pPr>
+              <w:pStyle w:val="1-0"/>
+              <w:rPr>
+                <w:rFonts w:asciiTheme="majorHAnsi" w:eastAsiaTheme="majorHAnsi" w:hAnsiTheme="majorHAnsi" w:hint="eastAsia"/>
+              </w:rPr>
+            </w:pPr>
+            <w:r>
+              <w:rPr>
+                <w:rFonts w:asciiTheme="majorHAnsi" w:eastAsiaTheme="majorHAnsi" w:hAnsiTheme="majorHAnsi" w:hint="eastAsia"/>
+              </w:rPr>
+              <w:t>[오후 8:08:22.739] TX  01 64 03 4A C1  (+13ms)</w:t>
+            </w:r>
+          </w:p>
+          <w:p>
+            <w:pPr>
+              <w:pStyle w:val="1-0"/>
+              <w:rPr>
+                <w:rFonts w:asciiTheme="majorHAnsi" w:eastAsiaTheme="majorHAnsi" w:hAnsiTheme="majorHAnsi" w:hint="eastAsia"/>
+              </w:rPr>
+            </w:pPr>
+            <w:r>
+              <w:rPr>
+                <w:rFonts w:asciiTheme="majorHAnsi" w:eastAsiaTheme="majorHAnsi" w:hAnsiTheme="majorHAnsi" w:hint="eastAsia"/>
+              </w:rPr>
+              <w:t>[오후 8:08:22.774] RX  01 64 03 00 05 50 80 12 44 0E D7 12 44 C0 7F 12 44 30 23 12 44 08 CF 12 44 DE EA  (+35ms)</w:t>
+            </w:r>
+          </w:p>
+          <w:p>
+            <w:pPr>
+              <w:pStyle w:val="1-0"/>
+              <w:rPr>
+                <w:rFonts w:asciiTheme="majorHAnsi" w:eastAsiaTheme="majorHAnsi" w:hAnsiTheme="majorHAnsi" w:hint="eastAsia"/>
+              </w:rPr>
+            </w:pPr>
+            <w:r>
+              <w:rPr>
+                <w:rFonts w:asciiTheme="majorHAnsi" w:eastAsiaTheme="majorHAnsi" w:hAnsiTheme="majorHAnsi" w:hint="eastAsia"/>
+              </w:rPr>
+              <w:t>[오후 8:08:22.781] TX  01 64 03 4A C1  (+7ms)</w:t>
+            </w:r>
+          </w:p>
+          <w:p>
+            <w:pPr>
+              <w:pStyle w:val="1-0"/>
+              <w:rPr>
+                <w:rFonts w:asciiTheme="majorHAnsi" w:eastAsiaTheme="majorHAnsi" w:hAnsiTheme="majorHAnsi" w:hint="eastAsia"/>
+              </w:rPr>
+            </w:pPr>
+            <w:r>
+              <w:rPr>
+                <w:rFonts w:asciiTheme="majorHAnsi" w:eastAsiaTheme="majorHAnsi" w:hAnsiTheme="majorHAnsi" w:hint="eastAsia"/>
+              </w:rPr>
+              <w:t>[오후 8:08:22.822] RX  01 64 03 00 05 66 92 12 44 58 13 13 44 48 96 12 44 D9 5C 12 44 7E 94 12 44 64 8F  (+41ms)</w:t>
+            </w:r>
+          </w:p>
+          <w:p>
+            <w:pPr>
+              <w:pStyle w:val="1-0"/>
+              <w:rPr>
+                <w:rFonts w:asciiTheme="majorHAnsi" w:eastAsiaTheme="majorHAnsi" w:hAnsiTheme="majorHAnsi" w:hint="eastAsia"/>
+              </w:rPr>
+            </w:pPr>
+            <w:r>
+              <w:rPr>
+                <w:rFonts w:asciiTheme="majorHAnsi" w:eastAsiaTheme="majorHAnsi" w:hAnsiTheme="majorHAnsi" w:hint="eastAsia"/>
+              </w:rPr>
+              <w:lastRenderedPageBreak/>
+              <w:t>[오후 8:08:22.830] TX  01 64 03 4A C1  (+8ms)</w:t>
+            </w:r>
+          </w:p>
+          <w:p>
+            <w:pPr>
+              <w:pStyle w:val="1-0"/>
+              <w:rPr>
+                <w:rFonts w:asciiTheme="majorHAnsi" w:eastAsiaTheme="majorHAnsi" w:hAnsiTheme="majorHAnsi" w:hint="eastAsia"/>
+              </w:rPr>
+            </w:pPr>
+            <w:r>
+              <w:rPr>
+                <w:rFonts w:asciiTheme="majorHAnsi" w:eastAsiaTheme="majorHAnsi" w:hAnsiTheme="majorHAnsi" w:hint="eastAsia"/>
+              </w:rPr>
+              <w:t>[오후 8:08:22.870] RX  01 64 03 00 05 59 6E 12 44 EF 38 13 44 8E 85 12 44 91 92 12 44 A5 62 12 44 E9 19  (+40ms)</w:t>
+            </w:r>
+          </w:p>
+          <w:p>
+            <w:pPr>
+              <w:pStyle w:val="1-0"/>
+              <w:rPr>
+                <w:rFonts w:asciiTheme="majorHAnsi" w:eastAsiaTheme="majorHAnsi" w:hAnsiTheme="majorHAnsi" w:hint="eastAsia"/>
+              </w:rPr>
+            </w:pPr>
+            <w:r>
+              <w:rPr>
+                <w:rFonts w:asciiTheme="majorHAnsi" w:eastAsiaTheme="majorHAnsi" w:hAnsiTheme="majorHAnsi" w:hint="eastAsia"/>
+              </w:rPr>
+              <w:t>[오후 8:08:22.878] TX  01 64 03 4A C1  (+8ms)</w:t>
+            </w:r>
+          </w:p>
+          <w:p>
+            <w:pPr>
+              <w:pStyle w:val="1-0"/>
+              <w:rPr>
+                <w:rFonts w:asciiTheme="majorHAnsi" w:eastAsiaTheme="majorHAnsi" w:hAnsiTheme="majorHAnsi" w:hint="eastAsia"/>
+              </w:rPr>
+            </w:pPr>
+            <w:r>
+              <w:rPr>
+                <w:rFonts w:asciiTheme="majorHAnsi" w:eastAsiaTheme="majorHAnsi" w:hAnsiTheme="majorHAnsi" w:hint="eastAsia"/>
+              </w:rPr>
+              <w:t>[오후 8:08:22.918] RX  01 64 03 00 04 31 80 12 44 06 43 13 44 5A 7B 12 44 39 85 12 44 CE 1A  (+40ms)</w:t>
+            </w:r>
+          </w:p>
+          <w:p>
+            <w:pPr>
+              <w:pStyle w:val="1-0"/>
+              <w:rPr>
+                <w:rFonts w:asciiTheme="majorHAnsi" w:eastAsiaTheme="majorHAnsi" w:hAnsiTheme="majorHAnsi" w:hint="eastAsia"/>
+              </w:rPr>
+            </w:pPr>
+            <w:r>
+              <w:rPr>
+                <w:rFonts w:asciiTheme="majorHAnsi" w:eastAsiaTheme="majorHAnsi" w:hAnsiTheme="majorHAnsi" w:hint="eastAsia"/>
+              </w:rPr>
+              <w:t>[오후 8:08:22.924] TX  01 64 03 4A C1  (+6ms)</w:t>
+            </w:r>
+          </w:p>
+          <w:p>
+            <w:pPr>
+              <w:pStyle w:val="1-0"/>
+              <w:rPr>
+                <w:rFonts w:asciiTheme="majorHAnsi" w:eastAsiaTheme="majorHAnsi" w:hAnsiTheme="majorHAnsi" w:hint="eastAsia"/>
+              </w:rPr>
+            </w:pPr>
+            <w:r>
+              <w:rPr>
+                <w:rFonts w:asciiTheme="majorHAnsi" w:eastAsiaTheme="majorHAnsi" w:hAnsiTheme="majorHAnsi" w:hint="eastAsia"/>
+              </w:rPr>
+              <w:t>[오후 8:08:22.966] RX  01 64 03 00 05 9A 0A 12 44 2B 84 12 44 8B 2B 13 44 AC 9A 12 44 B4 58 12 44 38 7F  (+42ms)</w:t>
+            </w:r>
+          </w:p>
+          <w:p>
+            <w:pPr>
+              <w:pStyle w:val="1-0"/>
+              <w:rPr>
+                <w:rFonts w:asciiTheme="majorHAnsi" w:eastAsiaTheme="majorHAnsi" w:hAnsiTheme="majorHAnsi" w:hint="eastAsia"/>
+              </w:rPr>
+            </w:pPr>
+            <w:r>
+              <w:rPr>
+                <w:rFonts w:asciiTheme="majorHAnsi" w:eastAsiaTheme="majorHAnsi" w:hAnsiTheme="majorHAnsi" w:hint="eastAsia"/>
+              </w:rPr>
+              <w:t>[오후 8:08:22.973] TX  01 64 03 4A C1  (+7ms)</w:t>
+            </w:r>
+          </w:p>
+          <w:p>
+            <w:pPr>
+              <w:pStyle w:val="1-0"/>
+              <w:rPr>
+                <w:rFonts w:asciiTheme="majorHAnsi" w:eastAsiaTheme="majorHAnsi" w:hAnsiTheme="majorHAnsi" w:hint="eastAsia"/>
+              </w:rPr>
+            </w:pPr>
+            <w:r>
+              <w:rPr>
+                <w:rFonts w:asciiTheme="majorHAnsi" w:eastAsiaTheme="majorHAnsi" w:hAnsiTheme="majorHAnsi" w:hint="eastAsia"/>
+              </w:rPr>
+              <w:t>[오후 8:08:23.014] RX  01 64 03 00 05 20 EF 11 44 0E BB 12 44 8B 1F 13 44 C6 A6 12 44 E2 7B 12 44 A4 1D  (+41ms)</w:t>
+            </w:r>
+          </w:p>
+          <w:p>
+            <w:pPr>
+              <w:pStyle w:val="1-0"/>
+              <w:rPr>
+                <w:rFonts w:asciiTheme="majorHAnsi" w:eastAsiaTheme="majorHAnsi" w:hAnsiTheme="majorHAnsi" w:hint="eastAsia"/>
+              </w:rPr>
+            </w:pPr>
+            <w:r>
+              <w:rPr>
+                <w:rFonts w:asciiTheme="majorHAnsi" w:eastAsiaTheme="majorHAnsi" w:hAnsiTheme="majorHAnsi" w:hint="eastAsia"/>
+              </w:rPr>
+              <w:t>[오후 8:08:23.022] TX  01 64 03 4A C1  (+8ms)</w:t>
+            </w:r>
+          </w:p>
+          <w:p>
+            <w:pPr>
+              <w:pStyle w:val="1-0"/>
+              <w:rPr>
+                <w:rFonts w:asciiTheme="majorHAnsi" w:eastAsiaTheme="majorHAnsi" w:hAnsiTheme="majorHAnsi" w:hint="eastAsia"/>
+              </w:rPr>
+            </w:pPr>
+            <w:r>
+              <w:rPr>
+                <w:rFonts w:asciiTheme="majorHAnsi" w:eastAsiaTheme="majorHAnsi" w:hAnsiTheme="majorHAnsi" w:hint="eastAsia"/>
+              </w:rPr>
+              <w:t>[오후 8:08:23.062] RX  01 64 03 00 05 42 07 12 44 73 97 12 44 6C 1F 13 44 9C B0 12 44 52 91 12 44 BE 4B  (+40ms)</w:t>
+            </w:r>
+          </w:p>
+          <w:p>
+            <w:pPr>
+              <w:pStyle w:val="1-0"/>
+              <w:rPr>
+                <w:rFonts w:asciiTheme="majorHAnsi" w:eastAsiaTheme="majorHAnsi" w:hAnsiTheme="majorHAnsi" w:hint="eastAsia"/>
+              </w:rPr>
+            </w:pPr>
+            <w:r>
+              <w:rPr>
+                <w:rFonts w:asciiTheme="majorHAnsi" w:eastAsiaTheme="majorHAnsi" w:hAnsiTheme="majorHAnsi" w:hint="eastAsia"/>
+              </w:rPr>
+              <w:t>[오후 8:08:23.072] TX  01 64 03 4A C1  (+10ms)</w:t>
+            </w:r>
+          </w:p>
+          <w:p>
+            <w:pPr>
+              <w:pStyle w:val="1-0"/>
+              <w:rPr>
+                <w:rFonts w:asciiTheme="majorHAnsi" w:eastAsiaTheme="majorHAnsi" w:hAnsiTheme="majorHAnsi" w:hint="eastAsia"/>
+              </w:rPr>
+            </w:pPr>
+            <w:r>
+              <w:rPr>
+                <w:rFonts w:asciiTheme="majorHAnsi" w:eastAsiaTheme="majorHAnsi" w:hAnsiTheme="majorHAnsi" w:hint="eastAsia"/>
+              </w:rPr>
+              <w:t>[오후 8:08:23.110] RX  01 64 03 00 05 55 FF 11 44 50 B5 12 44 6F CE 12 44 60 A6 12 44 48 AA 12 44 A4 94  (+38ms)</w:t>
+            </w:r>
+          </w:p>
+          <w:p>
+            <w:pPr>
+              <w:pStyle w:val="1-0"/>
+              <w:rPr>
+                <w:rFonts w:asciiTheme="majorHAnsi" w:eastAsiaTheme="majorHAnsi" w:hAnsiTheme="majorHAnsi" w:hint="eastAsia"/>
+              </w:rPr>
+            </w:pPr>
+            <w:r>
+              <w:rPr>
+                <w:rFonts w:asciiTheme="majorHAnsi" w:eastAsiaTheme="majorHAnsi" w:hAnsiTheme="majorHAnsi" w:hint="eastAsia"/>
+              </w:rPr>
+              <w:t>[오후 8:08:23.122] TX  01 64 03 4A C1  (+12ms)</w:t>
+            </w:r>
+          </w:p>
+          <w:p>
+            <w:pPr>
+              <w:pStyle w:val="1-0"/>
+              <w:rPr>
+                <w:rFonts w:asciiTheme="majorHAnsi" w:eastAsiaTheme="majorHAnsi" w:hAnsiTheme="majorHAnsi" w:hint="eastAsia"/>
+              </w:rPr>
+            </w:pPr>
+            <w:r>
+              <w:rPr>
+                <w:rFonts w:asciiTheme="majorHAnsi" w:eastAsiaTheme="majorHAnsi" w:hAnsiTheme="majorHAnsi" w:hint="eastAsia"/>
+              </w:rPr>
+              <w:t>[오후 8:08:23.158] RX  01 64 03 00 05 2E CF 11 44 FC 99 12 44 33 48 12 44 14 89 12 44 A9 89 12 44 2C C8  (+36ms)</w:t>
+            </w:r>
+          </w:p>
+          <w:p>
+            <w:pPr>
+              <w:pStyle w:val="1-0"/>
+              <w:rPr>
+                <w:rFonts w:asciiTheme="majorHAnsi" w:eastAsiaTheme="majorHAnsi" w:hAnsiTheme="majorHAnsi" w:hint="eastAsia"/>
+              </w:rPr>
+            </w:pPr>
+            <w:r>
+              <w:rPr>
+                <w:rFonts w:asciiTheme="majorHAnsi" w:eastAsiaTheme="majorHAnsi" w:hAnsiTheme="majorHAnsi" w:hint="eastAsia"/>
+              </w:rPr>
+              <w:t>[오후 8:08:23.164] TX  01 64 03 4A C1  (+6ms)</w:t>
+            </w:r>
+          </w:p>
+          <w:p>
+            <w:pPr>
+              <w:pStyle w:val="1-0"/>
+              <w:rPr>
+                <w:rFonts w:asciiTheme="majorHAnsi" w:eastAsiaTheme="majorHAnsi" w:hAnsiTheme="majorHAnsi" w:hint="eastAsia"/>
+              </w:rPr>
+            </w:pPr>
+            <w:r>
+              <w:rPr>
+                <w:rFonts w:asciiTheme="majorHAnsi" w:eastAsiaTheme="majorHAnsi" w:hAnsiTheme="majorHAnsi" w:hint="eastAsia"/>
+              </w:rPr>
+              <w:t>[오후 8:08:23.206] RX  01 64 03 00 04 E0 E3 11 44 40 AF 12 44 EC 2A 12 44 69 A2 12 44 28 CD  (+42ms)</w:t>
+            </w:r>
+          </w:p>
+          <w:p>
+            <w:pPr>
+              <w:pStyle w:val="1-0"/>
+              <w:rPr>
+                <w:rFonts w:asciiTheme="majorHAnsi" w:eastAsiaTheme="majorHAnsi" w:hAnsiTheme="majorHAnsi" w:hint="eastAsia"/>
+              </w:rPr>
+            </w:pPr>
+            <w:r>
+              <w:rPr>
+                <w:rFonts w:asciiTheme="majorHAnsi" w:eastAsiaTheme="majorHAnsi" w:hAnsiTheme="majorHAnsi" w:hint="eastAsia"/>
+              </w:rPr>
+              <w:t>[오후 8:08:23.213] TX  01 64 03 4A C1  (+7ms)</w:t>
+            </w:r>
+          </w:p>
+          <w:p>
+            <w:pPr>
+              <w:pStyle w:val="1-0"/>
+              <w:rPr>
+                <w:rFonts w:asciiTheme="majorHAnsi" w:eastAsiaTheme="majorHAnsi" w:hAnsiTheme="majorHAnsi" w:hint="eastAsia"/>
+              </w:rPr>
+            </w:pPr>
+            <w:r>
+              <w:rPr>
+                <w:rFonts w:asciiTheme="majorHAnsi" w:eastAsiaTheme="majorHAnsi" w:hAnsiTheme="majorHAnsi" w:hint="eastAsia"/>
+              </w:rPr>
+              <w:t>[오후 8:08:23.254] RX  01 64 03 00 05 4B 7F 12 44 AE 16 12 44 F0 C8 12 44 20 3D 12 44 6E E7 12 44 89 50  (+41ms)</w:t>
+            </w:r>
+          </w:p>
+          <w:p>
+            <w:pPr>
+              <w:pStyle w:val="1-0"/>
+              <w:rPr>
+                <w:rFonts w:asciiTheme="majorHAnsi" w:eastAsiaTheme="majorHAnsi" w:hAnsiTheme="majorHAnsi" w:hint="eastAsia"/>
+              </w:rPr>
+            </w:pPr>
+            <w:r>
+              <w:rPr>
+                <w:rFonts w:asciiTheme="majorHAnsi" w:eastAsiaTheme="majorHAnsi" w:hAnsiTheme="majorHAnsi" w:hint="eastAsia"/>
+              </w:rPr>
+              <w:t>[오후 8:08:23.280] TX  01 64 03 4A C1  (+26ms)</w:t>
+            </w:r>
+          </w:p>
+          <w:p>
+            <w:pPr>
+              <w:pStyle w:val="1-0"/>
+              <w:rPr>
+                <w:rFonts w:asciiTheme="majorHAnsi" w:eastAsiaTheme="majorHAnsi" w:hAnsiTheme="majorHAnsi" w:hint="eastAsia"/>
+              </w:rPr>
+            </w:pPr>
+            <w:r>
+              <w:rPr>
+                <w:rFonts w:asciiTheme="majorHAnsi" w:eastAsiaTheme="majorHAnsi" w:hAnsiTheme="majorHAnsi" w:hint="eastAsia"/>
+              </w:rPr>
+              <w:t>[오후 8:08:23.318] RX  01 64 03 00 07 41 80 12 44 D5 41 12 44 EE EB 12 44 14 2F 12 44 44 EC 12 44 6E BE 12 44 9A 27 12 44 17 06  (+38ms)</w:t>
+            </w:r>
+          </w:p>
+          <w:p>
+            <w:pPr>
+              <w:pStyle w:val="1-0"/>
+              <w:rPr>
+                <w:rFonts w:asciiTheme="majorHAnsi" w:eastAsiaTheme="majorHAnsi" w:hAnsiTheme="majorHAnsi" w:hint="eastAsia"/>
+              </w:rPr>
+            </w:pPr>
+            <w:r>
+              <w:rPr>
+                <w:rFonts w:asciiTheme="majorHAnsi" w:eastAsiaTheme="majorHAnsi" w:hAnsiTheme="majorHAnsi" w:hint="eastAsia"/>
+              </w:rPr>
+              <w:t>[오후 8:08:23.325] TX  01 64 03 4A C1  (+7ms)</w:t>
+            </w:r>
+          </w:p>
+          <w:p>
+            <w:pPr>
+              <w:pStyle w:val="1-0"/>
+              <w:rPr>
+                <w:rFonts w:asciiTheme="majorHAnsi" w:eastAsiaTheme="majorHAnsi" w:hAnsiTheme="majorHAnsi" w:hint="eastAsia"/>
+              </w:rPr>
+            </w:pPr>
+            <w:r>
+              <w:rPr>
+                <w:rFonts w:asciiTheme="majorHAnsi" w:eastAsiaTheme="majorHAnsi" w:hAnsiTheme="majorHAnsi" w:hint="eastAsia"/>
+              </w:rPr>
+              <w:t>[오후 8:08:23.366] RX  01 64 03 00 04 F2 D9 12 44 40 2C 12 44 76 CB 12 44 08 75 12 44 6C 2F  (+41ms)</w:t>
+            </w:r>
+          </w:p>
+          <w:p>
+            <w:pPr>
+              <w:pStyle w:val="1-0"/>
+              <w:rPr>
+                <w:rFonts w:asciiTheme="majorHAnsi" w:eastAsiaTheme="majorHAnsi" w:hAnsiTheme="majorHAnsi" w:hint="eastAsia"/>
+              </w:rPr>
+            </w:pPr>
+            <w:r>
+              <w:rPr>
+                <w:rFonts w:asciiTheme="majorHAnsi" w:eastAsiaTheme="majorHAnsi" w:hAnsiTheme="majorHAnsi" w:hint="eastAsia"/>
+              </w:rPr>
+              <w:t>[오후 8:08:23.372] TX  01 64 03 4A C1  (+6ms)</w:t>
+            </w:r>
+          </w:p>
+          <w:p>
+            <w:pPr>
+              <w:pStyle w:val="1-0"/>
+              <w:rPr>
+                <w:rFonts w:asciiTheme="majorHAnsi" w:eastAsiaTheme="majorHAnsi" w:hAnsiTheme="majorHAnsi" w:hint="eastAsia"/>
+              </w:rPr>
+            </w:pPr>
+            <w:r>
+              <w:rPr>
+                <w:rFonts w:asciiTheme="majorHAnsi" w:eastAsiaTheme="majorHAnsi" w:hAnsiTheme="majorHAnsi" w:hint="eastAsia"/>
+              </w:rPr>
+              <w:t>[오후 8:08:23.414] RX  01 64 03 00 05 BC 15 12 44 A6 C2 12 44 8F 47 12 44 40 C1 12 44 EC 67 12 44 61 40  (+42ms)</w:t>
+            </w:r>
+          </w:p>
+          <w:p>
+            <w:pPr>
+              <w:pStyle w:val="1-0"/>
+              <w:rPr>
+                <w:rFonts w:asciiTheme="majorHAnsi" w:eastAsiaTheme="majorHAnsi" w:hAnsiTheme="majorHAnsi" w:hint="eastAsia"/>
+              </w:rPr>
+            </w:pPr>
+            <w:r>
+              <w:rPr>
+                <w:rFonts w:asciiTheme="majorHAnsi" w:eastAsiaTheme="majorHAnsi" w:hAnsiTheme="majorHAnsi" w:hint="eastAsia"/>
+              </w:rPr>
+              <w:t>[오후 8:08:23.420] TX  01 64 03 4A C1  (+6ms)</w:t>
+            </w:r>
+          </w:p>
+          <w:p>
+            <w:pPr>
+              <w:pStyle w:val="1-0"/>
+              <w:rPr>
+                <w:rFonts w:asciiTheme="majorHAnsi" w:eastAsiaTheme="majorHAnsi" w:hAnsiTheme="majorHAnsi" w:hint="eastAsia"/>
+              </w:rPr>
+            </w:pPr>
+            <w:r>
+              <w:rPr>
+                <w:rFonts w:asciiTheme="majorHAnsi" w:eastAsiaTheme="majorHAnsi" w:hAnsiTheme="majorHAnsi" w:hint="eastAsia"/>
+              </w:rPr>
+              <w:lastRenderedPageBreak/>
+              <w:t>[오후 8:08:23.462] RX  01 64 03 00 05 30 F9 11 44 A0 CC 12 44 08 5F 12 44 C0 E1 12 44 6A 81 12 44 5F 3E  (+42ms)</w:t>
+            </w:r>
+          </w:p>
+          <w:p>
+            <w:pPr>
+              <w:pStyle w:val="1-0"/>
+              <w:rPr>
+                <w:rFonts w:asciiTheme="majorHAnsi" w:eastAsiaTheme="majorHAnsi" w:hAnsiTheme="majorHAnsi" w:hint="eastAsia"/>
+              </w:rPr>
+            </w:pPr>
+            <w:r>
+              <w:rPr>
+                <w:rFonts w:asciiTheme="majorHAnsi" w:eastAsiaTheme="majorHAnsi" w:hAnsiTheme="majorHAnsi" w:hint="eastAsia"/>
+              </w:rPr>
+              <w:t>[오후 8:08:23.468] TX  01 64 03 4A C1  (+6ms)</w:t>
+            </w:r>
+          </w:p>
+          <w:p>
+            <w:pPr>
+              <w:pStyle w:val="1-0"/>
+              <w:rPr>
+                <w:rFonts w:asciiTheme="majorHAnsi" w:eastAsiaTheme="majorHAnsi" w:hAnsiTheme="majorHAnsi" w:hint="eastAsia"/>
+              </w:rPr>
+            </w:pPr>
+            <w:r>
+              <w:rPr>
+                <w:rFonts w:asciiTheme="majorHAnsi" w:eastAsiaTheme="majorHAnsi" w:hAnsiTheme="majorHAnsi" w:hint="eastAsia"/>
+              </w:rPr>
+              <w:t>[오후 8:08:23.510] RX  01 64 03 00 05 1E 30 12 44 EC DC 12 44 47 5B 12 44 B5 EF 12 44 02 84 12 44 A2 E6  (+42ms)</w:t>
+            </w:r>
+          </w:p>
+          <w:p>
+            <w:pPr>
+              <w:pStyle w:val="1-0"/>
+              <w:rPr>
+                <w:rFonts w:asciiTheme="majorHAnsi" w:eastAsiaTheme="majorHAnsi" w:hAnsiTheme="majorHAnsi" w:hint="eastAsia"/>
+              </w:rPr>
+            </w:pPr>
+            <w:r>
+              <w:rPr>
+                <w:rFonts w:asciiTheme="majorHAnsi" w:eastAsiaTheme="majorHAnsi" w:hAnsiTheme="majorHAnsi" w:hint="eastAsia"/>
+              </w:rPr>
+              <w:t>[오후 8:08:23.516] TX  01 64 03 4A C1  (+6ms)</w:t>
+            </w:r>
+          </w:p>
+          <w:p>
+            <w:pPr>
+              <w:pStyle w:val="1-0"/>
+              <w:rPr>
+                <w:rFonts w:asciiTheme="majorHAnsi" w:eastAsiaTheme="majorHAnsi" w:hAnsiTheme="majorHAnsi" w:hint="eastAsia"/>
+              </w:rPr>
+            </w:pPr>
+            <w:r>
+              <w:rPr>
+                <w:rFonts w:asciiTheme="majorHAnsi" w:eastAsiaTheme="majorHAnsi" w:hAnsiTheme="majorHAnsi" w:hint="eastAsia"/>
+              </w:rPr>
+              <w:t>[오후 8:08:23.557] RX  01 64 03 00 04 39 64 12 44 7F CA 12 44 26 6E 12 44 22 FC 12 44 32 E2  (+41ms)</w:t>
+            </w:r>
+          </w:p>
+          <w:p>
+            <w:pPr>
+              <w:pStyle w:val="1-0"/>
+              <w:rPr>
+                <w:rFonts w:asciiTheme="majorHAnsi" w:eastAsiaTheme="majorHAnsi" w:hAnsiTheme="majorHAnsi" w:hint="eastAsia"/>
+              </w:rPr>
+            </w:pPr>
+            <w:r>
+              <w:rPr>
+                <w:rFonts w:asciiTheme="majorHAnsi" w:eastAsiaTheme="majorHAnsi" w:hAnsiTheme="majorHAnsi" w:hint="eastAsia"/>
+              </w:rPr>
+              <w:t>[오후 8:08:23.565] TX  01 64 03 4A C1  (+8ms)</w:t>
+            </w:r>
+          </w:p>
+          <w:p>
+            <w:pPr>
+              <w:pStyle w:val="1-0"/>
+              <w:rPr>
+                <w:rFonts w:asciiTheme="majorHAnsi" w:eastAsiaTheme="majorHAnsi" w:hAnsiTheme="majorHAnsi" w:hint="eastAsia"/>
+              </w:rPr>
+            </w:pPr>
+            <w:r>
+              <w:rPr>
+                <w:rFonts w:asciiTheme="majorHAnsi" w:eastAsiaTheme="majorHAnsi" w:hAnsiTheme="majorHAnsi" w:hint="eastAsia"/>
+              </w:rPr>
+              <w:t>[오후 8:08:23.605] RX  01 64 03 00 06 62 6A 12 44 4B 4C 12 44 C0 79 12 44 90 5D 12 44 C2 1A 13 44 4A 6E 12 44 51 BD  (+40ms)</w:t>
+            </w:r>
+          </w:p>
+          <w:p>
+            <w:pPr>
+              <w:pStyle w:val="1-0"/>
+              <w:rPr>
+                <w:rFonts w:asciiTheme="majorHAnsi" w:eastAsiaTheme="majorHAnsi" w:hAnsiTheme="majorHAnsi" w:hint="eastAsia"/>
+              </w:rPr>
+            </w:pPr>
+            <w:r>
+              <w:rPr>
+                <w:rFonts w:asciiTheme="majorHAnsi" w:eastAsiaTheme="majorHAnsi" w:hAnsiTheme="majorHAnsi" w:hint="eastAsia"/>
+              </w:rPr>
+              <w:t>[오후 8:08:23.612] TX  01 64 03 4A C1  (+7ms)</w:t>
+            </w:r>
+          </w:p>
+          <w:p>
+            <w:pPr>
+              <w:pStyle w:val="1-0"/>
+              <w:rPr>
+                <w:rFonts w:asciiTheme="majorHAnsi" w:eastAsiaTheme="majorHAnsi" w:hAnsiTheme="majorHAnsi" w:hint="eastAsia"/>
+              </w:rPr>
+            </w:pPr>
+            <w:r>
+              <w:rPr>
+                <w:rFonts w:asciiTheme="majorHAnsi" w:eastAsiaTheme="majorHAnsi" w:hAnsiTheme="majorHAnsi" w:hint="eastAsia"/>
+              </w:rPr>
+              <w:t>[오후 8:08:23.653] RX  01 64 03 00 04 38 5F 12 44 0A 8B 12 44 8A 80 12 44 0F FB 12 44 28 A1  (+41ms)</w:t>
+            </w:r>
+          </w:p>
+          <w:p>
+            <w:pPr>
+              <w:pStyle w:val="1-0"/>
+              <w:rPr>
+                <w:rFonts w:asciiTheme="majorHAnsi" w:eastAsiaTheme="majorHAnsi" w:hAnsiTheme="majorHAnsi" w:hint="eastAsia"/>
+              </w:rPr>
+            </w:pPr>
+            <w:r>
+              <w:rPr>
+                <w:rFonts w:asciiTheme="majorHAnsi" w:eastAsiaTheme="majorHAnsi" w:hAnsiTheme="majorHAnsi" w:hint="eastAsia"/>
+              </w:rPr>
+              <w:t>[오후 8:08:23.660] TX  01 64 03 4A C1  (+7ms)</w:t>
+            </w:r>
+          </w:p>
+          <w:p>
+            <w:pPr>
+              <w:pStyle w:val="1-0"/>
+              <w:rPr>
+                <w:rFonts w:asciiTheme="majorHAnsi" w:eastAsiaTheme="majorHAnsi" w:hAnsiTheme="majorHAnsi" w:hint="eastAsia"/>
+              </w:rPr>
+            </w:pPr>
+            <w:r>
+              <w:rPr>
+                <w:rFonts w:asciiTheme="majorHAnsi" w:eastAsiaTheme="majorHAnsi" w:hAnsiTheme="majorHAnsi" w:hint="eastAsia"/>
+              </w:rPr>
+              <w:t>[오후 8:08:23.702] RX  01 64 03 00 05 D2 73 12 44 D0 40 12 44 B6 4F 12 44 41 8F 12 44 6E 01 13 44 E3 63  (+42ms)</w:t>
+            </w:r>
+          </w:p>
+          <w:p>
+            <w:pPr>
+              <w:pStyle w:val="1-0"/>
+              <w:rPr>
+                <w:rFonts w:asciiTheme="majorHAnsi" w:eastAsiaTheme="majorHAnsi" w:hAnsiTheme="majorHAnsi" w:hint="eastAsia"/>
+              </w:rPr>
+            </w:pPr>
+            <w:r>
+              <w:rPr>
+                <w:rFonts w:asciiTheme="majorHAnsi" w:eastAsiaTheme="majorHAnsi" w:hAnsiTheme="majorHAnsi" w:hint="eastAsia"/>
+              </w:rPr>
+              <w:t>[오후 8:08:23.709] TX  01 64 03 4A C1  (+7ms)</w:t>
+            </w:r>
+          </w:p>
+          <w:p>
+            <w:pPr>
+              <w:pStyle w:val="1-0"/>
+              <w:rPr>
+                <w:rFonts w:asciiTheme="majorHAnsi" w:eastAsiaTheme="majorHAnsi" w:hAnsiTheme="majorHAnsi" w:hint="eastAsia"/>
+              </w:rPr>
+            </w:pPr>
+            <w:r>
+              <w:rPr>
+                <w:rFonts w:asciiTheme="majorHAnsi" w:eastAsiaTheme="majorHAnsi" w:hAnsiTheme="majorHAnsi" w:hint="eastAsia"/>
+              </w:rPr>
+              <w:t>[오후 8:08:23.750] RX  01 64 03 00 05 D9 99 12 44 12 35 12 44 D0 EC 11 44 58 89 12 44 45 0A 13 44 A4 81  (+41ms)</w:t>
+            </w:r>
+          </w:p>
+          <w:p>
+            <w:pPr>
+              <w:pStyle w:val="1-0"/>
+              <w:rPr>
+                <w:rFonts w:asciiTheme="majorHAnsi" w:eastAsiaTheme="majorHAnsi" w:hAnsiTheme="majorHAnsi" w:hint="eastAsia"/>
+              </w:rPr>
+            </w:pPr>
+            <w:r>
+              <w:rPr>
+                <w:rFonts w:asciiTheme="majorHAnsi" w:eastAsiaTheme="majorHAnsi" w:hAnsiTheme="majorHAnsi" w:hint="eastAsia"/>
+              </w:rPr>
+              <w:t>[오후 8:08:23.758] TX  01 64 03 4A C1  (+8ms)</w:t>
+            </w:r>
+          </w:p>
+          <w:p>
+            <w:pPr>
+              <w:pStyle w:val="1-0"/>
+              <w:rPr>
+                <w:rFonts w:asciiTheme="majorHAnsi" w:eastAsiaTheme="majorHAnsi" w:hAnsiTheme="majorHAnsi" w:hint="eastAsia"/>
+              </w:rPr>
+            </w:pPr>
+            <w:r>
+              <w:rPr>
+                <w:rFonts w:asciiTheme="majorHAnsi" w:eastAsiaTheme="majorHAnsi" w:hAnsiTheme="majorHAnsi" w:hint="eastAsia"/>
+              </w:rPr>
+              <w:t>[오후 8:08:23.797] RX  01 64 03 00 05 BE 9E 12 44 06 6C 12 44 65 ED 11 44 BC 9D 12 44 5E 4C 13 44 4D 9A  (+39ms)</w:t>
+            </w:r>
+          </w:p>
+          <w:p>
+            <w:pPr>
+              <w:pStyle w:val="1-0"/>
+              <w:rPr>
+                <w:rFonts w:asciiTheme="majorHAnsi" w:eastAsiaTheme="majorHAnsi" w:hAnsiTheme="majorHAnsi" w:hint="eastAsia"/>
+              </w:rPr>
+            </w:pPr>
+            <w:r>
+              <w:rPr>
+                <w:rFonts w:asciiTheme="majorHAnsi" w:eastAsiaTheme="majorHAnsi" w:hAnsiTheme="majorHAnsi" w:hint="eastAsia"/>
+              </w:rPr>
+              <w:t>[오후 8:08:23.805] TX  01 64 03 4A C1  (+8ms)</w:t>
+            </w:r>
+          </w:p>
+          <w:p>
+            <w:pPr>
+              <w:pStyle w:val="1-0"/>
+              <w:rPr>
+                <w:rFonts w:asciiTheme="majorHAnsi" w:eastAsiaTheme="majorHAnsi" w:hAnsiTheme="majorHAnsi" w:hint="eastAsia"/>
+              </w:rPr>
+            </w:pPr>
+            <w:r>
+              <w:rPr>
+                <w:rFonts w:asciiTheme="majorHAnsi" w:eastAsiaTheme="majorHAnsi" w:hAnsiTheme="majorHAnsi" w:hint="eastAsia"/>
+              </w:rPr>
+              <w:t>[오후 8:08:23.846] RX  01 64 03 00 04 DC B5 12 44 AE 76 12 44 E9 E4 11 44 F5 92 12 44 C0 08  (+41ms)</w:t>
+            </w:r>
+          </w:p>
+          <w:p>
+            <w:pPr>
+              <w:pStyle w:val="1-0"/>
+              <w:rPr>
+                <w:rFonts w:asciiTheme="majorHAnsi" w:eastAsiaTheme="majorHAnsi" w:hAnsiTheme="majorHAnsi" w:hint="eastAsia"/>
+              </w:rPr>
+            </w:pPr>
+            <w:r>
+              <w:rPr>
+                <w:rFonts w:asciiTheme="majorHAnsi" w:eastAsiaTheme="majorHAnsi" w:hAnsiTheme="majorHAnsi" w:hint="eastAsia"/>
+              </w:rPr>
+              <w:t>[오후 8:08:23.855] TX  01 64 03 4A C1  (+9ms)</w:t>
+            </w:r>
+          </w:p>
+          <w:p>
+            <w:pPr>
+              <w:pStyle w:val="1-0"/>
+              <w:rPr>
+                <w:rFonts w:asciiTheme="majorHAnsi" w:eastAsiaTheme="majorHAnsi" w:hAnsiTheme="majorHAnsi" w:hint="eastAsia"/>
+              </w:rPr>
+            </w:pPr>
+            <w:r>
+              <w:rPr>
+                <w:rFonts w:asciiTheme="majorHAnsi" w:eastAsiaTheme="majorHAnsi" w:hAnsiTheme="majorHAnsi" w:hint="eastAsia"/>
+              </w:rPr>
+              <w:t>[오후 8:08:23.893] RX  01 64 03 00 05 7A 0C 13 44 B8 A1 12 44 F1 85 12 44 BC E4 11 44 E4 85 12 44 9E B1  (+38ms)</w:t>
+            </w:r>
+          </w:p>
+          <w:p>
+            <w:pPr>
+              <w:pStyle w:val="1-0"/>
+              <w:rPr>
+                <w:rFonts w:asciiTheme="majorHAnsi" w:eastAsiaTheme="majorHAnsi" w:hAnsiTheme="majorHAnsi" w:hint="eastAsia"/>
+              </w:rPr>
+            </w:pPr>
+            <w:r>
+              <w:rPr>
+                <w:rFonts w:asciiTheme="majorHAnsi" w:eastAsiaTheme="majorHAnsi" w:hAnsiTheme="majorHAnsi" w:hint="eastAsia"/>
+              </w:rPr>
+              <w:t>[오후 8:08:23.900] TX  01 64 03 4A C1  (+7ms)</w:t>
+            </w:r>
+          </w:p>
+          <w:p>
+            <w:pPr>
+              <w:pStyle w:val="1-0"/>
+              <w:rPr>
+                <w:rFonts w:asciiTheme="majorHAnsi" w:eastAsiaTheme="majorHAnsi" w:hAnsiTheme="majorHAnsi" w:hint="eastAsia"/>
+              </w:rPr>
+            </w:pPr>
+            <w:r>
+              <w:rPr>
+                <w:rFonts w:asciiTheme="majorHAnsi" w:eastAsiaTheme="majorHAnsi" w:hAnsiTheme="majorHAnsi" w:hint="eastAsia"/>
+              </w:rPr>
+              <w:t>[오후 8:08:23.941] RX  01 64 03 00 05 08 93 12 44 BE 9D 12 44 2A 8B 12 44 E6 D9 11 44 DC 9B 12 44 EF 44  (+41ms)</w:t>
+            </w:r>
+          </w:p>
+          <w:p>
+            <w:pPr>
+              <w:pStyle w:val="1-0"/>
+              <w:rPr>
+                <w:rFonts w:asciiTheme="majorHAnsi" w:eastAsiaTheme="majorHAnsi" w:hAnsiTheme="majorHAnsi" w:hint="eastAsia"/>
+              </w:rPr>
+            </w:pPr>
+            <w:r>
+              <w:rPr>
+                <w:rFonts w:asciiTheme="majorHAnsi" w:eastAsiaTheme="majorHAnsi" w:hAnsiTheme="majorHAnsi" w:hint="eastAsia"/>
+              </w:rPr>
+              <w:t>[오후 8:08:23.949] TX  01 64 03 4A C1  (+8ms)</w:t>
+            </w:r>
+          </w:p>
+          <w:p>
+            <w:pPr>
+              <w:pStyle w:val="1-0"/>
+              <w:rPr>
+                <w:rFonts w:asciiTheme="majorHAnsi" w:eastAsiaTheme="majorHAnsi" w:hAnsiTheme="majorHAnsi" w:hint="eastAsia"/>
+              </w:rPr>
+            </w:pPr>
+            <w:r>
+              <w:rPr>
+                <w:rFonts w:asciiTheme="majorHAnsi" w:eastAsiaTheme="majorHAnsi" w:hAnsiTheme="majorHAnsi" w:hint="eastAsia"/>
+              </w:rPr>
+              <w:t>[오후 8:08:23.990] RX  01 64 03 00 05 54 58 12 44 38 B0 12 44 7E 65 12 44 26 C8 11 44 68 AE 12 44 CE 75  (+41ms)</w:t>
+            </w:r>
+          </w:p>
+          <w:p>
+            <w:pPr>
+              <w:pStyle w:val="1-0"/>
+              <w:rPr>
+                <w:rFonts w:asciiTheme="majorHAnsi" w:eastAsiaTheme="majorHAnsi" w:hAnsiTheme="majorHAnsi" w:hint="eastAsia"/>
+              </w:rPr>
+            </w:pPr>
+            <w:r>
+              <w:rPr>
+                <w:rFonts w:asciiTheme="majorHAnsi" w:eastAsiaTheme="majorHAnsi" w:hAnsiTheme="majorHAnsi" w:hint="eastAsia"/>
+              </w:rPr>
+              <w:t>[오후 8:08:23.997] TX  01 64 03 4A C1  (+7ms)</w:t>
+            </w:r>
+          </w:p>
+          <w:p>
+            <w:pPr>
+              <w:pStyle w:val="1-0"/>
+              <w:rPr>
+                <w:rFonts w:asciiTheme="majorHAnsi" w:eastAsiaTheme="majorHAnsi" w:hAnsiTheme="majorHAnsi" w:hint="eastAsia"/>
+              </w:rPr>
+            </w:pPr>
+            <w:r>
+              <w:rPr>
+                <w:rFonts w:asciiTheme="majorHAnsi" w:eastAsiaTheme="majorHAnsi" w:hAnsiTheme="majorHAnsi" w:hint="eastAsia"/>
+              </w:rPr>
+              <w:t xml:space="preserve">[오후 8:08:24.038] RX  01 64 03 00 05 3E 24 12 44 28 99 12 44 47 66 12 44 C2 1A 12 44 </w:t>
+            </w:r>
+            <w:r>
+              <w:rPr>
+                <w:rFonts w:asciiTheme="majorHAnsi" w:eastAsiaTheme="majorHAnsi" w:hAnsiTheme="majorHAnsi" w:hint="eastAsia"/>
+              </w:rPr>
+              <w:lastRenderedPageBreak/>
+              <w:t>1C B5 12 44 B7 54  (+41ms)</w:t>
+            </w:r>
+          </w:p>
+          <w:p>
+            <w:pPr>
+              <w:pStyle w:val="1-0"/>
+              <w:rPr>
+                <w:rFonts w:asciiTheme="majorHAnsi" w:eastAsiaTheme="majorHAnsi" w:hAnsiTheme="majorHAnsi" w:hint="eastAsia"/>
+              </w:rPr>
+            </w:pPr>
+            <w:r>
+              <w:rPr>
+                <w:rFonts w:asciiTheme="majorHAnsi" w:eastAsiaTheme="majorHAnsi" w:hAnsiTheme="majorHAnsi" w:hint="eastAsia"/>
+              </w:rPr>
+              <w:t>[오후 8:08:24.047] TX  01 64 03 4A C1  (+9ms)</w:t>
+            </w:r>
+          </w:p>
+          <w:p>
+            <w:pPr>
+              <w:pStyle w:val="1-0"/>
+              <w:rPr>
+                <w:rFonts w:asciiTheme="majorHAnsi" w:eastAsiaTheme="majorHAnsi" w:hAnsiTheme="majorHAnsi" w:hint="eastAsia"/>
+              </w:rPr>
+            </w:pPr>
+            <w:r>
+              <w:rPr>
+                <w:rFonts w:asciiTheme="majorHAnsi" w:eastAsiaTheme="majorHAnsi" w:hAnsiTheme="majorHAnsi" w:hint="eastAsia"/>
+              </w:rPr>
+              <w:t>[오후 8:08:24.086] RX  01 64 03 00 05 40 29 12 44 AD E0 12 44 FE A7 12 44 79 3C 12 44 A0 D0 12 44 3E 6B  (+39ms)</w:t>
+            </w:r>
+          </w:p>
+          <w:p>
+            <w:pPr>
+              <w:pStyle w:val="1-0"/>
+              <w:rPr>
+                <w:rFonts w:asciiTheme="majorHAnsi" w:eastAsiaTheme="majorHAnsi" w:hAnsiTheme="majorHAnsi" w:hint="eastAsia"/>
+              </w:rPr>
+            </w:pPr>
+            <w:r>
+              <w:rPr>
+                <w:rFonts w:asciiTheme="majorHAnsi" w:eastAsiaTheme="majorHAnsi" w:hAnsiTheme="majorHAnsi" w:hint="eastAsia"/>
+              </w:rPr>
+              <w:t>[오후 8:08:24.094] TX  01 64 03 4A C1  (+8ms)</w:t>
+            </w:r>
+          </w:p>
+          <w:p>
+            <w:pPr>
+              <w:pStyle w:val="1-0"/>
+              <w:rPr>
+                <w:rFonts w:asciiTheme="majorHAnsi" w:eastAsiaTheme="majorHAnsi" w:hAnsiTheme="majorHAnsi" w:hint="eastAsia"/>
+              </w:rPr>
+            </w:pPr>
+            <w:r>
+              <w:rPr>
+                <w:rFonts w:asciiTheme="majorHAnsi" w:eastAsiaTheme="majorHAnsi" w:hAnsiTheme="majorHAnsi" w:hint="eastAsia"/>
+              </w:rPr>
+              <w:t>[오후 8:08:24.133] RX  01 64 03 00 04 26 2D 12 44 9A F0 12 44 B4 8E 12 44 46 2D 12 44 85 B4  (+39ms)</w:t>
+            </w:r>
+          </w:p>
+          <w:p>
+            <w:pPr>
+              <w:pStyle w:val="1-0"/>
+              <w:rPr>
+                <w:rFonts w:asciiTheme="majorHAnsi" w:eastAsiaTheme="majorHAnsi" w:hAnsiTheme="majorHAnsi" w:hint="eastAsia"/>
+              </w:rPr>
+            </w:pPr>
+            <w:r>
+              <w:rPr>
+                <w:rFonts w:asciiTheme="majorHAnsi" w:eastAsiaTheme="majorHAnsi" w:hAnsiTheme="majorHAnsi" w:hint="eastAsia"/>
+              </w:rPr>
+              <w:t>[오후 8:08:24.141] TX  01 64 03 4A C1  (+8ms)</w:t>
+            </w:r>
+          </w:p>
+          <w:p>
+            <w:pPr>
+              <w:pStyle w:val="1-0"/>
+              <w:rPr>
+                <w:rFonts w:asciiTheme="majorHAnsi" w:eastAsiaTheme="majorHAnsi" w:hAnsiTheme="majorHAnsi" w:hint="eastAsia"/>
+              </w:rPr>
+            </w:pPr>
+            <w:r>
+              <w:rPr>
+                <w:rFonts w:asciiTheme="majorHAnsi" w:eastAsiaTheme="majorHAnsi" w:hAnsiTheme="majorHAnsi" w:hint="eastAsia"/>
+              </w:rPr>
+              <w:t>[오후 8:08:24.182] RX  01 64 03 00 05 FA E2 12 44 01 2D 12 44 9C EF 12 44 46 66 12 44 2E 32 12 44 22 5F  (+41ms)</w:t>
+            </w:r>
+          </w:p>
+          <w:p>
+            <w:pPr>
+              <w:pStyle w:val="1-0"/>
+              <w:rPr>
+                <w:rFonts w:asciiTheme="majorHAnsi" w:eastAsiaTheme="majorHAnsi" w:hAnsiTheme="majorHAnsi" w:hint="eastAsia"/>
+              </w:rPr>
+            </w:pPr>
+            <w:r>
+              <w:rPr>
+                <w:rFonts w:asciiTheme="majorHAnsi" w:eastAsiaTheme="majorHAnsi" w:hAnsiTheme="majorHAnsi" w:hint="eastAsia"/>
+              </w:rPr>
+              <w:t>[오후 8:08:24.193] TX  01 64 03 4A C1  (+11ms)</w:t>
+            </w:r>
+          </w:p>
+          <w:p>
+            <w:pPr>
+              <w:pStyle w:val="1-0"/>
+              <w:rPr>
+                <w:rFonts w:asciiTheme="majorHAnsi" w:eastAsiaTheme="majorHAnsi" w:hAnsiTheme="majorHAnsi" w:hint="eastAsia"/>
+              </w:rPr>
+            </w:pPr>
+            <w:r>
+              <w:rPr>
+                <w:rFonts w:asciiTheme="majorHAnsi" w:eastAsiaTheme="majorHAnsi" w:hAnsiTheme="majorHAnsi" w:hint="eastAsia"/>
+              </w:rPr>
+              <w:t>[오후 8:08:24.229] RX  01 64 03 00 05 30 CE 12 44 72 51 12 44 6E E3 12 44 A4 59 12 44 6A 23 12 44 AB B6  (+36ms)</w:t>
+            </w:r>
+          </w:p>
+          <w:p>
+            <w:pPr>
+              <w:pStyle w:val="1-0"/>
+              <w:rPr>
+                <w:rFonts w:asciiTheme="majorHAnsi" w:eastAsiaTheme="majorHAnsi" w:hAnsiTheme="majorHAnsi" w:hint="eastAsia"/>
+              </w:rPr>
+            </w:pPr>
+            <w:r>
+              <w:rPr>
+                <w:rFonts w:asciiTheme="majorHAnsi" w:eastAsiaTheme="majorHAnsi" w:hAnsiTheme="majorHAnsi" w:hint="eastAsia"/>
+              </w:rPr>
+              <w:t>[오후 8:08:24.237] TX  01 64 03 4A C1  (+8ms)</w:t>
+            </w:r>
+          </w:p>
+          <w:p>
+            <w:pPr>
+              <w:pStyle w:val="1-0"/>
+              <w:rPr>
+                <w:rFonts w:asciiTheme="majorHAnsi" w:eastAsiaTheme="majorHAnsi" w:hAnsiTheme="majorHAnsi" w:hint="eastAsia"/>
+              </w:rPr>
+            </w:pPr>
+            <w:r>
+              <w:rPr>
+                <w:rFonts w:asciiTheme="majorHAnsi" w:eastAsiaTheme="majorHAnsi" w:hAnsiTheme="majorHAnsi" w:hint="eastAsia"/>
+              </w:rPr>
+              <w:t>[오후 8:08:24.277] RX  01 64 03 00 05 24 D1 12 44 88 76 12 44 9C F2 12 44 50 7C 12 44 FA 35 12 44 F2 C5  (+40ms)</w:t>
+            </w:r>
+          </w:p>
+          <w:p>
+            <w:pPr>
+              <w:pStyle w:val="1-0"/>
+              <w:rPr>
+                <w:rFonts w:asciiTheme="majorHAnsi" w:eastAsiaTheme="majorHAnsi" w:hAnsiTheme="majorHAnsi" w:hint="eastAsia"/>
+              </w:rPr>
+            </w:pPr>
+            <w:r>
+              <w:rPr>
+                <w:rFonts w:asciiTheme="majorHAnsi" w:eastAsiaTheme="majorHAnsi" w:hAnsiTheme="majorHAnsi" w:hint="eastAsia"/>
+              </w:rPr>
+              <w:t>[오후 8:08:24.285] TX  01 64 03 4A C1  (+8ms)</w:t>
+            </w:r>
+          </w:p>
+          <w:p>
+            <w:pPr>
+              <w:pStyle w:val="1-0"/>
+              <w:rPr>
+                <w:rFonts w:asciiTheme="majorHAnsi" w:eastAsiaTheme="majorHAnsi" w:hAnsiTheme="majorHAnsi" w:hint="eastAsia"/>
+              </w:rPr>
+            </w:pPr>
+            <w:r>
+              <w:rPr>
+                <w:rFonts w:asciiTheme="majorHAnsi" w:eastAsiaTheme="majorHAnsi" w:hAnsiTheme="majorHAnsi" w:hint="eastAsia"/>
+              </w:rPr>
+              <w:t>[오후 8:08:24.325] RX  01 64 03 00 04 66 F2 12 44 E6 69 12 44 DE 07 13 44 AE 88 12 44 13 20  (+40ms)</w:t>
+            </w:r>
+          </w:p>
+          <w:p>
+            <w:pPr>
+              <w:pStyle w:val="1-0"/>
+              <w:rPr>
+                <w:rFonts w:asciiTheme="majorHAnsi" w:eastAsiaTheme="majorHAnsi" w:hAnsiTheme="majorHAnsi" w:hint="eastAsia"/>
+              </w:rPr>
+            </w:pPr>
+            <w:r>
+              <w:rPr>
+                <w:rFonts w:asciiTheme="majorHAnsi" w:eastAsiaTheme="majorHAnsi" w:hAnsiTheme="majorHAnsi" w:hint="eastAsia"/>
+              </w:rPr>
+              <w:t>[오후 8:08:24.332] TX  01 64 03 4A C1  (+7ms)</w:t>
+            </w:r>
+          </w:p>
+          <w:p>
+            <w:pPr>
+              <w:pStyle w:val="1-0"/>
+              <w:rPr>
+                <w:rFonts w:asciiTheme="majorHAnsi" w:eastAsiaTheme="majorHAnsi" w:hAnsiTheme="majorHAnsi" w:hint="eastAsia"/>
+              </w:rPr>
+            </w:pPr>
+            <w:r>
+              <w:rPr>
+                <w:rFonts w:asciiTheme="majorHAnsi" w:eastAsiaTheme="majorHAnsi" w:hAnsiTheme="majorHAnsi" w:hint="eastAsia"/>
+              </w:rPr>
+              <w:t>[오후 8:08:24.373] RX  01 64 03 00 05 21 4C 12 44 04 B7 12 44 F8 69 12 44 8A 2A 13 44 14 5F 12 44 9E 7F  (+41ms)</w:t>
+            </w:r>
+          </w:p>
+          <w:p>
+            <w:pPr>
+              <w:pStyle w:val="1-0"/>
+              <w:rPr>
+                <w:rFonts w:asciiTheme="majorHAnsi" w:eastAsiaTheme="majorHAnsi" w:hAnsiTheme="majorHAnsi" w:hint="eastAsia"/>
+              </w:rPr>
+            </w:pPr>
+            <w:r>
+              <w:rPr>
+                <w:rFonts w:asciiTheme="majorHAnsi" w:eastAsiaTheme="majorHAnsi" w:hAnsiTheme="majorHAnsi" w:hint="eastAsia"/>
+              </w:rPr>
+              <w:t>[오후 8:08:24.380] TX  01 64 03 4A C1  (+7ms)</w:t>
+            </w:r>
+          </w:p>
+          <w:p>
+            <w:pPr>
+              <w:pStyle w:val="1-0"/>
+              <w:rPr>
+                <w:rFonts w:asciiTheme="majorHAnsi" w:eastAsiaTheme="majorHAnsi" w:hAnsiTheme="majorHAnsi" w:hint="eastAsia"/>
+              </w:rPr>
+            </w:pPr>
+            <w:r>
+              <w:rPr>
+                <w:rFonts w:asciiTheme="majorHAnsi" w:eastAsiaTheme="majorHAnsi" w:hAnsiTheme="majorHAnsi" w:hint="eastAsia"/>
+              </w:rPr>
+              <w:t>[오후 8:08:24.421] RX  01 64 03 00 05 68 75 12 44 D7 A0 12 44 0B 57 12 44 1E 3B 13 44 5F 65 12 44 24 48  (+41ms)</w:t>
+            </w:r>
+          </w:p>
+          <w:p>
+            <w:pPr>
+              <w:pStyle w:val="1-0"/>
+              <w:rPr>
+                <w:rFonts w:asciiTheme="majorHAnsi" w:eastAsiaTheme="majorHAnsi" w:hAnsiTheme="majorHAnsi" w:hint="eastAsia"/>
+              </w:rPr>
+            </w:pPr>
+            <w:r>
+              <w:rPr>
+                <w:rFonts w:asciiTheme="majorHAnsi" w:eastAsiaTheme="majorHAnsi" w:hAnsiTheme="majorHAnsi" w:hint="eastAsia"/>
+              </w:rPr>
+              <w:t>[오후 8:08:24.429] TX  01 64 03 4A C1  (+8ms)</w:t>
+            </w:r>
+          </w:p>
+          <w:p>
+            <w:pPr>
+              <w:pStyle w:val="1-0"/>
+              <w:rPr>
+                <w:rFonts w:asciiTheme="majorHAnsi" w:eastAsiaTheme="majorHAnsi" w:hAnsiTheme="majorHAnsi" w:hint="eastAsia"/>
+              </w:rPr>
+            </w:pPr>
+            <w:r>
+              <w:rPr>
+                <w:rFonts w:asciiTheme="majorHAnsi" w:eastAsiaTheme="majorHAnsi" w:hAnsiTheme="majorHAnsi" w:hint="eastAsia"/>
+              </w:rPr>
+              <w:t>[오후 8:08:24.469] RX  01 64 03 00 05 25 6A 12 44 52 56 12 44 76 51 12 44 88 2F 13 44 2E 76 12 44 C5 62  (+40ms)</w:t>
+            </w:r>
+          </w:p>
+          <w:p>
+            <w:pPr>
+              <w:pStyle w:val="1-0"/>
+              <w:rPr>
+                <w:rFonts w:asciiTheme="majorHAnsi" w:eastAsiaTheme="majorHAnsi" w:hAnsiTheme="majorHAnsi" w:hint="eastAsia"/>
+              </w:rPr>
+            </w:pPr>
+            <w:r>
+              <w:rPr>
+                <w:rFonts w:asciiTheme="majorHAnsi" w:eastAsiaTheme="majorHAnsi" w:hAnsiTheme="majorHAnsi" w:hint="eastAsia"/>
+              </w:rPr>
+              <w:t>[오후 8:08:24.476] TX  01 64 03 4A C1  (+7ms)</w:t>
+            </w:r>
+          </w:p>
+          <w:p>
+            <w:pPr>
+              <w:pStyle w:val="1-0"/>
+              <w:rPr>
+                <w:rFonts w:asciiTheme="majorHAnsi" w:eastAsiaTheme="majorHAnsi" w:hAnsiTheme="majorHAnsi" w:hint="eastAsia"/>
+              </w:rPr>
+            </w:pPr>
+            <w:r>
+              <w:rPr>
+                <w:rFonts w:asciiTheme="majorHAnsi" w:eastAsiaTheme="majorHAnsi" w:hAnsiTheme="majorHAnsi" w:hint="eastAsia"/>
+              </w:rPr>
+              <w:t>[오후 8:08:24.518] RX  01 64 03 00 05 82 68 12 44 0A 2C 12 44 8F 85 12 44 9E 1E 13 44 0C 97 12 44 49 48  (+42ms)</w:t>
+            </w:r>
+          </w:p>
+          <w:p>
+            <w:pPr>
+              <w:pStyle w:val="1-0"/>
+              <w:rPr>
+                <w:rFonts w:asciiTheme="majorHAnsi" w:eastAsiaTheme="majorHAnsi" w:hAnsiTheme="majorHAnsi" w:hint="eastAsia"/>
+              </w:rPr>
+            </w:pPr>
+            <w:r>
+              <w:rPr>
+                <w:rFonts w:asciiTheme="majorHAnsi" w:eastAsiaTheme="majorHAnsi" w:hAnsiTheme="majorHAnsi" w:hint="eastAsia"/>
+              </w:rPr>
+              <w:t>[오후 8:08:24.526] TX  01 64 03 4A C1  (+8ms)</w:t>
+            </w:r>
+          </w:p>
+          <w:p>
+            <w:pPr>
+              <w:pStyle w:val="1-0"/>
+              <w:rPr>
+                <w:rFonts w:asciiTheme="majorHAnsi" w:eastAsiaTheme="majorHAnsi" w:hAnsiTheme="majorHAnsi" w:hint="eastAsia"/>
+              </w:rPr>
+            </w:pPr>
+            <w:r>
+              <w:rPr>
+                <w:rFonts w:asciiTheme="majorHAnsi" w:eastAsiaTheme="majorHAnsi" w:hAnsiTheme="majorHAnsi" w:hint="eastAsia"/>
+              </w:rPr>
+              <w:t>[오후 8:08:24.566] RX  01 64 03 00 05 6C 4E 12 44 7B CB 11 44 F2 91 12 44 7A 0B 13 44 2E A4 12 44 A9 32  (+40ms)</w:t>
+            </w:r>
+          </w:p>
+          <w:p>
+            <w:pPr>
+              <w:pStyle w:val="1-0"/>
+              <w:rPr>
+                <w:rFonts w:asciiTheme="majorHAnsi" w:eastAsiaTheme="majorHAnsi" w:hAnsiTheme="majorHAnsi" w:hint="eastAsia"/>
+              </w:rPr>
+            </w:pPr>
+            <w:r>
+              <w:rPr>
+                <w:rFonts w:asciiTheme="majorHAnsi" w:eastAsiaTheme="majorHAnsi" w:hAnsiTheme="majorHAnsi" w:hint="eastAsia"/>
+              </w:rPr>
+              <w:t>[오후 8:08:24.575] TX  01 64 03 4A C1  (+9ms)</w:t>
+            </w:r>
+          </w:p>
+          <w:p>
+            <w:pPr>
+              <w:pStyle w:val="1-0"/>
+              <w:rPr>
+                <w:rFonts w:asciiTheme="majorHAnsi" w:eastAsiaTheme="majorHAnsi" w:hAnsiTheme="majorHAnsi" w:hint="eastAsia"/>
+              </w:rPr>
+            </w:pPr>
+            <w:r>
+              <w:rPr>
+                <w:rFonts w:asciiTheme="majorHAnsi" w:eastAsiaTheme="majorHAnsi" w:hAnsiTheme="majorHAnsi" w:hint="eastAsia"/>
+              </w:rPr>
+              <w:t>[오후 8:08:24.613] RX  01 64 03 00 04 B9 54 12 44 A0 E5 11 44 9F A3 12 44 50 0D 13 44 42 EE  (+38ms)</w:t>
+            </w:r>
+          </w:p>
+          <w:p>
+            <w:pPr>
+              <w:pStyle w:val="1-0"/>
+              <w:rPr>
+                <w:rFonts w:asciiTheme="majorHAnsi" w:eastAsiaTheme="majorHAnsi" w:hAnsiTheme="majorHAnsi" w:hint="eastAsia"/>
+              </w:rPr>
+            </w:pPr>
+            <w:r>
+              <w:rPr>
+                <w:rFonts w:asciiTheme="majorHAnsi" w:eastAsiaTheme="majorHAnsi" w:hAnsiTheme="majorHAnsi" w:hint="eastAsia"/>
+              </w:rPr>
+              <w:lastRenderedPageBreak/>
+              <w:t>[오후 8:08:24.620] TX  01 64 03 4A C1  (+7ms)</w:t>
+            </w:r>
+          </w:p>
+          <w:p>
+            <w:pPr>
+              <w:pStyle w:val="1-0"/>
+              <w:rPr>
+                <w:rFonts w:asciiTheme="majorHAnsi" w:eastAsiaTheme="majorHAnsi" w:hAnsiTheme="majorHAnsi" w:hint="eastAsia"/>
+              </w:rPr>
+            </w:pPr>
+            <w:r>
+              <w:rPr>
+                <w:rFonts w:asciiTheme="majorHAnsi" w:eastAsiaTheme="majorHAnsi" w:hAnsiTheme="majorHAnsi" w:hint="eastAsia"/>
+              </w:rPr>
+              <w:t>[오후 8:08:24.661] RX  01 64 03 00 05 02 A3 12 44 FC 5E 12 44 DD FA 11 44 05 8C 12 44 5F F5 12 44 E0 E1  (+41ms)</w:t>
+            </w:r>
+          </w:p>
+          <w:p>
+            <w:pPr>
+              <w:pStyle w:val="1-0"/>
+              <w:rPr>
+                <w:rFonts w:asciiTheme="majorHAnsi" w:eastAsiaTheme="majorHAnsi" w:hAnsiTheme="majorHAnsi" w:hint="eastAsia"/>
+              </w:rPr>
+            </w:pPr>
+            <w:r>
+              <w:rPr>
+                <w:rFonts w:asciiTheme="majorHAnsi" w:eastAsiaTheme="majorHAnsi" w:hAnsiTheme="majorHAnsi" w:hint="eastAsia"/>
+              </w:rPr>
+              <w:t>[오후 8:08:24.668] TX  01 64 03 4A C1  (+7ms)</w:t>
+            </w:r>
+          </w:p>
+          <w:p>
+            <w:pPr>
+              <w:pStyle w:val="1-0"/>
+              <w:rPr>
+                <w:rFonts w:asciiTheme="majorHAnsi" w:eastAsiaTheme="majorHAnsi" w:hAnsiTheme="majorHAnsi" w:hint="eastAsia"/>
+              </w:rPr>
+            </w:pPr>
+            <w:r>
+              <w:rPr>
+                <w:rFonts w:asciiTheme="majorHAnsi" w:eastAsiaTheme="majorHAnsi" w:hAnsiTheme="majorHAnsi" w:hint="eastAsia"/>
+              </w:rPr>
+              <w:t>[오후 8:08:24.709] RX  01 64 03 00 05 0A B7 12 44 8E 8B 12 44 22 0D 12 44 12 A2 12 44 10 99 12 44 63 CD  (+41ms)</w:t>
+            </w:r>
+          </w:p>
+          <w:p>
+            <w:pPr>
+              <w:pStyle w:val="1-0"/>
+              <w:rPr>
+                <w:rFonts w:asciiTheme="majorHAnsi" w:eastAsiaTheme="majorHAnsi" w:hAnsiTheme="majorHAnsi" w:hint="eastAsia"/>
+              </w:rPr>
+            </w:pPr>
+            <w:r>
+              <w:rPr>
+                <w:rFonts w:asciiTheme="majorHAnsi" w:eastAsiaTheme="majorHAnsi" w:hAnsiTheme="majorHAnsi" w:hint="eastAsia"/>
+              </w:rPr>
+              <w:t>[오후 8:08:24.716] TX  01 64 03 4A C1  (+7ms)</w:t>
+            </w:r>
+          </w:p>
+          <w:p>
+            <w:pPr>
+              <w:pStyle w:val="1-0"/>
+              <w:rPr>
+                <w:rFonts w:asciiTheme="majorHAnsi" w:eastAsiaTheme="majorHAnsi" w:hAnsiTheme="majorHAnsi" w:hint="eastAsia"/>
+              </w:rPr>
+            </w:pPr>
+            <w:r>
+              <w:rPr>
+                <w:rFonts w:asciiTheme="majorHAnsi" w:eastAsiaTheme="majorHAnsi" w:hAnsiTheme="majorHAnsi" w:hint="eastAsia"/>
+              </w:rPr>
+              <w:t>[오후 8:08:24.757] RX  01 64 03 00 05 0C AF 12 44 B5 8D 12 44 E8 EE 11 44 A5 7D 12 44 E0 17 12 44 9C 8D  (+41ms)</w:t>
+            </w:r>
+          </w:p>
+          <w:p>
+            <w:pPr>
+              <w:pStyle w:val="1-0"/>
+              <w:rPr>
+                <w:rFonts w:asciiTheme="majorHAnsi" w:eastAsiaTheme="majorHAnsi" w:hAnsiTheme="majorHAnsi" w:hint="eastAsia"/>
+              </w:rPr>
+            </w:pPr>
+            <w:r>
+              <w:rPr>
+                <w:rFonts w:asciiTheme="majorHAnsi" w:eastAsiaTheme="majorHAnsi" w:hAnsiTheme="majorHAnsi" w:hint="eastAsia"/>
+              </w:rPr>
+              <w:t>[오후 8:08:24.765] TX  01 64 03 4A C1  (+8ms)</w:t>
+            </w:r>
+          </w:p>
+          <w:p>
+            <w:pPr>
+              <w:pStyle w:val="1-0"/>
+              <w:rPr>
+                <w:rFonts w:asciiTheme="majorHAnsi" w:eastAsiaTheme="majorHAnsi" w:hAnsiTheme="majorHAnsi" w:hint="eastAsia"/>
+              </w:rPr>
+            </w:pPr>
+            <w:r>
+              <w:rPr>
+                <w:rFonts w:asciiTheme="majorHAnsi" w:eastAsiaTheme="majorHAnsi" w:hAnsiTheme="majorHAnsi" w:hint="eastAsia"/>
+              </w:rPr>
+              <w:t>[오후 8:08:24.805] RX  01 64 03 00 04 B0 AF 12 44 F0 A9 12 44 D6 EF 11 44 22 97 12 44 16 CF  (+40ms)</w:t>
+            </w:r>
+          </w:p>
+          <w:p>
+            <w:pPr>
+              <w:pStyle w:val="1-0"/>
+              <w:rPr>
+                <w:rFonts w:asciiTheme="majorHAnsi" w:eastAsiaTheme="majorHAnsi" w:hAnsiTheme="majorHAnsi" w:hint="eastAsia"/>
+              </w:rPr>
+            </w:pPr>
+            <w:r>
+              <w:rPr>
+                <w:rFonts w:asciiTheme="majorHAnsi" w:eastAsiaTheme="majorHAnsi" w:hAnsiTheme="majorHAnsi" w:hint="eastAsia"/>
+              </w:rPr>
+              <w:t>[오후 8:08:24.812] TX  01 64 03 4A C1  (+7ms)</w:t>
+            </w:r>
+          </w:p>
+          <w:p>
+            <w:pPr>
+              <w:pStyle w:val="1-0"/>
+              <w:rPr>
+                <w:rFonts w:asciiTheme="majorHAnsi" w:eastAsiaTheme="majorHAnsi" w:hAnsiTheme="majorHAnsi" w:hint="eastAsia"/>
+              </w:rPr>
+            </w:pPr>
+            <w:r>
+              <w:rPr>
+                <w:rFonts w:asciiTheme="majorHAnsi" w:eastAsiaTheme="majorHAnsi" w:hAnsiTheme="majorHAnsi" w:hint="eastAsia"/>
+              </w:rPr>
+              <w:t>[오후 8:08:24.853] RX  01 64 03 00 05 1E 16 12 44 BA AC 12 44 1C A7 12 44 04 E7 11 44 9C 8E 12 44 3B FA  (+41ms)</w:t>
+            </w:r>
+          </w:p>
+          <w:p>
+            <w:pPr>
+              <w:pStyle w:val="1-0"/>
+              <w:rPr>
+                <w:rFonts w:asciiTheme="majorHAnsi" w:eastAsiaTheme="majorHAnsi" w:hAnsiTheme="majorHAnsi" w:hint="eastAsia"/>
+              </w:rPr>
+            </w:pPr>
+            <w:r>
+              <w:rPr>
+                <w:rFonts w:asciiTheme="majorHAnsi" w:eastAsiaTheme="majorHAnsi" w:hAnsiTheme="majorHAnsi" w:hint="eastAsia"/>
+              </w:rPr>
+              <w:t>[오후 8:08:24.861] TX  01 64 03 4A C1  (+8ms)</w:t>
+            </w:r>
+          </w:p>
+          <w:p>
+            <w:pPr>
+              <w:pStyle w:val="1-0"/>
+              <w:rPr>
+                <w:rFonts w:asciiTheme="majorHAnsi" w:eastAsiaTheme="majorHAnsi" w:hAnsiTheme="majorHAnsi" w:hint="eastAsia"/>
+              </w:rPr>
+            </w:pPr>
+            <w:r>
+              <w:rPr>
+                <w:rFonts w:asciiTheme="majorHAnsi" w:eastAsiaTheme="majorHAnsi" w:hAnsiTheme="majorHAnsi" w:hint="eastAsia"/>
+              </w:rPr>
+              <w:t>[오후 8:08:24.901] RX  01 64 03 00 05 86 27 12 44 98 C0 12 44 12 98 12 44 4F ED 11 44 C8 D4 12 44 78 F1  (+40ms)</w:t>
+            </w:r>
+          </w:p>
+          <w:p>
+            <w:pPr>
+              <w:pStyle w:val="1-0"/>
+              <w:rPr>
+                <w:rFonts w:asciiTheme="majorHAnsi" w:eastAsiaTheme="majorHAnsi" w:hAnsiTheme="majorHAnsi" w:hint="eastAsia"/>
+              </w:rPr>
+            </w:pPr>
+            <w:r>
+              <w:rPr>
+                <w:rFonts w:asciiTheme="majorHAnsi" w:eastAsiaTheme="majorHAnsi" w:hAnsiTheme="majorHAnsi" w:hint="eastAsia"/>
+              </w:rPr>
+              <w:t>[오후 8:08:24.910] TX  01 64 03 4A C1  (+9ms)</w:t>
+            </w:r>
+          </w:p>
+          <w:p>
+            <w:pPr>
+              <w:pStyle w:val="1-0"/>
+              <w:rPr>
+                <w:rFonts w:asciiTheme="majorHAnsi" w:eastAsiaTheme="majorHAnsi" w:hAnsiTheme="majorHAnsi" w:hint="eastAsia"/>
+              </w:rPr>
+            </w:pPr>
+            <w:r>
+              <w:rPr>
+                <w:rFonts w:asciiTheme="majorHAnsi" w:eastAsiaTheme="majorHAnsi" w:hAnsiTheme="majorHAnsi" w:hint="eastAsia"/>
+              </w:rPr>
+              <w:t>[오후 8:08:24.949] RX  01 64 03 00 05 C0 32 12 44 D0 CC 12 44 E2 68 12 44 79 FD 11 44 8A CE 12 44 2B 26  (+39ms)</w:t>
+            </w:r>
+          </w:p>
+          <w:p>
+            <w:pPr>
+              <w:pStyle w:val="1-0"/>
+              <w:rPr>
+                <w:rFonts w:asciiTheme="majorHAnsi" w:eastAsiaTheme="majorHAnsi" w:hAnsiTheme="majorHAnsi" w:hint="eastAsia"/>
+              </w:rPr>
+            </w:pPr>
+            <w:r>
+              <w:rPr>
+                <w:rFonts w:asciiTheme="majorHAnsi" w:eastAsiaTheme="majorHAnsi" w:hAnsiTheme="majorHAnsi" w:hint="eastAsia"/>
+              </w:rPr>
+              <w:t>[오후 8:08:24.957] TX  01 64 03 4A C1  (+8ms)</w:t>
+            </w:r>
+          </w:p>
+          <w:p>
+            <w:pPr>
+              <w:pStyle w:val="1-0"/>
+              <w:rPr>
+                <w:rFonts w:asciiTheme="majorHAnsi" w:eastAsiaTheme="majorHAnsi" w:hAnsiTheme="majorHAnsi" w:hint="eastAsia"/>
+              </w:rPr>
+            </w:pPr>
+            <w:r>
+              <w:rPr>
+                <w:rFonts w:asciiTheme="majorHAnsi" w:eastAsiaTheme="majorHAnsi" w:hAnsiTheme="majorHAnsi" w:hint="eastAsia"/>
+              </w:rPr>
+              <w:t>[오후 8:08:24.997] RX  01 64 03 00 05 D0 3B 12 44 C2 E8 12 44 A1 62 12 44 F8 3E 12 44 FB D1 12 44 AA 14  (+40ms)</w:t>
+            </w:r>
+          </w:p>
+          <w:p>
+            <w:pPr>
+              <w:pStyle w:val="1-0"/>
+              <w:rPr>
+                <w:rFonts w:asciiTheme="majorHAnsi" w:eastAsiaTheme="majorHAnsi" w:hAnsiTheme="majorHAnsi" w:hint="eastAsia"/>
+              </w:rPr>
+            </w:pPr>
+            <w:r>
+              <w:rPr>
+                <w:rFonts w:asciiTheme="majorHAnsi" w:eastAsiaTheme="majorHAnsi" w:hAnsiTheme="majorHAnsi" w:hint="eastAsia"/>
+              </w:rPr>
+              <w:t>[오후 8:08:25.004] TX  01 64 03 4A C1  (+7ms)</w:t>
+            </w:r>
+          </w:p>
+          <w:p>
+            <w:pPr>
+              <w:pStyle w:val="1-0"/>
+              <w:rPr>
+                <w:rFonts w:asciiTheme="majorHAnsi" w:eastAsiaTheme="majorHAnsi" w:hAnsiTheme="majorHAnsi" w:hint="eastAsia"/>
+              </w:rPr>
+            </w:pPr>
+            <w:r>
+              <w:rPr>
+                <w:rFonts w:asciiTheme="majorHAnsi" w:eastAsiaTheme="majorHAnsi" w:hAnsiTheme="majorHAnsi" w:hint="eastAsia"/>
+              </w:rPr>
+              <w:t>[오후 8:08:25.045] RX  01 64 03 00 04 8E 48 12 44 0E F4 12 44 7E 61 12 44 5A 31 12 44 2C E8  (+41ms)</w:t>
+            </w:r>
+          </w:p>
+          <w:p>
+            <w:pPr>
+              <w:pStyle w:val="1-0"/>
+              <w:rPr>
+                <w:rFonts w:asciiTheme="majorHAnsi" w:eastAsiaTheme="majorHAnsi" w:hAnsiTheme="majorHAnsi" w:hint="eastAsia"/>
+              </w:rPr>
+            </w:pPr>
+            <w:r>
+              <w:rPr>
+                <w:rFonts w:asciiTheme="majorHAnsi" w:eastAsiaTheme="majorHAnsi" w:hAnsiTheme="majorHAnsi" w:hint="eastAsia"/>
+              </w:rPr>
+              <w:t>[오후 8:08:25.054] TX  01 64 03 4A C1  (+9ms)</w:t>
+            </w:r>
+          </w:p>
+          <w:p>
+            <w:pPr>
+              <w:pStyle w:val="1-0"/>
+              <w:rPr>
+                <w:rFonts w:asciiTheme="majorHAnsi" w:eastAsiaTheme="majorHAnsi" w:hAnsiTheme="majorHAnsi" w:hint="eastAsia"/>
+              </w:rPr>
+            </w:pPr>
+            <w:r>
+              <w:rPr>
+                <w:rFonts w:asciiTheme="majorHAnsi" w:eastAsiaTheme="majorHAnsi" w:hAnsiTheme="majorHAnsi" w:hint="eastAsia"/>
+              </w:rPr>
+              <w:t>[오후 8:08:25.093] RX  01 64 03 00 05 AE D8 12 44 82 39 12 44 66 02 13 44 E1 5C 12 44 22 49 12 44 3A 63  (+39ms)</w:t>
+            </w:r>
+          </w:p>
+          <w:p>
+            <w:pPr>
+              <w:pStyle w:val="1-0"/>
+              <w:rPr>
+                <w:rFonts w:asciiTheme="majorHAnsi" w:eastAsiaTheme="majorHAnsi" w:hAnsiTheme="majorHAnsi" w:hint="eastAsia"/>
+              </w:rPr>
+            </w:pPr>
+            <w:r>
+              <w:rPr>
+                <w:rFonts w:asciiTheme="majorHAnsi" w:eastAsiaTheme="majorHAnsi" w:hAnsiTheme="majorHAnsi" w:hint="eastAsia"/>
+              </w:rPr>
+              <w:t>[오후 8:08:25.101] TX  01 64 03 4A C1  (+8ms)</w:t>
+            </w:r>
+          </w:p>
+          <w:p>
+            <w:pPr>
+              <w:pStyle w:val="1-0"/>
+              <w:rPr>
+                <w:rFonts w:asciiTheme="majorHAnsi" w:eastAsiaTheme="majorHAnsi" w:hAnsiTheme="majorHAnsi" w:hint="eastAsia"/>
+              </w:rPr>
+            </w:pPr>
+            <w:r>
+              <w:rPr>
+                <w:rFonts w:asciiTheme="majorHAnsi" w:eastAsiaTheme="majorHAnsi" w:hAnsiTheme="majorHAnsi" w:hint="eastAsia"/>
+              </w:rPr>
+              <w:t>[오후 8:08:25.141] RX  01 64 03 00 05 C6 9D 12 44 AC 3C 12 44 1B FA 12 44 63 50 12 44 9A 46 12 44 56 2E  (+40ms)</w:t>
+            </w:r>
+          </w:p>
+          <w:p>
+            <w:pPr>
+              <w:pStyle w:val="1-0"/>
+              <w:rPr>
+                <w:rFonts w:asciiTheme="majorHAnsi" w:eastAsiaTheme="majorHAnsi" w:hAnsiTheme="majorHAnsi" w:hint="eastAsia"/>
+              </w:rPr>
+            </w:pPr>
+            <w:r>
+              <w:rPr>
+                <w:rFonts w:asciiTheme="majorHAnsi" w:eastAsiaTheme="majorHAnsi" w:hAnsiTheme="majorHAnsi" w:hint="eastAsia"/>
+              </w:rPr>
+              <w:t>[오후 8:08:25.150] TX  01 64 03 4A C1  (+9ms)</w:t>
+            </w:r>
+          </w:p>
+          <w:p>
+            <w:pPr>
+              <w:pStyle w:val="1-0"/>
+              <w:rPr>
+                <w:rFonts w:asciiTheme="majorHAnsi" w:eastAsiaTheme="majorHAnsi" w:hAnsiTheme="majorHAnsi" w:hint="eastAsia"/>
+              </w:rPr>
+            </w:pPr>
+            <w:r>
+              <w:rPr>
+                <w:rFonts w:asciiTheme="majorHAnsi" w:eastAsiaTheme="majorHAnsi" w:hAnsiTheme="majorHAnsi" w:hint="eastAsia"/>
+              </w:rPr>
+              <w:t>[오후 8:08:25.189] RX  01 64 03 00 05 08 7B 12 44 18 49 12 44 77 F6 12 44 1C 5D 12 44 FC 4C 12 44 D9 F0  (+39ms)</w:t>
+            </w:r>
+          </w:p>
+          <w:p>
+            <w:pPr>
+              <w:pStyle w:val="1-0"/>
+              <w:rPr>
+                <w:rFonts w:asciiTheme="majorHAnsi" w:eastAsiaTheme="majorHAnsi" w:hAnsiTheme="majorHAnsi" w:hint="eastAsia"/>
+              </w:rPr>
+            </w:pPr>
+            <w:r>
+              <w:rPr>
+                <w:rFonts w:asciiTheme="majorHAnsi" w:eastAsiaTheme="majorHAnsi" w:hAnsiTheme="majorHAnsi" w:hint="eastAsia"/>
+              </w:rPr>
+              <w:t>[오후 8:08:25.198] TX  01 64 03 4A C1  (+9ms)</w:t>
+            </w:r>
+          </w:p>
+          <w:p>
+            <w:pPr>
+              <w:pStyle w:val="1-0"/>
+              <w:rPr>
+                <w:rFonts w:asciiTheme="majorHAnsi" w:eastAsiaTheme="majorHAnsi" w:hAnsiTheme="majorHAnsi" w:hint="eastAsia"/>
+              </w:rPr>
+            </w:pPr>
+            <w:r>
+              <w:rPr>
+                <w:rFonts w:asciiTheme="majorHAnsi" w:eastAsiaTheme="majorHAnsi" w:hAnsiTheme="majorHAnsi" w:hint="eastAsia"/>
+              </w:rPr>
+              <w:lastRenderedPageBreak/>
+              <w:t>[오후 8:08:25.237] RX  01 64 03 00 05 54 5C 12 44 3B 6D 12 44 F4 F4 12 44 AD 6E 12 44 38 21 12 44 2E 74  (+39ms)</w:t>
+            </w:r>
+          </w:p>
+          <w:p>
+            <w:pPr>
+              <w:pStyle w:val="1-0"/>
+              <w:rPr>
+                <w:rFonts w:asciiTheme="majorHAnsi" w:eastAsiaTheme="majorHAnsi" w:hAnsiTheme="majorHAnsi" w:hint="eastAsia"/>
+              </w:rPr>
+            </w:pPr>
+            <w:r>
+              <w:rPr>
+                <w:rFonts w:asciiTheme="majorHAnsi" w:eastAsiaTheme="majorHAnsi" w:hAnsiTheme="majorHAnsi" w:hint="eastAsia"/>
+              </w:rPr>
+              <w:t>[오후 8:08:25.245] TX  01 64 03 4A C1  (+8ms)</w:t>
+            </w:r>
+          </w:p>
+          <w:p>
+            <w:pPr>
+              <w:pStyle w:val="1-0"/>
+              <w:rPr>
+                <w:rFonts w:asciiTheme="majorHAnsi" w:eastAsiaTheme="majorHAnsi" w:hAnsiTheme="majorHAnsi" w:hint="eastAsia"/>
+              </w:rPr>
+            </w:pPr>
+            <w:r>
+              <w:rPr>
+                <w:rFonts w:asciiTheme="majorHAnsi" w:eastAsiaTheme="majorHAnsi" w:hAnsiTheme="majorHAnsi" w:hint="eastAsia"/>
+              </w:rPr>
+              <w:t>[오후 8:08:25.285] RX  01 64 03 00 05 EC 24 12 44 2D 72 12 44 C0 FC 12 44 A6 87 12 44 E4 34 12 44 74 1D  (+40ms)</w:t>
+            </w:r>
+          </w:p>
+          <w:p>
+            <w:pPr>
+              <w:pStyle w:val="1-0"/>
+              <w:rPr>
+                <w:rFonts w:asciiTheme="majorHAnsi" w:eastAsiaTheme="majorHAnsi" w:hAnsiTheme="majorHAnsi" w:hint="eastAsia"/>
+              </w:rPr>
+            </w:pPr>
+            <w:r>
+              <w:rPr>
+                <w:rFonts w:asciiTheme="majorHAnsi" w:eastAsiaTheme="majorHAnsi" w:hAnsiTheme="majorHAnsi" w:hint="eastAsia"/>
+              </w:rPr>
+              <w:t>[오후 8:08:25.294] TX  01 64 03 4A C1  (+9ms)</w:t>
+            </w:r>
+          </w:p>
+          <w:p>
+            <w:pPr>
+              <w:pStyle w:val="1-0"/>
+              <w:rPr>
+                <w:rFonts w:asciiTheme="majorHAnsi" w:eastAsiaTheme="majorHAnsi" w:hAnsiTheme="majorHAnsi" w:hint="eastAsia"/>
+              </w:rPr>
+            </w:pPr>
+            <w:r>
+              <w:rPr>
+                <w:rFonts w:asciiTheme="majorHAnsi" w:eastAsiaTheme="majorHAnsi" w:hAnsiTheme="majorHAnsi" w:hint="eastAsia"/>
+              </w:rPr>
+              <w:t>[오후 8:08:25.333] RX  01 64 03 00 05 50 E6 11 44 AC 8E 12 44 5D FB 12 44 C2 A5 12 44 99 65 12 44 AF 24  (+39ms)</w:t>
+            </w:r>
+          </w:p>
+          <w:p>
+            <w:pPr>
+              <w:pStyle w:val="1-0"/>
+              <w:rPr>
+                <w:rFonts w:asciiTheme="majorHAnsi" w:eastAsiaTheme="majorHAnsi" w:hAnsiTheme="majorHAnsi" w:hint="eastAsia"/>
+              </w:rPr>
+            </w:pPr>
+            <w:r>
+              <w:rPr>
+                <w:rFonts w:asciiTheme="majorHAnsi" w:eastAsiaTheme="majorHAnsi" w:hAnsiTheme="majorHAnsi" w:hint="eastAsia"/>
+              </w:rPr>
+              <w:t>[오후 8:08:25.341] TX  01 64 03 4A C1  (+8ms)</w:t>
+            </w:r>
+          </w:p>
+          <w:p>
+            <w:pPr>
+              <w:pStyle w:val="1-0"/>
+              <w:rPr>
+                <w:rFonts w:asciiTheme="majorHAnsi" w:eastAsiaTheme="majorHAnsi" w:hAnsiTheme="majorHAnsi" w:hint="eastAsia"/>
+              </w:rPr>
+            </w:pPr>
+            <w:r>
+              <w:rPr>
+                <w:rFonts w:asciiTheme="majorHAnsi" w:eastAsiaTheme="majorHAnsi" w:hAnsiTheme="majorHAnsi" w:hint="eastAsia"/>
+              </w:rPr>
+              <w:t>[오후 8:08:25.382] RX  01 64 03 00 04 27 F5 11 44 FA C1 12 44 08 0D 13 44 B5 A4 12 44 BE 97  (+41ms)</w:t>
+            </w:r>
+          </w:p>
+          <w:p>
+            <w:pPr>
+              <w:pStyle w:val="1-0"/>
+              <w:rPr>
+                <w:rFonts w:asciiTheme="majorHAnsi" w:eastAsiaTheme="majorHAnsi" w:hAnsiTheme="majorHAnsi" w:hint="eastAsia"/>
+              </w:rPr>
+            </w:pPr>
+            <w:r>
+              <w:rPr>
+                <w:rFonts w:asciiTheme="majorHAnsi" w:eastAsiaTheme="majorHAnsi" w:hAnsiTheme="majorHAnsi" w:hint="eastAsia"/>
+              </w:rPr>
+              <w:t>[오후 8:08:25.389] TX  01 64 03 4A C1  (+7ms)</w:t>
+            </w:r>
+          </w:p>
+          <w:p>
+            <w:pPr>
+              <w:pStyle w:val="1-0"/>
+              <w:rPr>
+                <w:rFonts w:asciiTheme="majorHAnsi" w:eastAsiaTheme="majorHAnsi" w:hAnsiTheme="majorHAnsi" w:hint="eastAsia"/>
+              </w:rPr>
+            </w:pPr>
+            <w:r>
+              <w:rPr>
+                <w:rFonts w:asciiTheme="majorHAnsi" w:eastAsiaTheme="majorHAnsi" w:hAnsiTheme="majorHAnsi" w:hint="eastAsia"/>
+              </w:rPr>
+              <w:t>[오후 8:08:25.429] RX  01 64 03 00 05 14 6C 12 44 13 ED 11 44 A0 AC 12 44 32 05 13 44 7F CF 12 44 0E 16  (+40ms)</w:t>
+            </w:r>
+          </w:p>
+          <w:p>
+            <w:pPr>
+              <w:pStyle w:val="1-0"/>
+              <w:rPr>
+                <w:rFonts w:asciiTheme="majorHAnsi" w:eastAsiaTheme="majorHAnsi" w:hAnsiTheme="majorHAnsi" w:hint="eastAsia"/>
+              </w:rPr>
+            </w:pPr>
+            <w:r>
+              <w:rPr>
+                <w:rFonts w:asciiTheme="majorHAnsi" w:eastAsiaTheme="majorHAnsi" w:hAnsiTheme="majorHAnsi" w:hint="eastAsia"/>
+              </w:rPr>
+              <w:t>[오후 8:08:25.436] TX  01 64 03 4A C1  (+7ms)</w:t>
+            </w:r>
+          </w:p>
+          <w:p>
+            <w:pPr>
+              <w:pStyle w:val="1-0"/>
+              <w:rPr>
+                <w:rFonts w:asciiTheme="majorHAnsi" w:eastAsiaTheme="majorHAnsi" w:hAnsiTheme="majorHAnsi" w:hint="eastAsia"/>
+              </w:rPr>
+            </w:pPr>
+            <w:r>
+              <w:rPr>
+                <w:rFonts w:asciiTheme="majorHAnsi" w:eastAsiaTheme="majorHAnsi" w:hAnsiTheme="majorHAnsi" w:hint="eastAsia"/>
+              </w:rPr>
+              <w:t>[오후 8:08:25.477] RX  01 64 03 00 06 FE 38 12 44 FC 1E 12 44 AC 9E 12 44 56 96 12 44 CC C3 12 44 43 99 12 44 6B 61  (+41ms)</w:t>
+            </w:r>
+          </w:p>
+          <w:p>
+            <w:pPr>
+              <w:pStyle w:val="1-0"/>
+              <w:rPr>
+                <w:rFonts w:asciiTheme="majorHAnsi" w:eastAsiaTheme="majorHAnsi" w:hAnsiTheme="majorHAnsi" w:hint="eastAsia"/>
+              </w:rPr>
+            </w:pPr>
+            <w:r>
+              <w:rPr>
+                <w:rFonts w:asciiTheme="majorHAnsi" w:eastAsiaTheme="majorHAnsi" w:hAnsiTheme="majorHAnsi" w:hint="eastAsia"/>
+              </w:rPr>
+              <w:t>[오후 8:08:25.484] TX  01 64 03 4A C1  (+7ms)</w:t>
+            </w:r>
+          </w:p>
+          <w:p>
+            <w:pPr>
+              <w:pStyle w:val="1-0"/>
+              <w:rPr>
+                <w:rFonts w:asciiTheme="majorHAnsi" w:eastAsiaTheme="majorHAnsi" w:hAnsiTheme="majorHAnsi" w:hint="eastAsia"/>
+              </w:rPr>
+            </w:pPr>
+            <w:r>
+              <w:rPr>
+                <w:rFonts w:asciiTheme="majorHAnsi" w:eastAsiaTheme="majorHAnsi" w:hAnsiTheme="majorHAnsi" w:hint="eastAsia"/>
+              </w:rPr>
+              <w:t>[오후 8:08:25.525] RX  01 64 03 00 04 8C F1 11 44 F8 97 12 44 BC 12 12 44 FA B3 12 44 20 D2  (+41ms)</w:t>
+            </w:r>
+          </w:p>
+          <w:p>
+            <w:pPr>
+              <w:pStyle w:val="1-0"/>
+              <w:rPr>
+                <w:rFonts w:asciiTheme="majorHAnsi" w:eastAsiaTheme="majorHAnsi" w:hAnsiTheme="majorHAnsi" w:hint="eastAsia"/>
+              </w:rPr>
+            </w:pPr>
+            <w:r>
+              <w:rPr>
+                <w:rFonts w:asciiTheme="majorHAnsi" w:eastAsiaTheme="majorHAnsi" w:hAnsiTheme="majorHAnsi" w:hint="eastAsia"/>
+              </w:rPr>
+              <w:t>[오후 8:08:25.552] TX  01 64 00 0A C0  (+27ms)</w:t>
+            </w:r>
+          </w:p>
+          <w:p>
+            <w:pPr>
+              <w:pStyle w:val="1-0"/>
+              <w:rPr>
+                <w:rFonts w:asciiTheme="majorHAnsi" w:eastAsiaTheme="majorHAnsi" w:hAnsiTheme="majorHAnsi"/>
+              </w:rPr>
+            </w:pPr>
+          </w:p>
+          <w:p>
+            <w:pPr>
+              <w:pStyle w:val="1-0"/>
+              <w:numPr>
+                <w:ilvl w:val="0"/>
+                <w:numId w:val="0"/>
+              </w:numPr>
+              <w:rPr>
+                <w:rFonts w:asciiTheme="majorHAnsi" w:eastAsiaTheme="majorHAnsi" w:hAnsiTheme="majorHAnsi" w:hint="eastAsia"/>
+              </w:rPr>
+            </w:pPr>
+            <w:r>
+              <w:rPr>
+                <w:rFonts w:asciiTheme="majorHAnsi" w:eastAsiaTheme="majorHAnsi" w:hAnsiTheme="majorHAnsi"/>
+              </w:rPr>
+              <w:t>============================================================</w:t>
+            </w:r>
           </w:p>
         </w:tc>
       </w:tr>
@@ -1150,7 +4838,7 @@
       </w:pPr>
     </w:p>
     <w:sectPr>
-      <w:headerReference w:type="default" r:id="rId8"/>
+      <w:headerReference w:type="default" r:id="rId9"/>
       <w:pgSz w:w="11906" w:h="16838"/>
       <w:pgMar w:top="1701" w:right="1440" w:bottom="1440" w:left="1440" w:header="851" w:footer="992" w:gutter="0"/>
       <w:cols w:space="425"/>
